--- a/TFG_AGV_MEMORIA.docx
+++ b/TFG_AGV_MEMORIA.docx
@@ -1302,13 +1302,15 @@
         </w:rPr>
         <w:t xml:space="preserve">Salamanca, </w:t>
       </w:r>
+      <w:proofErr w:type="gramStart"/>
       <w:r>
         <w:rPr>
           <w:sz w:val="28"/>
           <w:szCs w:val="28"/>
         </w:rPr>
-        <w:t>Julio</w:t>
-      </w:r>
+        <w:t>Junio</w:t>
+      </w:r>
+      <w:proofErr w:type="gramEnd"/>
       <w:r>
         <w:rPr>
           <w:sz w:val="28"/>
@@ -13514,19 +13516,7 @@
         <w:pStyle w:val="Descripcin"/>
       </w:pPr>
       <w:r>
-        <w:t xml:space="preserve">Figura </w:t>
-      </w:r>
-      <w:r>
-        <w:t>2</w:t>
-      </w:r>
-      <w:r>
-        <w:t xml:space="preserve">: Esquema </w:t>
-      </w:r>
-      <w:r>
-        <w:t>de funcionamiento</w:t>
-      </w:r>
-      <w:r>
-        <w:t xml:space="preserve"> de la aplicación</w:t>
+        <w:t>Figura 2: Esquema de funcionamiento de la aplicación</w:t>
       </w:r>
       <w:r>
         <w:br/>
@@ -13594,6 +13584,66 @@
     </w:p>
     <w:p>
       <w:pPr>
+        <w:ind w:firstLine="0"/>
+        <w:jc w:val="center"/>
+      </w:pPr>
+      <w:r>
+        <w:rPr>
+          <w:noProof/>
+        </w:rPr>
+        <w:drawing>
+          <wp:inline distT="0" distB="0" distL="0" distR="0" wp14:anchorId="4C0EE22F" wp14:editId="019D754C">
+            <wp:extent cx="5399405" cy="3488055"/>
+            <wp:effectExtent l="0" t="0" r="0" b="4445"/>
+            <wp:docPr id="1002263498" name="Imagen 4"/>
+            <wp:cNvGraphicFramePr>
+              <a:graphicFrameLocks xmlns:a="http://schemas.openxmlformats.org/drawingml/2006/main" noChangeAspect="1"/>
+            </wp:cNvGraphicFramePr>
+            <a:graphic xmlns:a="http://schemas.openxmlformats.org/drawingml/2006/main">
+              <a:graphicData uri="http://schemas.openxmlformats.org/drawingml/2006/picture">
+                <pic:pic xmlns:pic="http://schemas.openxmlformats.org/drawingml/2006/picture">
+                  <pic:nvPicPr>
+                    <pic:cNvPr id="1002263498" name="Imagen 1002263498"/>
+                    <pic:cNvPicPr/>
+                  </pic:nvPicPr>
+                  <pic:blipFill>
+                    <a:blip r:embed="rId21" cstate="print">
+                      <a:extLst>
+                        <a:ext uri="{28A0092B-C50C-407E-A947-70E740481C1C}">
+                          <a14:useLocalDpi xmlns:a14="http://schemas.microsoft.com/office/drawing/2010/main" val="0"/>
+                        </a:ext>
+                      </a:extLst>
+                    </a:blip>
+                    <a:stretch>
+                      <a:fillRect/>
+                    </a:stretch>
+                  </pic:blipFill>
+                  <pic:spPr>
+                    <a:xfrm>
+                      <a:off x="0" y="0"/>
+                      <a:ext cx="5399405" cy="3488055"/>
+                    </a:xfrm>
+                    <a:prstGeom prst="rect">
+                      <a:avLst/>
+                    </a:prstGeom>
+                  </pic:spPr>
+                </pic:pic>
+              </a:graphicData>
+            </a:graphic>
+          </wp:inline>
+        </w:drawing>
+      </w:r>
+    </w:p>
+    <w:p>
+      <w:pPr>
+        <w:pStyle w:val="Descripcin"/>
+      </w:pPr>
+      <w:r>
+        <w:t>Figura 3: Pantalla de inicio de sesión</w:t>
+      </w:r>
+    </w:p>
+    <w:p>
+      <w:pPr>
         <w:pStyle w:val="Ttulo2"/>
       </w:pPr>
       <w:r>
@@ -13603,18 +13653,101 @@
     <w:p>
       <w:pPr>
         <w:ind w:firstLine="0"/>
+        <w:jc w:val="left"/>
+        <w:rPr>
+          <w:noProof/>
+        </w:rPr>
       </w:pPr>
       <w:r>
         <w:t xml:space="preserve">Una vez que el usuario haya iniciado sesión, se encontrará con una pantalla </w:t>
       </w:r>
       <w:r>
-        <w:t xml:space="preserve">en la que se mostrarán los ejercicios </w:t>
-      </w:r>
-      <w:r>
-        <w:t>predefinidos por el rehabilitador/especialista estipulados según las necesidades del paciente</w:t>
-      </w:r>
-      <w:r>
-        <w:t>. En ella encontraremos diferentes subapartados para cada ejercicio en este orden:</w:t>
+        <w:t>en la que se mostrarán los ejercicios predefinidos por el rehabilitador/especialista estipulados según las necesidades del paciente. En ella encontraremos diferentes subapartados para cada ejercicio en este</w:t>
+      </w:r>
+      <w:r>
+        <w:t xml:space="preserve"> </w:t>
+      </w:r>
+      <w:r>
+        <w:t>orden:</w:t>
+      </w:r>
+      <w:r>
+        <w:br/>
+      </w:r>
+      <w:r>
+        <w:br/>
+      </w:r>
+      <w:r>
+        <w:br/>
+      </w:r>
+      <w:r>
+        <w:rPr>
+          <w:noProof/>
+        </w:rPr>
+        <w:lastRenderedPageBreak/>
+        <w:t xml:space="preserve"> </w:t>
+      </w:r>
+      <w:r>
+        <w:rPr>
+          <w:noProof/>
+        </w:rPr>
+        <w:drawing>
+          <wp:inline distT="0" distB="0" distL="0" distR="0" wp14:anchorId="57CCB7A1" wp14:editId="4D0D6DAD">
+            <wp:extent cx="5648400" cy="3600000"/>
+            <wp:effectExtent l="0" t="0" r="3175" b="0"/>
+            <wp:docPr id="1719101907" name="Imagen 1"/>
+            <wp:cNvGraphicFramePr>
+              <a:graphicFrameLocks xmlns:a="http://schemas.openxmlformats.org/drawingml/2006/main" noChangeAspect="1"/>
+            </wp:cNvGraphicFramePr>
+            <a:graphic xmlns:a="http://schemas.openxmlformats.org/drawingml/2006/main">
+              <a:graphicData uri="http://schemas.openxmlformats.org/drawingml/2006/picture">
+                <pic:pic xmlns:pic="http://schemas.openxmlformats.org/drawingml/2006/picture">
+                  <pic:nvPicPr>
+                    <pic:cNvPr id="1719101907" name="Imagen 1719101907"/>
+                    <pic:cNvPicPr/>
+                  </pic:nvPicPr>
+                  <pic:blipFill>
+                    <a:blip r:embed="rId22" cstate="print">
+                      <a:extLst>
+                        <a:ext uri="{28A0092B-C50C-407E-A947-70E740481C1C}">
+                          <a14:useLocalDpi xmlns:a14="http://schemas.microsoft.com/office/drawing/2010/main" val="0"/>
+                        </a:ext>
+                      </a:extLst>
+                    </a:blip>
+                    <a:stretch>
+                      <a:fillRect/>
+                    </a:stretch>
+                  </pic:blipFill>
+                  <pic:spPr>
+                    <a:xfrm>
+                      <a:off x="0" y="0"/>
+                      <a:ext cx="5648400" cy="3600000"/>
+                    </a:xfrm>
+                    <a:prstGeom prst="rect">
+                      <a:avLst/>
+                    </a:prstGeom>
+                  </pic:spPr>
+                </pic:pic>
+              </a:graphicData>
+            </a:graphic>
+          </wp:inline>
+        </w:drawing>
+      </w:r>
+    </w:p>
+    <w:p>
+      <w:pPr>
+        <w:pStyle w:val="Descripcin"/>
+      </w:pPr>
+      <w:r>
+        <w:t xml:space="preserve">Figura </w:t>
+      </w:r>
+      <w:r>
+        <w:t>4</w:t>
+      </w:r>
+      <w:r>
+        <w:t>:</w:t>
+      </w:r>
+      <w:r>
+        <w:t xml:space="preserve"> Pantalla principal</w:t>
       </w:r>
     </w:p>
     <w:p>
@@ -13632,6 +13765,127 @@
       <w:r>
         <w:t>Aquí se mostrará el video explicativo del ejercicio</w:t>
       </w:r>
+      <w:r>
+        <w:t>. En el video se visualiza un video dinámico de como realizar el ejercicio de forma correcta y segura. Explicando paso a paso la técnica y dinámica del ejercicio para que el paciente pueda aprender a hacer la técnica de forma precisa y sin riesgo de lesión. Es recomendable que el paciente antes de realizar cualquier tipo de ejercicio vea antes en varias ocasiones el video explicativo, ya que podrá ayudarte tanto si eres principiante y no sabes cómo realizar el ejercicio correctamente, como si eres una persona con ya con un poco de conocimiento y quieres pasar de una técnica pasable a una perfecta para que puedas realizar con nivel avanzado los ejercicios.</w:t>
+      </w:r>
+    </w:p>
+    <w:p>
+      <w:pPr>
+        <w:ind w:firstLine="0"/>
+      </w:pPr>
+      <w:r>
+        <w:t xml:space="preserve">También serás redirigido aquí para poder visualizar el video si a la hora de realizar el ejercicio, la interfaz del sistema decreta que has cometido tres errores en repeticiones con una técnica no aceptable para evitar lesiones y/o posibles daños. </w:t>
+      </w:r>
+    </w:p>
+    <w:p>
+      <w:pPr>
+        <w:ind w:firstLine="0"/>
+      </w:pPr>
+    </w:p>
+    <w:p>
+      <w:pPr>
+        <w:pStyle w:val="Ttulo3"/>
+      </w:pPr>
+      <w:r>
+        <w:t>Iniciar grabación</w:t>
+      </w:r>
+    </w:p>
+    <w:p>
+      <w:pPr>
+        <w:ind w:firstLine="0"/>
+      </w:pPr>
+      <w:r>
+        <w:t>Este será un botón que iniciará el programa de grabación y medición de movimiento. Llama a la librería de OpenCV y a Mediapipe pose para activar la cámara del dispositivo y ejecutar el programa de trackeamiento de movimiento mediante los landmarks corporales.</w:t>
+      </w:r>
+      <w:r>
+        <w:t xml:space="preserve"> </w:t>
+      </w:r>
+    </w:p>
+    <w:p>
+      <w:pPr>
+        <w:ind w:firstLine="0"/>
+      </w:pPr>
+      <w:r>
+        <w:t>Este botón te mostrará dos opciones de nivel según las capacidades o el nivel del paciente.</w:t>
+      </w:r>
+      <w:r>
+        <w:br/>
+      </w:r>
+    </w:p>
+    <w:p>
+      <w:pPr>
+        <w:pStyle w:val="Prrafodelista"/>
+        <w:numPr>
+          <w:ilvl w:val="0"/>
+          <w:numId w:val="24"/>
+        </w:numPr>
+      </w:pPr>
+      <w:r>
+        <w:t xml:space="preserve">Nivel principiante, si el paciente no tiene correctamente las nociones del perfecto desarrollo del ejercicio. Este es el nivel recomendado por la mayoría de los rehabilitadores y fisioterapeutas para gente que está empezando su proceso de </w:t>
+      </w:r>
+      <w:r>
+        <w:lastRenderedPageBreak/>
+        <w:t xml:space="preserve">recuperación de algunas lesiones Este nivel permite menos rango de movimiento en los </w:t>
+      </w:r>
+      <w:r>
+        <w:t>ejercicios,</w:t>
+      </w:r>
+      <w:r>
+        <w:t xml:space="preserve"> aunque siempre respetando la técnica de movimiento del ejercicio.</w:t>
+      </w:r>
+    </w:p>
+    <w:p>
+      <w:pPr>
+        <w:pStyle w:val="Prrafodelista"/>
+        <w:numPr>
+          <w:ilvl w:val="0"/>
+          <w:numId w:val="24"/>
+        </w:numPr>
+      </w:pPr>
+      <w:r>
+        <w:t xml:space="preserve">Nivel avanzado, para aquellos pacientes más avanzados y que ya superan el nivel principiante con solvencia. Este exige una técnica </w:t>
+      </w:r>
+      <w:r>
+        <w:t>más</w:t>
+      </w:r>
+      <w:r>
+        <w:t xml:space="preserve"> depurada con menos rango de movimiento</w:t>
+      </w:r>
+    </w:p>
+    <w:p>
+      <w:pPr>
+        <w:ind w:firstLine="0"/>
+      </w:pPr>
+      <w:r>
+        <w:t>Antes de empezar la grabación al paciente se le mostrará una pantalla de carga, y se le dará 5 segundos para</w:t>
+      </w:r>
+      <w:r>
+        <w:t xml:space="preserve"> posicionarse para empezar el ejercicio de forma correcta.</w:t>
+      </w:r>
+    </w:p>
+    <w:p>
+      <w:pPr>
+        <w:ind w:firstLine="0"/>
+      </w:pPr>
+      <w:r>
+        <w:t>Dentro de la grabación, el paciente podrá visualizar en todo momento la pantalla del dispositivo, viendo e</w:t>
+      </w:r>
+      <w:r>
+        <w:t>n directo el número de repeticiones correctas según los criterios definidos y las repeticiones erróneas. Cuando el número de repeticiones erróneas llega a 3, el sistema te redigirá automáticamente al video explicativo para evitar lesiones y problemas con una mala técnica y para una correcta desarrollación del ejercicio.</w:t>
+      </w:r>
+    </w:p>
+    <w:p>
+      <w:pPr>
+        <w:ind w:firstLine="0"/>
+      </w:pPr>
+      <w:r>
+        <w:t>También se podrá visualizar una barra de progreso que irá avanzando y cambiando de color según vaya el paciente avanzando en el desarrollo de la técnica. Empezará en cero e irá subiendo progresivamente según las dinámicas del ejercicio.</w:t>
+      </w:r>
+    </w:p>
+    <w:p>
+      <w:pPr>
+        <w:ind w:firstLine="0"/>
+      </w:pPr>
     </w:p>
     <w:p>
       <w:pPr>
@@ -13652,6 +13906,60 @@
       <w:pPr>
         <w:jc w:val="center"/>
       </w:pPr>
+      <w:r>
+        <w:rPr>
+          <w:noProof/>
+        </w:rPr>
+        <w:drawing>
+          <wp:inline distT="0" distB="0" distL="0" distR="0" wp14:anchorId="10116247" wp14:editId="354E5354">
+            <wp:extent cx="5037667" cy="3201048"/>
+            <wp:effectExtent l="0" t="0" r="4445" b="0"/>
+            <wp:docPr id="1265508096" name="Imagen 2"/>
+            <wp:cNvGraphicFramePr>
+              <a:graphicFrameLocks xmlns:a="http://schemas.openxmlformats.org/drawingml/2006/main" noChangeAspect="1"/>
+            </wp:cNvGraphicFramePr>
+            <a:graphic xmlns:a="http://schemas.openxmlformats.org/drawingml/2006/main">
+              <a:graphicData uri="http://schemas.openxmlformats.org/drawingml/2006/picture">
+                <pic:pic xmlns:pic="http://schemas.openxmlformats.org/drawingml/2006/picture">
+                  <pic:nvPicPr>
+                    <pic:cNvPr id="1265508096" name="Imagen 1265508096"/>
+                    <pic:cNvPicPr/>
+                  </pic:nvPicPr>
+                  <pic:blipFill>
+                    <a:blip r:embed="rId23" cstate="print">
+                      <a:extLst>
+                        <a:ext uri="{28A0092B-C50C-407E-A947-70E740481C1C}">
+                          <a14:useLocalDpi xmlns:a14="http://schemas.microsoft.com/office/drawing/2010/main" val="0"/>
+                        </a:ext>
+                      </a:extLst>
+                    </a:blip>
+                    <a:stretch>
+                      <a:fillRect/>
+                    </a:stretch>
+                  </pic:blipFill>
+                  <pic:spPr>
+                    <a:xfrm>
+                      <a:off x="0" y="0"/>
+                      <a:ext cx="5039453" cy="3202183"/>
+                    </a:xfrm>
+                    <a:prstGeom prst="rect">
+                      <a:avLst/>
+                    </a:prstGeom>
+                  </pic:spPr>
+                </pic:pic>
+              </a:graphicData>
+            </a:graphic>
+          </wp:inline>
+        </w:drawing>
+      </w:r>
+    </w:p>
+    <w:p>
+      <w:pPr>
+        <w:pStyle w:val="Descripcin"/>
+      </w:pPr>
+      <w:r>
+        <w:t>Figura 5: Pantalla de inicio de vídeo</w:t>
+      </w:r>
     </w:p>
     <w:p>
       <w:pPr>
@@ -13665,6 +13973,31 @@
     </w:p>
     <w:p>
       <w:pPr>
+        <w:pStyle w:val="Ttulo3"/>
+      </w:pPr>
+      <w:r>
+        <w:lastRenderedPageBreak/>
+        <w:t>Estadísticas del paciente</w:t>
+      </w:r>
+    </w:p>
+    <w:p>
+      <w:pPr>
+        <w:ind w:firstLine="0"/>
+      </w:pPr>
+      <w:r>
+        <w:t xml:space="preserve">En este apartado de la pantalla principal se podrán visualizar las estadísticas de cada ejercicio del paciente. En ellas el paciente podrá visualizar por fecha, el número de series con sus repeticiones correctas y sus repeticiones con error. Así el paciente verá su progreso por días. </w:t>
+      </w:r>
+    </w:p>
+    <w:p>
+      <w:pPr>
+        <w:ind w:firstLine="0"/>
+      </w:pPr>
+      <w:r>
+        <w:t>Estás estadísticas serán solamente informativas para el paciente. El rehabilitador obtendrá un informe más detallado por sesión en las cuales ya se le detallará las estadísticas y errores más importantes del paciente para que luego en la sesión presencial puedan solucionar posibles errores del paciente.</w:t>
+      </w:r>
+    </w:p>
+    <w:p>
+      <w:pPr>
         <w:jc w:val="center"/>
       </w:pPr>
     </w:p>
@@ -13675,6 +14008,65 @@
     </w:p>
     <w:p>
       <w:pPr>
+        <w:jc w:val="left"/>
+      </w:pPr>
+      <w:r>
+        <w:rPr>
+          <w:noProof/>
+        </w:rPr>
+        <w:drawing>
+          <wp:inline distT="0" distB="0" distL="0" distR="0" wp14:anchorId="3C41123E" wp14:editId="7C2DBC4B">
+            <wp:extent cx="5384461" cy="3444838"/>
+            <wp:effectExtent l="0" t="0" r="635" b="0"/>
+            <wp:docPr id="1629026893" name="Imagen 3"/>
+            <wp:cNvGraphicFramePr>
+              <a:graphicFrameLocks xmlns:a="http://schemas.openxmlformats.org/drawingml/2006/main" noChangeAspect="1"/>
+            </wp:cNvGraphicFramePr>
+            <a:graphic xmlns:a="http://schemas.openxmlformats.org/drawingml/2006/main">
+              <a:graphicData uri="http://schemas.openxmlformats.org/drawingml/2006/picture">
+                <pic:pic xmlns:pic="http://schemas.openxmlformats.org/drawingml/2006/picture">
+                  <pic:nvPicPr>
+                    <pic:cNvPr id="1629026893" name="Imagen 1629026893"/>
+                    <pic:cNvPicPr/>
+                  </pic:nvPicPr>
+                  <pic:blipFill>
+                    <a:blip r:embed="rId24" cstate="print">
+                      <a:extLst>
+                        <a:ext uri="{28A0092B-C50C-407E-A947-70E740481C1C}">
+                          <a14:useLocalDpi xmlns:a14="http://schemas.microsoft.com/office/drawing/2010/main" val="0"/>
+                        </a:ext>
+                      </a:extLst>
+                    </a:blip>
+                    <a:stretch>
+                      <a:fillRect/>
+                    </a:stretch>
+                  </pic:blipFill>
+                  <pic:spPr>
+                    <a:xfrm>
+                      <a:off x="0" y="0"/>
+                      <a:ext cx="5419317" cy="3467138"/>
+                    </a:xfrm>
+                    <a:prstGeom prst="rect">
+                      <a:avLst/>
+                    </a:prstGeom>
+                  </pic:spPr>
+                </pic:pic>
+              </a:graphicData>
+            </a:graphic>
+          </wp:inline>
+        </w:drawing>
+      </w:r>
+    </w:p>
+    <w:p>
+      <w:pPr>
+        <w:pStyle w:val="Descripcin"/>
+      </w:pPr>
+      <w:r>
+        <w:t>Figura 6: Pantalla de estadísticas del paciente</w:t>
+      </w:r>
+    </w:p>
+    <w:p>
+      <w:pPr>
         <w:jc w:val="center"/>
       </w:pPr>
     </w:p>
@@ -13705,92 +14097,7 @@
     </w:p>
     <w:p>
       <w:pPr>
-        <w:jc w:val="center"/>
-      </w:pPr>
-    </w:p>
-    <w:p>
-      <w:pPr>
-        <w:jc w:val="center"/>
-      </w:pPr>
-    </w:p>
-    <w:p>
-      <w:pPr>
-        <w:jc w:val="center"/>
-      </w:pPr>
-    </w:p>
-    <w:p>
-      <w:pPr>
-        <w:jc w:val="center"/>
-      </w:pPr>
-    </w:p>
-    <w:p>
-      <w:pPr>
-        <w:jc w:val="center"/>
-      </w:pPr>
-    </w:p>
-    <w:p>
-      <w:pPr>
-        <w:jc w:val="center"/>
-      </w:pPr>
-    </w:p>
-    <w:p>
-      <w:pPr>
-        <w:jc w:val="center"/>
-      </w:pPr>
-    </w:p>
-    <w:p>
-      <w:pPr>
-        <w:jc w:val="center"/>
-      </w:pPr>
-    </w:p>
-    <w:p>
-      <w:pPr>
-        <w:jc w:val="center"/>
-      </w:pPr>
-    </w:p>
-    <w:p>
-      <w:pPr>
-        <w:jc w:val="center"/>
-      </w:pPr>
-    </w:p>
-    <w:p>
-      <w:pPr>
-        <w:jc w:val="center"/>
-      </w:pPr>
-    </w:p>
-    <w:p>
-      <w:pPr>
-        <w:jc w:val="center"/>
-      </w:pPr>
-    </w:p>
-    <w:p>
-      <w:pPr>
-        <w:jc w:val="center"/>
-      </w:pPr>
-    </w:p>
-    <w:p>
-      <w:pPr>
-        <w:jc w:val="center"/>
-      </w:pPr>
-    </w:p>
-    <w:p>
-      <w:pPr>
-        <w:jc w:val="center"/>
-      </w:pPr>
-    </w:p>
-    <w:p>
-      <w:pPr>
-        <w:jc w:val="center"/>
-      </w:pPr>
-    </w:p>
-    <w:p>
-      <w:pPr>
-        <w:jc w:val="center"/>
-      </w:pPr>
-    </w:p>
-    <w:p>
-      <w:pPr>
-        <w:jc w:val="center"/>
+        <w:ind w:firstLine="0"/>
       </w:pPr>
     </w:p>
     <w:p>
@@ -13799,6 +14106,7 @@
       </w:pPr>
       <w:bookmarkStart w:id="50" w:name="_Toc228386827"/>
       <w:r>
+        <w:lastRenderedPageBreak/>
         <w:t>Bibliografí</w:t>
       </w:r>
       <w:r>
@@ -14330,7 +14638,6 @@
                       <w:color w:val="000000"/>
                       <w:sz w:val="20"/>
                     </w:rPr>
-                    <w:lastRenderedPageBreak/>
                     <w:t xml:space="preserve">6. </w:t>
                   </w:r>
                   <w:r>
@@ -15060,6 +15367,7 @@
                       <w:color w:val="000000"/>
                       <w:sz w:val="20"/>
                     </w:rPr>
+                    <w:lastRenderedPageBreak/>
                     <w:t xml:space="preserve">17. </w:t>
                   </w:r>
                   <w:r>
@@ -16456,18 +16764,7 @@
                       <w:color w:val="000000"/>
                       <w:sz w:val="20"/>
                     </w:rPr>
-                    <w:t xml:space="preserve"> 9th </w:t>
-                  </w:r>
-                  <w:r>
-                    <w:rPr>
-                      <w:rFonts w:ascii="Calibri" w:eastAsia="Times New Roman" w:hAnsi="Calibri" w:cs="Calibri"/>
-                      <w:i/>
-                      <w:iCs/>
-                      <w:color w:val="000000"/>
-                      <w:sz w:val="20"/>
-                    </w:rPr>
-                    <w:lastRenderedPageBreak/>
-                    <w:t xml:space="preserve">International </w:t>
+                    <w:t xml:space="preserve"> 9th International </w:t>
                   </w:r>
                   <w:proofErr w:type="spellStart"/>
                   <w:r>
@@ -16738,7 +17035,7 @@
       </w:sdtContent>
     </w:sdt>
     <w:sectPr>
-      <w:headerReference w:type="default" r:id="rId21"/>
+      <w:headerReference w:type="default" r:id="rId25"/>
       <w:type w:val="oddPage"/>
       <w:pgSz w:w="11906" w:h="16838"/>
       <w:pgMar w:top="1701" w:right="1418" w:bottom="1701" w:left="1985" w:header="709" w:footer="709" w:gutter="0"/>
@@ -19266,16 +19563,16 @@
     </w:lvl>
   </w:abstractNum>
   <w:abstractNum w:abstractNumId="13" w15:restartNumberingAfterBreak="0">
-    <w:nsid w:val="56E55E34"/>
+    <w:nsid w:val="4FB93F76"/>
     <w:multiLevelType w:val="hybridMultilevel"/>
-    <w:tmpl w:val="259EA278"/>
+    <w:tmpl w:val="AA38C0DC"/>
     <w:lvl w:ilvl="0" w:tplc="040A0001">
       <w:start w:val="1"/>
       <w:numFmt w:val="bullet"/>
       <w:lvlText w:val=""/>
       <w:lvlJc w:val="left"/>
       <w:pPr>
-        <w:ind w:left="1004" w:hanging="360"/>
+        <w:ind w:left="720" w:hanging="360"/>
       </w:pPr>
       <w:rPr>
         <w:rFonts w:ascii="Symbol" w:hAnsi="Symbol" w:hint="default"/>
@@ -19287,7 +19584,7 @@
       <w:lvlText w:val="o"/>
       <w:lvlJc w:val="left"/>
       <w:pPr>
-        <w:ind w:left="1724" w:hanging="360"/>
+        <w:ind w:left="1440" w:hanging="360"/>
       </w:pPr>
       <w:rPr>
         <w:rFonts w:ascii="Courier New" w:hAnsi="Courier New" w:cs="Courier New" w:hint="default"/>
@@ -19299,7 +19596,7 @@
       <w:lvlText w:val=""/>
       <w:lvlJc w:val="left"/>
       <w:pPr>
-        <w:ind w:left="2444" w:hanging="360"/>
+        <w:ind w:left="2160" w:hanging="360"/>
       </w:pPr>
       <w:rPr>
         <w:rFonts w:ascii="Wingdings" w:hAnsi="Wingdings" w:hint="default"/>
@@ -19311,7 +19608,7 @@
       <w:lvlText w:val=""/>
       <w:lvlJc w:val="left"/>
       <w:pPr>
-        <w:ind w:left="3164" w:hanging="360"/>
+        <w:ind w:left="2880" w:hanging="360"/>
       </w:pPr>
       <w:rPr>
         <w:rFonts w:ascii="Symbol" w:hAnsi="Symbol" w:hint="default"/>
@@ -19323,7 +19620,7 @@
       <w:lvlText w:val="o"/>
       <w:lvlJc w:val="left"/>
       <w:pPr>
-        <w:ind w:left="3884" w:hanging="360"/>
+        <w:ind w:left="3600" w:hanging="360"/>
       </w:pPr>
       <w:rPr>
         <w:rFonts w:ascii="Courier New" w:hAnsi="Courier New" w:cs="Courier New" w:hint="default"/>
@@ -19335,7 +19632,7 @@
       <w:lvlText w:val=""/>
       <w:lvlJc w:val="left"/>
       <w:pPr>
-        <w:ind w:left="4604" w:hanging="360"/>
+        <w:ind w:left="4320" w:hanging="360"/>
       </w:pPr>
       <w:rPr>
         <w:rFonts w:ascii="Wingdings" w:hAnsi="Wingdings" w:hint="default"/>
@@ -19347,7 +19644,7 @@
       <w:lvlText w:val=""/>
       <w:lvlJc w:val="left"/>
       <w:pPr>
-        <w:ind w:left="5324" w:hanging="360"/>
+        <w:ind w:left="5040" w:hanging="360"/>
       </w:pPr>
       <w:rPr>
         <w:rFonts w:ascii="Symbol" w:hAnsi="Symbol" w:hint="default"/>
@@ -19359,7 +19656,7 @@
       <w:lvlText w:val="o"/>
       <w:lvlJc w:val="left"/>
       <w:pPr>
-        <w:ind w:left="6044" w:hanging="360"/>
+        <w:ind w:left="5760" w:hanging="360"/>
       </w:pPr>
       <w:rPr>
         <w:rFonts w:ascii="Courier New" w:hAnsi="Courier New" w:cs="Courier New" w:hint="default"/>
@@ -19371,7 +19668,7 @@
       <w:lvlText w:val=""/>
       <w:lvlJc w:val="left"/>
       <w:pPr>
-        <w:ind w:left="6764" w:hanging="360"/>
+        <w:ind w:left="6480" w:hanging="360"/>
       </w:pPr>
       <w:rPr>
         <w:rFonts w:ascii="Wingdings" w:hAnsi="Wingdings" w:hint="default"/>
@@ -19379,9 +19676,9 @@
     </w:lvl>
   </w:abstractNum>
   <w:abstractNum w:abstractNumId="14" w15:restartNumberingAfterBreak="0">
-    <w:nsid w:val="56EC5FB3"/>
+    <w:nsid w:val="56E55E34"/>
     <w:multiLevelType w:val="hybridMultilevel"/>
-    <w:tmpl w:val="3E26A506"/>
+    <w:tmpl w:val="259EA278"/>
     <w:lvl w:ilvl="0" w:tplc="040A0001">
       <w:start w:val="1"/>
       <w:numFmt w:val="bullet"/>
@@ -19492,6 +19789,119 @@
     </w:lvl>
   </w:abstractNum>
   <w:abstractNum w:abstractNumId="15" w15:restartNumberingAfterBreak="0">
+    <w:nsid w:val="56EC5FB3"/>
+    <w:multiLevelType w:val="hybridMultilevel"/>
+    <w:tmpl w:val="3E26A506"/>
+    <w:lvl w:ilvl="0" w:tplc="040A0001">
+      <w:start w:val="1"/>
+      <w:numFmt w:val="bullet"/>
+      <w:lvlText w:val=""/>
+      <w:lvlJc w:val="left"/>
+      <w:pPr>
+        <w:ind w:left="1004" w:hanging="360"/>
+      </w:pPr>
+      <w:rPr>
+        <w:rFonts w:ascii="Symbol" w:hAnsi="Symbol" w:hint="default"/>
+      </w:rPr>
+    </w:lvl>
+    <w:lvl w:ilvl="1" w:tplc="040A0003" w:tentative="1">
+      <w:start w:val="1"/>
+      <w:numFmt w:val="bullet"/>
+      <w:lvlText w:val="o"/>
+      <w:lvlJc w:val="left"/>
+      <w:pPr>
+        <w:ind w:left="1724" w:hanging="360"/>
+      </w:pPr>
+      <w:rPr>
+        <w:rFonts w:ascii="Courier New" w:hAnsi="Courier New" w:cs="Courier New" w:hint="default"/>
+      </w:rPr>
+    </w:lvl>
+    <w:lvl w:ilvl="2" w:tplc="040A0005" w:tentative="1">
+      <w:start w:val="1"/>
+      <w:numFmt w:val="bullet"/>
+      <w:lvlText w:val=""/>
+      <w:lvlJc w:val="left"/>
+      <w:pPr>
+        <w:ind w:left="2444" w:hanging="360"/>
+      </w:pPr>
+      <w:rPr>
+        <w:rFonts w:ascii="Wingdings" w:hAnsi="Wingdings" w:hint="default"/>
+      </w:rPr>
+    </w:lvl>
+    <w:lvl w:ilvl="3" w:tplc="040A0001" w:tentative="1">
+      <w:start w:val="1"/>
+      <w:numFmt w:val="bullet"/>
+      <w:lvlText w:val=""/>
+      <w:lvlJc w:val="left"/>
+      <w:pPr>
+        <w:ind w:left="3164" w:hanging="360"/>
+      </w:pPr>
+      <w:rPr>
+        <w:rFonts w:ascii="Symbol" w:hAnsi="Symbol" w:hint="default"/>
+      </w:rPr>
+    </w:lvl>
+    <w:lvl w:ilvl="4" w:tplc="040A0003" w:tentative="1">
+      <w:start w:val="1"/>
+      <w:numFmt w:val="bullet"/>
+      <w:lvlText w:val="o"/>
+      <w:lvlJc w:val="left"/>
+      <w:pPr>
+        <w:ind w:left="3884" w:hanging="360"/>
+      </w:pPr>
+      <w:rPr>
+        <w:rFonts w:ascii="Courier New" w:hAnsi="Courier New" w:cs="Courier New" w:hint="default"/>
+      </w:rPr>
+    </w:lvl>
+    <w:lvl w:ilvl="5" w:tplc="040A0005" w:tentative="1">
+      <w:start w:val="1"/>
+      <w:numFmt w:val="bullet"/>
+      <w:lvlText w:val=""/>
+      <w:lvlJc w:val="left"/>
+      <w:pPr>
+        <w:ind w:left="4604" w:hanging="360"/>
+      </w:pPr>
+      <w:rPr>
+        <w:rFonts w:ascii="Wingdings" w:hAnsi="Wingdings" w:hint="default"/>
+      </w:rPr>
+    </w:lvl>
+    <w:lvl w:ilvl="6" w:tplc="040A0001" w:tentative="1">
+      <w:start w:val="1"/>
+      <w:numFmt w:val="bullet"/>
+      <w:lvlText w:val=""/>
+      <w:lvlJc w:val="left"/>
+      <w:pPr>
+        <w:ind w:left="5324" w:hanging="360"/>
+      </w:pPr>
+      <w:rPr>
+        <w:rFonts w:ascii="Symbol" w:hAnsi="Symbol" w:hint="default"/>
+      </w:rPr>
+    </w:lvl>
+    <w:lvl w:ilvl="7" w:tplc="040A0003" w:tentative="1">
+      <w:start w:val="1"/>
+      <w:numFmt w:val="bullet"/>
+      <w:lvlText w:val="o"/>
+      <w:lvlJc w:val="left"/>
+      <w:pPr>
+        <w:ind w:left="6044" w:hanging="360"/>
+      </w:pPr>
+      <w:rPr>
+        <w:rFonts w:ascii="Courier New" w:hAnsi="Courier New" w:cs="Courier New" w:hint="default"/>
+      </w:rPr>
+    </w:lvl>
+    <w:lvl w:ilvl="8" w:tplc="040A0005" w:tentative="1">
+      <w:start w:val="1"/>
+      <w:numFmt w:val="bullet"/>
+      <w:lvlText w:val=""/>
+      <w:lvlJc w:val="left"/>
+      <w:pPr>
+        <w:ind w:left="6764" w:hanging="360"/>
+      </w:pPr>
+      <w:rPr>
+        <w:rFonts w:ascii="Wingdings" w:hAnsi="Wingdings" w:hint="default"/>
+      </w:rPr>
+    </w:lvl>
+  </w:abstractNum>
+  <w:abstractNum w:abstractNumId="16" w15:restartNumberingAfterBreak="0">
     <w:nsid w:val="57231364"/>
     <w:multiLevelType w:val="multilevel"/>
     <w:tmpl w:val="1F5C620E"/>
@@ -19589,7 +19999,7 @@
       </w:pPr>
     </w:lvl>
   </w:abstractNum>
-  <w:abstractNum w:abstractNumId="16" w15:restartNumberingAfterBreak="0">
+  <w:abstractNum w:abstractNumId="17" w15:restartNumberingAfterBreak="0">
     <w:nsid w:val="61A70346"/>
     <w:multiLevelType w:val="multilevel"/>
     <w:tmpl w:val="C2AE455E"/>
@@ -19738,7 +20148,7 @@
       </w:rPr>
     </w:lvl>
   </w:abstractNum>
-  <w:abstractNum w:abstractNumId="17" w15:restartNumberingAfterBreak="0">
+  <w:abstractNum w:abstractNumId="18" w15:restartNumberingAfterBreak="0">
     <w:nsid w:val="64072004"/>
     <w:multiLevelType w:val="multilevel"/>
     <w:tmpl w:val="C2AE455E"/>
@@ -19887,7 +20297,7 @@
       </w:rPr>
     </w:lvl>
   </w:abstractNum>
-  <w:abstractNum w:abstractNumId="18" w15:restartNumberingAfterBreak="0">
+  <w:abstractNum w:abstractNumId="19" w15:restartNumberingAfterBreak="0">
     <w:nsid w:val="6E737ED8"/>
     <w:multiLevelType w:val="multilevel"/>
     <w:tmpl w:val="C2AE455E"/>
@@ -20036,7 +20446,7 @@
       </w:rPr>
     </w:lvl>
   </w:abstractNum>
-  <w:abstractNum w:abstractNumId="19" w15:restartNumberingAfterBreak="0">
+  <w:abstractNum w:abstractNumId="20" w15:restartNumberingAfterBreak="0">
     <w:nsid w:val="748435E8"/>
     <w:multiLevelType w:val="multilevel"/>
     <w:tmpl w:val="C2AE455E"/>
@@ -20185,7 +20595,7 @@
       </w:rPr>
     </w:lvl>
   </w:abstractNum>
-  <w:abstractNum w:abstractNumId="20" w15:restartNumberingAfterBreak="0">
+  <w:abstractNum w:abstractNumId="21" w15:restartNumberingAfterBreak="0">
     <w:nsid w:val="75A87C4C"/>
     <w:multiLevelType w:val="hybridMultilevel"/>
     <w:tmpl w:val="DC4CDFAA"/>
@@ -20302,7 +20712,7 @@
       </w:pPr>
     </w:lvl>
   </w:abstractNum>
-  <w:abstractNum w:abstractNumId="21" w15:restartNumberingAfterBreak="0">
+  <w:abstractNum w:abstractNumId="22" w15:restartNumberingAfterBreak="0">
     <w:nsid w:val="7D381C9F"/>
     <w:multiLevelType w:val="multilevel"/>
     <w:tmpl w:val="C2AE455E"/>
@@ -20451,7 +20861,7 @@
       </w:rPr>
     </w:lvl>
   </w:abstractNum>
-  <w:abstractNum w:abstractNumId="22" w15:restartNumberingAfterBreak="0">
+  <w:abstractNum w:abstractNumId="23" w15:restartNumberingAfterBreak="0">
     <w:nsid w:val="7E9E5930"/>
     <w:multiLevelType w:val="multilevel"/>
     <w:tmpl w:val="C2AE455E"/>
@@ -20601,10 +21011,10 @@
     </w:lvl>
   </w:abstractNum>
   <w:num w:numId="1" w16cid:durableId="266431187">
-    <w:abstractNumId w:val="20"/>
+    <w:abstractNumId w:val="21"/>
   </w:num>
   <w:num w:numId="2" w16cid:durableId="1209144528">
-    <w:abstractNumId w:val="15"/>
+    <w:abstractNumId w:val="16"/>
   </w:num>
   <w:num w:numId="3" w16cid:durableId="1162886658">
     <w:abstractNumId w:val="5"/>
@@ -20619,7 +21029,7 @@
     <w:abstractNumId w:val="9"/>
   </w:num>
   <w:num w:numId="7" w16cid:durableId="1943102597">
-    <w:abstractNumId w:val="21"/>
+    <w:abstractNumId w:val="22"/>
   </w:num>
   <w:num w:numId="8" w16cid:durableId="506405933">
     <w:abstractNumId w:val="1"/>
@@ -20628,22 +21038,22 @@
     <w:abstractNumId w:val="8"/>
   </w:num>
   <w:num w:numId="10" w16cid:durableId="587887429">
-    <w:abstractNumId w:val="17"/>
+    <w:abstractNumId w:val="18"/>
   </w:num>
   <w:num w:numId="11" w16cid:durableId="1363283746">
     <w:abstractNumId w:val="4"/>
   </w:num>
   <w:num w:numId="12" w16cid:durableId="65955582">
-    <w:abstractNumId w:val="16"/>
+    <w:abstractNumId w:val="17"/>
   </w:num>
   <w:num w:numId="13" w16cid:durableId="593394155">
     <w:abstractNumId w:val="0"/>
   </w:num>
   <w:num w:numId="14" w16cid:durableId="1547910124">
-    <w:abstractNumId w:val="22"/>
+    <w:abstractNumId w:val="23"/>
   </w:num>
   <w:num w:numId="15" w16cid:durableId="1984114490">
-    <w:abstractNumId w:val="18"/>
+    <w:abstractNumId w:val="19"/>
   </w:num>
   <w:num w:numId="16" w16cid:durableId="1477070330">
     <w:abstractNumId w:val="7"/>
@@ -20655,19 +21065,22 @@
     <w:abstractNumId w:val="6"/>
   </w:num>
   <w:num w:numId="19" w16cid:durableId="1329165483">
-    <w:abstractNumId w:val="19"/>
+    <w:abstractNumId w:val="20"/>
   </w:num>
   <w:num w:numId="20" w16cid:durableId="2043705574">
-    <w:abstractNumId w:val="13"/>
+    <w:abstractNumId w:val="14"/>
   </w:num>
   <w:num w:numId="21" w16cid:durableId="734360292">
-    <w:abstractNumId w:val="14"/>
+    <w:abstractNumId w:val="15"/>
   </w:num>
   <w:num w:numId="22" w16cid:durableId="1940019554">
     <w:abstractNumId w:val="10"/>
   </w:num>
   <w:num w:numId="23" w16cid:durableId="1854221878">
     <w:abstractNumId w:val="2"/>
+  </w:num>
+  <w:num w:numId="24" w16cid:durableId="172839209">
+    <w:abstractNumId w:val="13"/>
   </w:num>
   <w:numIdMacAtCleanup w:val="23"/>
 </w:numbering>
@@ -22675,6 +23088,7 @@
     <w:rsid w:val="007F1068"/>
     <w:rsid w:val="00B46266"/>
     <w:rsid w:val="00BC1709"/>
+    <w:rsid w:val="00BC784B"/>
     <w:rsid w:val="00C230C0"/>
   </w:rsids>
   <m:mathPr>

--- a/TFG_AGV_MEMORIA.docx
+++ b/TFG_AGV_MEMORIA.docx
@@ -1280,6 +1280,1323 @@
           <w:sz w:val="28"/>
           <w:szCs w:val="28"/>
         </w:rPr>
+      </w:pPr>
+      <w:r>
+        <w:rPr>
+          <w:sz w:val="28"/>
+          <w:szCs w:val="28"/>
+        </w:rPr>
+        <w:t xml:space="preserve">Salamanca, </w:t>
+      </w:r>
+      <w:proofErr w:type="gramStart"/>
+      <w:r>
+        <w:rPr>
+          <w:sz w:val="28"/>
+          <w:szCs w:val="28"/>
+        </w:rPr>
+        <w:t>Junio</w:t>
+      </w:r>
+      <w:proofErr w:type="gramEnd"/>
+      <w:r>
+        <w:rPr>
+          <w:sz w:val="28"/>
+          <w:szCs w:val="28"/>
+        </w:rPr>
+        <w:t xml:space="preserve"> de </w:t>
+      </w:r>
+      <w:r>
+        <w:rPr>
+          <w:sz w:val="28"/>
+          <w:szCs w:val="28"/>
+        </w:rPr>
+        <w:t>2026</w:t>
+      </w:r>
+      <w:r>
+        <w:rPr>
+          <w:sz w:val="28"/>
+          <w:szCs w:val="28"/>
+        </w:rPr>
+        <w:br w:type="page"/>
+      </w:r>
+    </w:p>
+    <w:p>
+      <w:pPr>
+        <w:spacing w:after="0"/>
+        <w:ind w:firstLine="0"/>
+        <w:rPr>
+          <w:sz w:val="24"/>
+          <w:szCs w:val="24"/>
+        </w:rPr>
+      </w:pPr>
+    </w:p>
+    <w:p>
+      <w:pPr>
+        <w:ind w:firstLine="0"/>
+        <w:jc w:val="center"/>
+      </w:pPr>
+      <w:r>
+        <w:rPr>
+          <w:noProof/>
+          <w:lang w:eastAsia="es-ES"/>
+        </w:rPr>
+        <w:drawing>
+          <wp:inline distT="0" distB="0" distL="0" distR="0" wp14:anchorId="6EF55DF7" wp14:editId="5622B721">
+            <wp:extent cx="3095625" cy="1740582"/>
+            <wp:effectExtent l="0" t="0" r="0" b="0"/>
+            <wp:docPr id="54896095" name="Imagen 54896095"/>
+            <wp:cNvGraphicFramePr>
+              <a:graphicFrameLocks xmlns:a="http://schemas.openxmlformats.org/drawingml/2006/main" noChangeAspect="1"/>
+            </wp:cNvGraphicFramePr>
+            <a:graphic xmlns:a="http://schemas.openxmlformats.org/drawingml/2006/main">
+              <a:graphicData uri="http://schemas.openxmlformats.org/drawingml/2006/picture">
+                <pic:pic xmlns:pic="http://schemas.openxmlformats.org/drawingml/2006/picture">
+                  <pic:nvPicPr>
+                    <pic:cNvPr id="2" name="UPSA-ESCUDO.png"/>
+                    <pic:cNvPicPr/>
+                  </pic:nvPicPr>
+                  <pic:blipFill>
+                    <a:blip r:embed="rId8" cstate="print">
+                      <a:extLst>
+                        <a:ext uri="{28A0092B-C50C-407E-A947-70E740481C1C}">
+                          <a14:useLocalDpi xmlns:a14="http://schemas.microsoft.com/office/drawing/2010/main" val="0"/>
+                        </a:ext>
+                      </a:extLst>
+                    </a:blip>
+                    <a:stretch>
+                      <a:fillRect/>
+                    </a:stretch>
+                  </pic:blipFill>
+                  <pic:spPr>
+                    <a:xfrm>
+                      <a:off x="0" y="0"/>
+                      <a:ext cx="3143795" cy="1767667"/>
+                    </a:xfrm>
+                    <a:prstGeom prst="rect">
+                      <a:avLst/>
+                    </a:prstGeom>
+                  </pic:spPr>
+                </pic:pic>
+              </a:graphicData>
+            </a:graphic>
+          </wp:inline>
+        </w:drawing>
+      </w:r>
+    </w:p>
+    <w:p>
+      <w:pPr>
+        <w:spacing w:after="0"/>
+        <w:ind w:firstLine="0"/>
+        <w:jc w:val="center"/>
+        <w:rPr>
+          <w:smallCaps/>
+          <w:sz w:val="28"/>
+          <w:szCs w:val="28"/>
+        </w:rPr>
+      </w:pPr>
+      <w:r>
+        <w:rPr>
+          <w:smallCaps/>
+          <w:sz w:val="28"/>
+          <w:szCs w:val="28"/>
+        </w:rPr>
+        <w:t>Universidad Pontificia de Salamanca</w:t>
+      </w:r>
+    </w:p>
+    <w:p>
+      <w:pPr>
+        <w:spacing w:after="0"/>
+        <w:ind w:firstLine="0"/>
+        <w:jc w:val="center"/>
+        <w:rPr>
+          <w:smallCaps/>
+          <w:sz w:val="28"/>
+          <w:szCs w:val="28"/>
+        </w:rPr>
+      </w:pPr>
+      <w:r>
+        <w:rPr>
+          <w:smallCaps/>
+          <w:sz w:val="28"/>
+          <w:szCs w:val="28"/>
+        </w:rPr>
+        <w:t>Facultad de Informática</w:t>
+      </w:r>
+    </w:p>
+    <w:p>
+      <w:pPr>
+        <w:spacing w:after="0"/>
+        <w:ind w:firstLine="0"/>
+        <w:jc w:val="center"/>
+        <w:rPr>
+          <w:sz w:val="24"/>
+          <w:szCs w:val="24"/>
+        </w:rPr>
+      </w:pPr>
+      <w:r>
+        <w:rPr>
+          <w:sz w:val="24"/>
+          <w:szCs w:val="24"/>
+        </w:rPr>
+        <w:t>Grado en Informática</w:t>
+      </w:r>
+    </w:p>
+    <w:p>
+      <w:pPr>
+        <w:spacing w:after="0"/>
+        <w:ind w:firstLine="0"/>
+        <w:jc w:val="center"/>
+        <w:rPr>
+          <w:sz w:val="24"/>
+          <w:szCs w:val="24"/>
+        </w:rPr>
+      </w:pPr>
+    </w:p>
+    <w:p>
+      <w:pPr>
+        <w:spacing w:after="0"/>
+        <w:ind w:firstLine="0"/>
+        <w:jc w:val="center"/>
+        <w:rPr>
+          <w:sz w:val="24"/>
+          <w:szCs w:val="24"/>
+        </w:rPr>
+      </w:pPr>
+    </w:p>
+    <w:p>
+      <w:pPr>
+        <w:spacing w:after="0"/>
+        <w:ind w:firstLine="0"/>
+        <w:jc w:val="center"/>
+        <w:rPr>
+          <w:sz w:val="24"/>
+          <w:szCs w:val="24"/>
+        </w:rPr>
+      </w:pPr>
+    </w:p>
+    <w:p>
+      <w:pPr>
+        <w:spacing w:after="0"/>
+        <w:ind w:firstLine="0"/>
+        <w:jc w:val="center"/>
+        <w:rPr>
+          <w:sz w:val="24"/>
+          <w:szCs w:val="24"/>
+        </w:rPr>
+      </w:pPr>
+    </w:p>
+    <w:p>
+      <w:pPr>
+        <w:spacing w:after="0"/>
+        <w:ind w:firstLine="0"/>
+        <w:jc w:val="center"/>
+        <w:rPr>
+          <w:sz w:val="24"/>
+          <w:szCs w:val="24"/>
+        </w:rPr>
+      </w:pPr>
+    </w:p>
+    <w:p>
+      <w:pPr>
+        <w:spacing w:after="0"/>
+        <w:ind w:firstLine="0"/>
+        <w:jc w:val="center"/>
+        <w:rPr>
+          <w:sz w:val="24"/>
+          <w:szCs w:val="24"/>
+        </w:rPr>
+      </w:pPr>
+    </w:p>
+    <w:p>
+      <w:pPr>
+        <w:spacing w:after="0"/>
+        <w:ind w:firstLine="0"/>
+        <w:jc w:val="center"/>
+        <w:rPr>
+          <w:sz w:val="36"/>
+          <w:szCs w:val="36"/>
+        </w:rPr>
+      </w:pPr>
+      <w:r>
+        <w:rPr>
+          <w:sz w:val="36"/>
+          <w:szCs w:val="36"/>
+        </w:rPr>
+        <w:t>Trabajo Fin de Grado</w:t>
+      </w:r>
+    </w:p>
+    <w:p>
+      <w:pPr>
+        <w:spacing w:after="0"/>
+        <w:ind w:firstLine="0"/>
+        <w:jc w:val="center"/>
+        <w:rPr>
+          <w:sz w:val="24"/>
+          <w:szCs w:val="24"/>
+        </w:rPr>
+      </w:pPr>
+    </w:p>
+    <w:p>
+      <w:pPr>
+        <w:spacing w:after="0"/>
+        <w:ind w:firstLine="0"/>
+        <w:jc w:val="center"/>
+        <w:rPr>
+          <w:b/>
+          <w:smallCaps/>
+          <w:sz w:val="48"/>
+          <w:szCs w:val="48"/>
+        </w:rPr>
+      </w:pPr>
+      <w:r>
+        <w:rPr>
+          <w:b/>
+          <w:sz w:val="48"/>
+          <w:szCs w:val="48"/>
+        </w:rPr>
+        <w:t>Detección y corrección de movimiento para telerehabilitación de lesiones</w:t>
+      </w:r>
+    </w:p>
+    <w:p>
+      <w:pPr>
+        <w:spacing w:after="0"/>
+        <w:ind w:firstLine="0"/>
+        <w:jc w:val="center"/>
+        <w:rPr>
+          <w:sz w:val="4"/>
+          <w:szCs w:val="4"/>
+        </w:rPr>
+      </w:pPr>
+    </w:p>
+    <w:p>
+      <w:pPr>
+        <w:spacing w:after="0"/>
+        <w:ind w:firstLine="0"/>
+        <w:rPr>
+          <w:sz w:val="4"/>
+          <w:szCs w:val="4"/>
+        </w:rPr>
+      </w:pPr>
+    </w:p>
+    <w:p>
+      <w:pPr>
+        <w:spacing w:after="0"/>
+        <w:ind w:firstLine="0"/>
+        <w:rPr>
+          <w:sz w:val="4"/>
+          <w:szCs w:val="4"/>
+        </w:rPr>
+      </w:pPr>
+    </w:p>
+    <w:p>
+      <w:pPr>
+        <w:spacing w:after="0"/>
+        <w:ind w:firstLine="0"/>
+        <w:rPr>
+          <w:sz w:val="4"/>
+          <w:szCs w:val="4"/>
+        </w:rPr>
+      </w:pPr>
+    </w:p>
+    <w:p>
+      <w:pPr>
+        <w:spacing w:after="0"/>
+        <w:ind w:firstLine="0"/>
+        <w:rPr>
+          <w:sz w:val="4"/>
+          <w:szCs w:val="4"/>
+        </w:rPr>
+      </w:pPr>
+    </w:p>
+    <w:p>
+      <w:pPr>
+        <w:spacing w:after="0"/>
+        <w:ind w:firstLine="0"/>
+        <w:rPr>
+          <w:sz w:val="4"/>
+          <w:szCs w:val="4"/>
+        </w:rPr>
+      </w:pPr>
+    </w:p>
+    <w:p>
+      <w:pPr>
+        <w:spacing w:after="0"/>
+        <w:ind w:firstLine="0"/>
+        <w:rPr>
+          <w:sz w:val="4"/>
+          <w:szCs w:val="4"/>
+        </w:rPr>
+      </w:pPr>
+    </w:p>
+    <w:p>
+      <w:pPr>
+        <w:spacing w:after="0"/>
+        <w:ind w:firstLine="0"/>
+        <w:rPr>
+          <w:sz w:val="4"/>
+          <w:szCs w:val="4"/>
+        </w:rPr>
+      </w:pPr>
+    </w:p>
+    <w:p>
+      <w:pPr>
+        <w:spacing w:after="0"/>
+        <w:ind w:firstLine="0"/>
+        <w:rPr>
+          <w:sz w:val="4"/>
+          <w:szCs w:val="4"/>
+        </w:rPr>
+      </w:pPr>
+    </w:p>
+    <w:p>
+      <w:pPr>
+        <w:spacing w:after="0"/>
+        <w:ind w:firstLine="0"/>
+        <w:rPr>
+          <w:sz w:val="4"/>
+          <w:szCs w:val="4"/>
+        </w:rPr>
+      </w:pPr>
+    </w:p>
+    <w:p>
+      <w:pPr>
+        <w:spacing w:after="0"/>
+        <w:ind w:firstLine="0"/>
+        <w:rPr>
+          <w:sz w:val="4"/>
+          <w:szCs w:val="4"/>
+        </w:rPr>
+      </w:pPr>
+    </w:p>
+    <w:p>
+      <w:pPr>
+        <w:spacing w:after="0"/>
+        <w:ind w:firstLine="0"/>
+        <w:rPr>
+          <w:sz w:val="4"/>
+          <w:szCs w:val="4"/>
+        </w:rPr>
+      </w:pPr>
+    </w:p>
+    <w:p>
+      <w:pPr>
+        <w:spacing w:after="0"/>
+        <w:ind w:firstLine="0"/>
+        <w:rPr>
+          <w:sz w:val="4"/>
+          <w:szCs w:val="4"/>
+        </w:rPr>
+      </w:pPr>
+    </w:p>
+    <w:p>
+      <w:pPr>
+        <w:spacing w:after="0"/>
+        <w:ind w:firstLine="0"/>
+        <w:rPr>
+          <w:sz w:val="4"/>
+          <w:szCs w:val="4"/>
+        </w:rPr>
+      </w:pPr>
+    </w:p>
+    <w:p>
+      <w:pPr>
+        <w:spacing w:after="0"/>
+        <w:ind w:firstLine="0"/>
+        <w:rPr>
+          <w:sz w:val="4"/>
+          <w:szCs w:val="4"/>
+        </w:rPr>
+      </w:pPr>
+    </w:p>
+    <w:p>
+      <w:pPr>
+        <w:spacing w:after="0"/>
+        <w:ind w:firstLine="0"/>
+        <w:rPr>
+          <w:sz w:val="4"/>
+          <w:szCs w:val="4"/>
+        </w:rPr>
+      </w:pPr>
+    </w:p>
+    <w:p>
+      <w:pPr>
+        <w:spacing w:after="0"/>
+        <w:ind w:firstLine="0"/>
+        <w:rPr>
+          <w:sz w:val="4"/>
+          <w:szCs w:val="4"/>
+        </w:rPr>
+      </w:pPr>
+    </w:p>
+    <w:p>
+      <w:pPr>
+        <w:spacing w:after="0"/>
+        <w:ind w:firstLine="0"/>
+        <w:rPr>
+          <w:sz w:val="4"/>
+          <w:szCs w:val="4"/>
+        </w:rPr>
+      </w:pPr>
+    </w:p>
+    <w:p>
+      <w:pPr>
+        <w:spacing w:after="0"/>
+        <w:ind w:firstLine="0"/>
+        <w:rPr>
+          <w:sz w:val="4"/>
+          <w:szCs w:val="4"/>
+        </w:rPr>
+      </w:pPr>
+    </w:p>
+    <w:p>
+      <w:pPr>
+        <w:spacing w:after="0"/>
+        <w:ind w:firstLine="0"/>
+        <w:rPr>
+          <w:sz w:val="4"/>
+          <w:szCs w:val="4"/>
+        </w:rPr>
+      </w:pPr>
+    </w:p>
+    <w:p>
+      <w:pPr>
+        <w:spacing w:after="0"/>
+        <w:ind w:firstLine="0"/>
+        <w:rPr>
+          <w:sz w:val="4"/>
+          <w:szCs w:val="4"/>
+        </w:rPr>
+      </w:pPr>
+    </w:p>
+    <w:p>
+      <w:pPr>
+        <w:spacing w:after="0"/>
+        <w:ind w:firstLine="0"/>
+        <w:rPr>
+          <w:sz w:val="4"/>
+          <w:szCs w:val="4"/>
+        </w:rPr>
+      </w:pPr>
+    </w:p>
+    <w:p>
+      <w:pPr>
+        <w:spacing w:after="0"/>
+        <w:ind w:firstLine="0"/>
+        <w:rPr>
+          <w:sz w:val="4"/>
+          <w:szCs w:val="4"/>
+        </w:rPr>
+      </w:pPr>
+    </w:p>
+    <w:p>
+      <w:pPr>
+        <w:spacing w:after="0"/>
+        <w:ind w:firstLine="0"/>
+        <w:rPr>
+          <w:sz w:val="4"/>
+          <w:szCs w:val="4"/>
+        </w:rPr>
+      </w:pPr>
+    </w:p>
+    <w:p>
+      <w:pPr>
+        <w:spacing w:after="0"/>
+        <w:ind w:firstLine="0"/>
+        <w:rPr>
+          <w:sz w:val="4"/>
+          <w:szCs w:val="4"/>
+        </w:rPr>
+      </w:pPr>
+    </w:p>
+    <w:p>
+      <w:pPr>
+        <w:spacing w:after="0"/>
+        <w:ind w:firstLine="0"/>
+        <w:rPr>
+          <w:sz w:val="4"/>
+          <w:szCs w:val="4"/>
+        </w:rPr>
+      </w:pPr>
+    </w:p>
+    <w:p>
+      <w:pPr>
+        <w:spacing w:after="0"/>
+        <w:ind w:firstLine="0"/>
+        <w:jc w:val="right"/>
+        <w:rPr>
+          <w:smallCaps/>
+          <w:sz w:val="4"/>
+          <w:szCs w:val="4"/>
+        </w:rPr>
+      </w:pPr>
+    </w:p>
+    <w:p>
+      <w:pPr>
+        <w:spacing w:after="0"/>
+        <w:ind w:firstLine="0"/>
+        <w:jc w:val="right"/>
+        <w:rPr>
+          <w:smallCaps/>
+          <w:sz w:val="4"/>
+          <w:szCs w:val="4"/>
+        </w:rPr>
+      </w:pPr>
+    </w:p>
+    <w:p>
+      <w:pPr>
+        <w:spacing w:after="0"/>
+        <w:ind w:firstLine="0"/>
+        <w:jc w:val="right"/>
+        <w:rPr>
+          <w:smallCaps/>
+          <w:sz w:val="4"/>
+          <w:szCs w:val="4"/>
+        </w:rPr>
+      </w:pPr>
+    </w:p>
+    <w:p>
+      <w:pPr>
+        <w:spacing w:after="0"/>
+        <w:ind w:firstLine="0"/>
+        <w:jc w:val="right"/>
+        <w:rPr>
+          <w:smallCaps/>
+          <w:sz w:val="4"/>
+          <w:szCs w:val="4"/>
+        </w:rPr>
+      </w:pPr>
+    </w:p>
+    <w:p>
+      <w:pPr>
+        <w:spacing w:after="0"/>
+        <w:ind w:firstLine="0"/>
+        <w:jc w:val="right"/>
+        <w:rPr>
+          <w:smallCaps/>
+          <w:sz w:val="4"/>
+          <w:szCs w:val="4"/>
+        </w:rPr>
+      </w:pPr>
+    </w:p>
+    <w:p>
+      <w:pPr>
+        <w:spacing w:after="0"/>
+        <w:ind w:firstLine="0"/>
+        <w:jc w:val="right"/>
+        <w:rPr>
+          <w:smallCaps/>
+          <w:sz w:val="4"/>
+          <w:szCs w:val="4"/>
+        </w:rPr>
+      </w:pPr>
+    </w:p>
+    <w:p>
+      <w:pPr>
+        <w:spacing w:after="0"/>
+        <w:ind w:firstLine="0"/>
+        <w:jc w:val="right"/>
+        <w:rPr>
+          <w:smallCaps/>
+          <w:sz w:val="4"/>
+          <w:szCs w:val="4"/>
+        </w:rPr>
+      </w:pPr>
+    </w:p>
+    <w:p>
+      <w:pPr>
+        <w:spacing w:after="0"/>
+        <w:ind w:firstLine="0"/>
+        <w:jc w:val="center"/>
+        <w:rPr>
+          <w:sz w:val="28"/>
+          <w:szCs w:val="28"/>
+        </w:rPr>
+      </w:pPr>
+      <w:r>
+        <w:rPr>
+          <w:sz w:val="28"/>
+          <w:szCs w:val="28"/>
+        </w:rPr>
+        <w:t>Aarón Gómez Vera</w:t>
+      </w:r>
+    </w:p>
+    <w:p>
+      <w:pPr>
+        <w:spacing w:after="0"/>
+        <w:ind w:firstLine="0"/>
+        <w:jc w:val="right"/>
+        <w:rPr>
+          <w:smallCaps/>
+          <w:sz w:val="4"/>
+          <w:szCs w:val="4"/>
+        </w:rPr>
+      </w:pPr>
+    </w:p>
+    <w:p>
+      <w:pPr>
+        <w:spacing w:after="0"/>
+        <w:ind w:firstLine="0"/>
+        <w:jc w:val="left"/>
+        <w:rPr>
+          <w:smallCaps/>
+          <w:sz w:val="4"/>
+          <w:szCs w:val="4"/>
+        </w:rPr>
+      </w:pPr>
+    </w:p>
+    <w:p>
+      <w:pPr>
+        <w:spacing w:after="0"/>
+        <w:ind w:firstLine="0"/>
+        <w:jc w:val="left"/>
+        <w:rPr>
+          <w:smallCaps/>
+          <w:sz w:val="4"/>
+          <w:szCs w:val="4"/>
+        </w:rPr>
+      </w:pPr>
+    </w:p>
+    <w:p>
+      <w:pPr>
+        <w:spacing w:after="0"/>
+        <w:ind w:firstLine="0"/>
+        <w:jc w:val="left"/>
+        <w:rPr>
+          <w:smallCaps/>
+          <w:sz w:val="4"/>
+          <w:szCs w:val="4"/>
+        </w:rPr>
+      </w:pPr>
+    </w:p>
+    <w:p>
+      <w:pPr>
+        <w:spacing w:after="0"/>
+        <w:ind w:firstLine="0"/>
+        <w:jc w:val="left"/>
+        <w:rPr>
+          <w:smallCaps/>
+          <w:sz w:val="4"/>
+          <w:szCs w:val="4"/>
+        </w:rPr>
+      </w:pPr>
+    </w:p>
+    <w:p>
+      <w:pPr>
+        <w:spacing w:after="0"/>
+        <w:ind w:firstLine="0"/>
+        <w:jc w:val="left"/>
+        <w:rPr>
+          <w:smallCaps/>
+          <w:sz w:val="4"/>
+          <w:szCs w:val="4"/>
+        </w:rPr>
+      </w:pPr>
+    </w:p>
+    <w:p>
+      <w:pPr>
+        <w:spacing w:after="0"/>
+        <w:ind w:firstLine="0"/>
+        <w:jc w:val="left"/>
+        <w:rPr>
+          <w:smallCaps/>
+          <w:sz w:val="4"/>
+          <w:szCs w:val="4"/>
+        </w:rPr>
+      </w:pPr>
+    </w:p>
+    <w:p>
+      <w:pPr>
+        <w:spacing w:after="0"/>
+        <w:ind w:firstLine="0"/>
+        <w:jc w:val="left"/>
+        <w:rPr>
+          <w:smallCaps/>
+          <w:sz w:val="4"/>
+          <w:szCs w:val="4"/>
+        </w:rPr>
+      </w:pPr>
+    </w:p>
+    <w:p>
+      <w:pPr>
+        <w:spacing w:after="0"/>
+        <w:ind w:firstLine="0"/>
+        <w:jc w:val="left"/>
+        <w:rPr>
+          <w:smallCaps/>
+          <w:sz w:val="4"/>
+          <w:szCs w:val="4"/>
+        </w:rPr>
+      </w:pPr>
+    </w:p>
+    <w:p>
+      <w:pPr>
+        <w:spacing w:after="0"/>
+        <w:ind w:firstLine="0"/>
+        <w:jc w:val="left"/>
+        <w:rPr>
+          <w:smallCaps/>
+          <w:sz w:val="4"/>
+          <w:szCs w:val="4"/>
+        </w:rPr>
+      </w:pPr>
+    </w:p>
+    <w:p>
+      <w:pPr>
+        <w:spacing w:after="0"/>
+        <w:ind w:firstLine="0"/>
+        <w:jc w:val="left"/>
+        <w:rPr>
+          <w:smallCaps/>
+          <w:sz w:val="4"/>
+          <w:szCs w:val="4"/>
+        </w:rPr>
+      </w:pPr>
+    </w:p>
+    <w:p>
+      <w:pPr>
+        <w:spacing w:after="0"/>
+        <w:ind w:firstLine="0"/>
+        <w:jc w:val="left"/>
+        <w:rPr>
+          <w:smallCaps/>
+          <w:sz w:val="4"/>
+          <w:szCs w:val="4"/>
+        </w:rPr>
+      </w:pPr>
+    </w:p>
+    <w:p>
+      <w:pPr>
+        <w:spacing w:after="0"/>
+        <w:ind w:firstLine="0"/>
+        <w:jc w:val="left"/>
+        <w:rPr>
+          <w:smallCaps/>
+          <w:sz w:val="4"/>
+          <w:szCs w:val="4"/>
+        </w:rPr>
+      </w:pPr>
+    </w:p>
+    <w:p>
+      <w:pPr>
+        <w:spacing w:after="0"/>
+        <w:ind w:firstLine="0"/>
+        <w:jc w:val="left"/>
+        <w:rPr>
+          <w:smallCaps/>
+          <w:sz w:val="4"/>
+          <w:szCs w:val="4"/>
+        </w:rPr>
+      </w:pPr>
+    </w:p>
+    <w:p>
+      <w:pPr>
+        <w:spacing w:after="0"/>
+        <w:ind w:firstLine="0"/>
+        <w:jc w:val="left"/>
+        <w:rPr>
+          <w:smallCaps/>
+          <w:sz w:val="4"/>
+          <w:szCs w:val="4"/>
+        </w:rPr>
+      </w:pPr>
+    </w:p>
+    <w:p>
+      <w:pPr>
+        <w:spacing w:after="0"/>
+        <w:ind w:firstLine="0"/>
+        <w:jc w:val="left"/>
+        <w:rPr>
+          <w:smallCaps/>
+          <w:sz w:val="4"/>
+          <w:szCs w:val="4"/>
+        </w:rPr>
+      </w:pPr>
+    </w:p>
+    <w:p>
+      <w:pPr>
+        <w:spacing w:after="0"/>
+        <w:ind w:firstLine="0"/>
+        <w:jc w:val="left"/>
+        <w:rPr>
+          <w:smallCaps/>
+          <w:sz w:val="4"/>
+          <w:szCs w:val="4"/>
+        </w:rPr>
+      </w:pPr>
+    </w:p>
+    <w:p>
+      <w:pPr>
+        <w:spacing w:after="0"/>
+        <w:ind w:firstLine="0"/>
+        <w:jc w:val="left"/>
+        <w:rPr>
+          <w:smallCaps/>
+          <w:sz w:val="4"/>
+          <w:szCs w:val="4"/>
+        </w:rPr>
+      </w:pPr>
+    </w:p>
+    <w:p>
+      <w:pPr>
+        <w:spacing w:after="0"/>
+        <w:ind w:firstLine="0"/>
+        <w:jc w:val="left"/>
+        <w:rPr>
+          <w:smallCaps/>
+          <w:sz w:val="4"/>
+          <w:szCs w:val="4"/>
+        </w:rPr>
+      </w:pPr>
+    </w:p>
+    <w:p>
+      <w:pPr>
+        <w:spacing w:after="0"/>
+        <w:ind w:firstLine="0"/>
+        <w:jc w:val="left"/>
+        <w:rPr>
+          <w:smallCaps/>
+          <w:sz w:val="4"/>
+          <w:szCs w:val="4"/>
+        </w:rPr>
+      </w:pPr>
+    </w:p>
+    <w:p>
+      <w:pPr>
+        <w:spacing w:after="0"/>
+        <w:ind w:firstLine="0"/>
+        <w:jc w:val="left"/>
+        <w:rPr>
+          <w:smallCaps/>
+          <w:sz w:val="4"/>
+          <w:szCs w:val="4"/>
+        </w:rPr>
+      </w:pPr>
+    </w:p>
+    <w:p>
+      <w:pPr>
+        <w:spacing w:after="0"/>
+        <w:ind w:firstLine="0"/>
+        <w:jc w:val="left"/>
+        <w:rPr>
+          <w:smallCaps/>
+          <w:sz w:val="4"/>
+          <w:szCs w:val="4"/>
+        </w:rPr>
+      </w:pPr>
+    </w:p>
+    <w:p>
+      <w:pPr>
+        <w:spacing w:after="0"/>
+        <w:ind w:firstLine="0"/>
+        <w:jc w:val="left"/>
+        <w:rPr>
+          <w:smallCaps/>
+          <w:sz w:val="4"/>
+          <w:szCs w:val="4"/>
+        </w:rPr>
+      </w:pPr>
+    </w:p>
+    <w:p>
+      <w:pPr>
+        <w:spacing w:after="0"/>
+        <w:ind w:firstLine="0"/>
+        <w:jc w:val="left"/>
+        <w:rPr>
+          <w:smallCaps/>
+          <w:sz w:val="4"/>
+          <w:szCs w:val="4"/>
+        </w:rPr>
+      </w:pPr>
+    </w:p>
+    <w:p>
+      <w:pPr>
+        <w:spacing w:after="0"/>
+        <w:ind w:firstLine="0"/>
+        <w:jc w:val="left"/>
+        <w:rPr>
+          <w:smallCaps/>
+          <w:sz w:val="4"/>
+          <w:szCs w:val="4"/>
+        </w:rPr>
+      </w:pPr>
+    </w:p>
+    <w:p>
+      <w:pPr>
+        <w:spacing w:after="0"/>
+        <w:ind w:firstLine="0"/>
+        <w:jc w:val="left"/>
+        <w:rPr>
+          <w:smallCaps/>
+          <w:sz w:val="4"/>
+          <w:szCs w:val="4"/>
+        </w:rPr>
+      </w:pPr>
+    </w:p>
+    <w:p>
+      <w:pPr>
+        <w:spacing w:after="0"/>
+        <w:ind w:firstLine="0"/>
+        <w:jc w:val="center"/>
+        <w:rPr>
+          <w:sz w:val="28"/>
+          <w:szCs w:val="28"/>
+        </w:rPr>
+      </w:pPr>
+      <w:r>
+        <w:rPr>
+          <w:sz w:val="28"/>
+          <w:szCs w:val="28"/>
+        </w:rPr>
+        <w:t>Dr. Alberto Pedrero Esteban</w:t>
+      </w:r>
+    </w:p>
+    <w:p>
+      <w:pPr>
+        <w:spacing w:after="0"/>
+        <w:ind w:firstLine="0"/>
+        <w:jc w:val="center"/>
+        <w:rPr>
+          <w:smallCaps/>
+          <w:sz w:val="24"/>
+          <w:szCs w:val="24"/>
+        </w:rPr>
+      </w:pPr>
+      <w:r>
+        <w:rPr>
+          <w:sz w:val="24"/>
+          <w:szCs w:val="24"/>
+        </w:rPr>
+        <w:t>Director</w:t>
+      </w:r>
+    </w:p>
+    <w:p>
+      <w:pPr>
+        <w:spacing w:after="0"/>
+        <w:ind w:firstLine="0"/>
+        <w:jc w:val="left"/>
+        <w:rPr>
+          <w:smallCaps/>
+          <w:sz w:val="4"/>
+          <w:szCs w:val="4"/>
+        </w:rPr>
+      </w:pPr>
+    </w:p>
+    <w:p>
+      <w:pPr>
+        <w:spacing w:after="0"/>
+        <w:ind w:firstLine="0"/>
+        <w:jc w:val="left"/>
+        <w:rPr>
+          <w:smallCaps/>
+          <w:sz w:val="4"/>
+          <w:szCs w:val="4"/>
+        </w:rPr>
+      </w:pPr>
+    </w:p>
+    <w:p>
+      <w:pPr>
+        <w:spacing w:after="0"/>
+        <w:ind w:firstLine="0"/>
+        <w:jc w:val="left"/>
+        <w:rPr>
+          <w:smallCaps/>
+          <w:sz w:val="4"/>
+          <w:szCs w:val="4"/>
+        </w:rPr>
+      </w:pPr>
+    </w:p>
+    <w:p>
+      <w:pPr>
+        <w:spacing w:after="0"/>
+        <w:jc w:val="left"/>
+        <w:rPr>
+          <w:sz w:val="4"/>
+          <w:szCs w:val="4"/>
+        </w:rPr>
+      </w:pPr>
+    </w:p>
+    <w:p>
+      <w:pPr>
+        <w:spacing w:after="0"/>
+        <w:jc w:val="left"/>
+        <w:rPr>
+          <w:sz w:val="4"/>
+          <w:szCs w:val="4"/>
+        </w:rPr>
+      </w:pPr>
+    </w:p>
+    <w:p>
+      <w:pPr>
+        <w:spacing w:after="0"/>
+        <w:ind w:firstLine="0"/>
+        <w:jc w:val="right"/>
+        <w:rPr>
+          <w:sz w:val="4"/>
+          <w:szCs w:val="4"/>
+        </w:rPr>
+      </w:pPr>
+    </w:p>
+    <w:p>
+      <w:pPr>
+        <w:spacing w:after="0"/>
+        <w:ind w:firstLine="0"/>
+        <w:jc w:val="right"/>
+        <w:rPr>
+          <w:sz w:val="4"/>
+          <w:szCs w:val="4"/>
+        </w:rPr>
+      </w:pPr>
+    </w:p>
+    <w:p>
+      <w:pPr>
+        <w:spacing w:after="0"/>
+        <w:ind w:firstLine="0"/>
+        <w:jc w:val="right"/>
+        <w:rPr>
+          <w:sz w:val="4"/>
+          <w:szCs w:val="4"/>
+        </w:rPr>
+      </w:pPr>
+    </w:p>
+    <w:p>
+      <w:pPr>
+        <w:spacing w:after="0"/>
+        <w:ind w:firstLine="0"/>
+        <w:jc w:val="right"/>
+        <w:rPr>
+          <w:sz w:val="4"/>
+          <w:szCs w:val="4"/>
+        </w:rPr>
+      </w:pPr>
+    </w:p>
+    <w:p>
+      <w:pPr>
+        <w:spacing w:after="0"/>
+        <w:ind w:firstLine="0"/>
+        <w:jc w:val="right"/>
+        <w:rPr>
+          <w:sz w:val="4"/>
+          <w:szCs w:val="4"/>
+        </w:rPr>
+      </w:pPr>
+    </w:p>
+    <w:p>
+      <w:pPr>
+        <w:spacing w:after="0"/>
+        <w:ind w:firstLine="0"/>
+        <w:jc w:val="right"/>
+        <w:rPr>
+          <w:sz w:val="4"/>
+          <w:szCs w:val="4"/>
+        </w:rPr>
+      </w:pPr>
+    </w:p>
+    <w:p>
+      <w:pPr>
+        <w:spacing w:after="0"/>
+        <w:ind w:firstLine="0"/>
+        <w:jc w:val="right"/>
+        <w:rPr>
+          <w:sz w:val="4"/>
+          <w:szCs w:val="4"/>
+        </w:rPr>
+      </w:pPr>
+    </w:p>
+    <w:p>
+      <w:pPr>
+        <w:spacing w:after="0"/>
+        <w:ind w:firstLine="0"/>
+        <w:jc w:val="right"/>
+        <w:rPr>
+          <w:sz w:val="4"/>
+          <w:szCs w:val="4"/>
+        </w:rPr>
+      </w:pPr>
+    </w:p>
+    <w:p>
+      <w:pPr>
+        <w:spacing w:after="0"/>
+        <w:ind w:firstLine="0"/>
+        <w:jc w:val="right"/>
+        <w:rPr>
+          <w:sz w:val="4"/>
+          <w:szCs w:val="4"/>
+        </w:rPr>
+      </w:pPr>
+    </w:p>
+    <w:p>
+      <w:pPr>
+        <w:spacing w:after="0"/>
+        <w:ind w:firstLine="0"/>
+        <w:jc w:val="right"/>
+        <w:rPr>
+          <w:sz w:val="4"/>
+          <w:szCs w:val="4"/>
+        </w:rPr>
+      </w:pPr>
+    </w:p>
+    <w:p>
+      <w:pPr>
+        <w:spacing w:after="0"/>
+        <w:ind w:firstLine="0"/>
+        <w:jc w:val="right"/>
+        <w:rPr>
+          <w:sz w:val="4"/>
+          <w:szCs w:val="4"/>
+        </w:rPr>
+      </w:pPr>
+    </w:p>
+    <w:p>
+      <w:pPr>
+        <w:spacing w:after="0"/>
+        <w:ind w:firstLine="0"/>
+        <w:jc w:val="right"/>
+        <w:rPr>
+          <w:sz w:val="4"/>
+          <w:szCs w:val="4"/>
+        </w:rPr>
+      </w:pPr>
+    </w:p>
+    <w:p>
+      <w:pPr>
+        <w:spacing w:after="0"/>
+        <w:ind w:firstLine="0"/>
+        <w:jc w:val="right"/>
+        <w:rPr>
+          <w:sz w:val="4"/>
+          <w:szCs w:val="4"/>
+        </w:rPr>
+      </w:pPr>
+    </w:p>
+    <w:p>
+      <w:pPr>
+        <w:spacing w:after="0"/>
+        <w:ind w:firstLine="0"/>
+        <w:jc w:val="right"/>
+        <w:rPr>
+          <w:sz w:val="4"/>
+          <w:szCs w:val="4"/>
+        </w:rPr>
+      </w:pPr>
+    </w:p>
+    <w:p>
+      <w:pPr>
+        <w:spacing w:after="0"/>
+        <w:ind w:firstLine="0"/>
+        <w:jc w:val="right"/>
+        <w:rPr>
+          <w:sz w:val="4"/>
+          <w:szCs w:val="4"/>
+        </w:rPr>
+      </w:pPr>
+    </w:p>
+    <w:p>
+      <w:pPr>
+        <w:spacing w:after="0"/>
+        <w:ind w:firstLine="0"/>
+        <w:jc w:val="right"/>
+        <w:rPr>
+          <w:sz w:val="4"/>
+          <w:szCs w:val="4"/>
+        </w:rPr>
+      </w:pPr>
+    </w:p>
+    <w:p>
+      <w:pPr>
+        <w:spacing w:after="0"/>
+        <w:ind w:firstLine="0"/>
+        <w:jc w:val="right"/>
+        <w:rPr>
+          <w:sz w:val="4"/>
+          <w:szCs w:val="4"/>
+        </w:rPr>
+      </w:pPr>
+    </w:p>
+    <w:p>
+      <w:pPr>
+        <w:spacing w:after="0"/>
+        <w:ind w:firstLine="0"/>
+        <w:jc w:val="right"/>
+        <w:rPr>
+          <w:sz w:val="4"/>
+          <w:szCs w:val="4"/>
+        </w:rPr>
+      </w:pPr>
+    </w:p>
+    <w:p>
+      <w:pPr>
+        <w:spacing w:after="0"/>
+        <w:ind w:firstLine="0"/>
+        <w:jc w:val="right"/>
+        <w:rPr>
+          <w:sz w:val="4"/>
+          <w:szCs w:val="4"/>
+        </w:rPr>
+      </w:pPr>
+    </w:p>
+    <w:p>
+      <w:pPr>
+        <w:spacing w:after="0"/>
+        <w:ind w:firstLine="0"/>
+        <w:jc w:val="right"/>
+        <w:rPr>
+          <w:sz w:val="4"/>
+          <w:szCs w:val="4"/>
+        </w:rPr>
+      </w:pPr>
+    </w:p>
+    <w:p>
+      <w:pPr>
+        <w:spacing w:after="0"/>
+        <w:ind w:firstLine="0"/>
+        <w:jc w:val="right"/>
+        <w:rPr>
+          <w:sz w:val="4"/>
+          <w:szCs w:val="4"/>
+        </w:rPr>
+      </w:pPr>
+    </w:p>
+    <w:p>
+      <w:pPr>
+        <w:spacing w:after="0"/>
+        <w:ind w:firstLine="0"/>
+        <w:jc w:val="right"/>
+        <w:rPr>
+          <w:sz w:val="4"/>
+          <w:szCs w:val="4"/>
+        </w:rPr>
+      </w:pPr>
+    </w:p>
+    <w:p>
+      <w:pPr>
+        <w:spacing w:after="0"/>
+        <w:ind w:firstLine="0"/>
+        <w:jc w:val="right"/>
+        <w:rPr>
+          <w:sz w:val="4"/>
+          <w:szCs w:val="4"/>
+        </w:rPr>
+      </w:pPr>
+    </w:p>
+    <w:p>
+      <w:pPr>
+        <w:spacing w:after="0"/>
+        <w:ind w:firstLine="0"/>
+        <w:jc w:val="right"/>
+        <w:rPr>
+          <w:sz w:val="4"/>
+          <w:szCs w:val="4"/>
+        </w:rPr>
+      </w:pPr>
+    </w:p>
+    <w:p>
+      <w:pPr>
+        <w:spacing w:after="0"/>
+        <w:ind w:firstLine="0"/>
+        <w:jc w:val="center"/>
+        <w:rPr>
+          <w:sz w:val="28"/>
+          <w:szCs w:val="28"/>
+        </w:rPr>
         <w:sectPr>
           <w:headerReference w:type="even" r:id="rId9"/>
           <w:footerReference w:type="even" r:id="rId10"/>
@@ -1316,14 +2633,7 @@
           <w:sz w:val="28"/>
           <w:szCs w:val="28"/>
         </w:rPr>
-        <w:t xml:space="preserve"> de </w:t>
-      </w:r>
-      <w:r>
-        <w:rPr>
-          <w:sz w:val="28"/>
-          <w:szCs w:val="28"/>
-        </w:rPr>
-        <w:t>2026</w:t>
+        <w:t xml:space="preserve"> de 2026</w:t>
       </w:r>
     </w:p>
     <w:p>
@@ -2999,7 +4309,7 @@
       <w:r>
         <w:fldChar w:fldCharType="separate"/>
       </w:r>
-      <w:hyperlink w:anchor="_Toc228386777" w:history="1">
+      <w:hyperlink w:anchor="_Toc230624222" w:history="1">
         <w:r>
           <w:rPr>
             <w:rStyle w:val="Hipervnculo"/>
@@ -3045,7 +4355,7 @@
             <w:noProof/>
             <w:webHidden/>
           </w:rPr>
-          <w:instrText xml:space="preserve"> PAGEREF _Toc228386777 \h </w:instrText>
+          <w:instrText xml:space="preserve"> PAGEREF _Toc230624222 \h </w:instrText>
         </w:r>
         <w:r>
           <w:rPr>
@@ -3093,7 +4403,7 @@
           <w14:ligatures w14:val="standardContextual"/>
         </w:rPr>
       </w:pPr>
-      <w:hyperlink w:anchor="_Toc228386778" w:history="1">
+      <w:hyperlink w:anchor="_Toc230624223" w:history="1">
         <w:r>
           <w:rPr>
             <w:rStyle w:val="Hipervnculo"/>
@@ -3139,7 +4449,7 @@
             <w:noProof/>
             <w:webHidden/>
           </w:rPr>
-          <w:instrText xml:space="preserve"> PAGEREF _Toc228386778 \h </w:instrText>
+          <w:instrText xml:space="preserve"> PAGEREF _Toc230624223 \h </w:instrText>
         </w:r>
         <w:r>
           <w:rPr>
@@ -3187,7 +4497,7 @@
           <w14:ligatures w14:val="standardContextual"/>
         </w:rPr>
       </w:pPr>
-      <w:hyperlink w:anchor="_Toc228386779" w:history="1">
+      <w:hyperlink w:anchor="_Toc230624224" w:history="1">
         <w:r>
           <w:rPr>
             <w:rStyle w:val="Hipervnculo"/>
@@ -3233,7 +4543,7 @@
             <w:noProof/>
             <w:webHidden/>
           </w:rPr>
-          <w:instrText xml:space="preserve"> PAGEREF _Toc228386779 \h </w:instrText>
+          <w:instrText xml:space="preserve"> PAGEREF _Toc230624224 \h </w:instrText>
         </w:r>
         <w:r>
           <w:rPr>
@@ -3266,9 +4576,9 @@
     </w:p>
     <w:p>
       <w:pPr>
-        <w:pStyle w:val="TDC1"/>
+        <w:pStyle w:val="TDC2"/>
         <w:tabs>
-          <w:tab w:val="left" w:pos="720"/>
+          <w:tab w:val="left" w:pos="1200"/>
           <w:tab w:val="right" w:leader="dot" w:pos="8493"/>
         </w:tabs>
         <w:rPr>
@@ -3281,13 +4591,13 @@
           <w14:ligatures w14:val="standardContextual"/>
         </w:rPr>
       </w:pPr>
-      <w:hyperlink w:anchor="_Toc228386780" w:history="1">
+      <w:hyperlink w:anchor="_Toc230624225" w:history="1">
         <w:r>
           <w:rPr>
             <w:rStyle w:val="Hipervnculo"/>
             <w:noProof/>
           </w:rPr>
-          <w:t>2.</w:t>
+          <w:t>1.3</w:t>
         </w:r>
         <w:r>
           <w:rPr>
@@ -3306,7 +4616,7 @@
             <w:rStyle w:val="Hipervnculo"/>
             <w:noProof/>
           </w:rPr>
-          <w:t>Telerehabilitación</w:t>
+          <w:t>Organización de la memoria</w:t>
         </w:r>
         <w:r>
           <w:rPr>
@@ -3327,7 +4637,7 @@
             <w:noProof/>
             <w:webHidden/>
           </w:rPr>
-          <w:instrText xml:space="preserve"> PAGEREF _Toc228386780 \h </w:instrText>
+          <w:instrText xml:space="preserve"> PAGEREF _Toc230624225 \h </w:instrText>
         </w:r>
         <w:r>
           <w:rPr>
@@ -3347,7 +4657,7 @@
             <w:noProof/>
             <w:webHidden/>
           </w:rPr>
-          <w:t>13</w:t>
+          <w:t>11</w:t>
         </w:r>
         <w:r>
           <w:rPr>
@@ -3360,9 +4670,9 @@
     </w:p>
     <w:p>
       <w:pPr>
-        <w:pStyle w:val="TDC2"/>
+        <w:pStyle w:val="TDC1"/>
         <w:tabs>
-          <w:tab w:val="left" w:pos="1200"/>
+          <w:tab w:val="left" w:pos="720"/>
           <w:tab w:val="right" w:leader="dot" w:pos="8493"/>
         </w:tabs>
         <w:rPr>
@@ -3375,13 +4685,13 @@
           <w14:ligatures w14:val="standardContextual"/>
         </w:rPr>
       </w:pPr>
-      <w:hyperlink w:anchor="_Toc228386781" w:history="1">
+      <w:hyperlink w:anchor="_Toc230624226" w:history="1">
         <w:r>
           <w:rPr>
             <w:rStyle w:val="Hipervnculo"/>
             <w:noProof/>
           </w:rPr>
-          <w:t>2.1</w:t>
+          <w:t>2.</w:t>
         </w:r>
         <w:r>
           <w:rPr>
@@ -3400,7 +4710,7 @@
             <w:rStyle w:val="Hipervnculo"/>
             <w:noProof/>
           </w:rPr>
-          <w:t>¿Qué es la telerehabilitación?</w:t>
+          <w:t>Telerehabilitación</w:t>
         </w:r>
         <w:r>
           <w:rPr>
@@ -3421,7 +4731,7 @@
             <w:noProof/>
             <w:webHidden/>
           </w:rPr>
-          <w:instrText xml:space="preserve"> PAGEREF _Toc228386781 \h </w:instrText>
+          <w:instrText xml:space="preserve"> PAGEREF _Toc230624226 \h </w:instrText>
         </w:r>
         <w:r>
           <w:rPr>
@@ -3469,13 +4779,13 @@
           <w14:ligatures w14:val="standardContextual"/>
         </w:rPr>
       </w:pPr>
-      <w:hyperlink w:anchor="_Toc228386782" w:history="1">
+      <w:hyperlink w:anchor="_Toc230624227" w:history="1">
         <w:r>
           <w:rPr>
             <w:rStyle w:val="Hipervnculo"/>
             <w:noProof/>
           </w:rPr>
-          <w:t>2.2</w:t>
+          <w:t>2.1</w:t>
         </w:r>
         <w:r>
           <w:rPr>
@@ -3494,7 +4804,7 @@
             <w:rStyle w:val="Hipervnculo"/>
             <w:noProof/>
           </w:rPr>
-          <w:t>¿Cómo funciona el proceso de telerehabilitación?</w:t>
+          <w:t>¿Qué es la telerehabilitación?</w:t>
         </w:r>
         <w:r>
           <w:rPr>
@@ -3515,7 +4825,7 @@
             <w:noProof/>
             <w:webHidden/>
           </w:rPr>
-          <w:instrText xml:space="preserve"> PAGEREF _Toc228386782 \h </w:instrText>
+          <w:instrText xml:space="preserve"> PAGEREF _Toc230624227 \h </w:instrText>
         </w:r>
         <w:r>
           <w:rPr>
@@ -3563,13 +4873,13 @@
           <w14:ligatures w14:val="standardContextual"/>
         </w:rPr>
       </w:pPr>
-      <w:hyperlink w:anchor="_Toc228386783" w:history="1">
+      <w:hyperlink w:anchor="_Toc230624228" w:history="1">
         <w:r>
           <w:rPr>
             <w:rStyle w:val="Hipervnculo"/>
             <w:noProof/>
           </w:rPr>
-          <w:t>2.3</w:t>
+          <w:t>2.2</w:t>
         </w:r>
         <w:r>
           <w:rPr>
@@ -3588,7 +4898,7 @@
             <w:rStyle w:val="Hipervnculo"/>
             <w:noProof/>
           </w:rPr>
-          <w:t>Aspecto claves de la telerehabilitación</w:t>
+          <w:t>¿Cómo funciona el proceso de telerehabilitación?</w:t>
         </w:r>
         <w:r>
           <w:rPr>
@@ -3609,7 +4919,7 @@
             <w:noProof/>
             <w:webHidden/>
           </w:rPr>
-          <w:instrText xml:space="preserve"> PAGEREF _Toc228386783 \h </w:instrText>
+          <w:instrText xml:space="preserve"> PAGEREF _Toc230624228 \h </w:instrText>
         </w:r>
         <w:r>
           <w:rPr>
@@ -3657,13 +4967,13 @@
           <w14:ligatures w14:val="standardContextual"/>
         </w:rPr>
       </w:pPr>
-      <w:hyperlink w:anchor="_Toc228386784" w:history="1">
+      <w:hyperlink w:anchor="_Toc230624229" w:history="1">
         <w:r>
           <w:rPr>
             <w:rStyle w:val="Hipervnculo"/>
             <w:noProof/>
           </w:rPr>
-          <w:t>2.4</w:t>
+          <w:t>2.3</w:t>
         </w:r>
         <w:r>
           <w:rPr>
@@ -3682,7 +4992,7 @@
             <w:rStyle w:val="Hipervnculo"/>
             <w:noProof/>
           </w:rPr>
-          <w:t>Beneficios de la telerehabilitación</w:t>
+          <w:t>Aspecto claves de la telerehabilitación</w:t>
         </w:r>
         <w:r>
           <w:rPr>
@@ -3703,7 +5013,7 @@
             <w:noProof/>
             <w:webHidden/>
           </w:rPr>
-          <w:instrText xml:space="preserve"> PAGEREF _Toc228386784 \h </w:instrText>
+          <w:instrText xml:space="preserve"> PAGEREF _Toc230624229 \h </w:instrText>
         </w:r>
         <w:r>
           <w:rPr>
@@ -3723,7 +5033,7 @@
             <w:noProof/>
             <w:webHidden/>
           </w:rPr>
-          <w:t>14</w:t>
+          <w:t>13</w:t>
         </w:r>
         <w:r>
           <w:rPr>
@@ -3736,9 +5046,9 @@
     </w:p>
     <w:p>
       <w:pPr>
-        <w:pStyle w:val="TDC3"/>
+        <w:pStyle w:val="TDC2"/>
         <w:tabs>
-          <w:tab w:val="left" w:pos="1680"/>
+          <w:tab w:val="left" w:pos="1200"/>
           <w:tab w:val="right" w:leader="dot" w:pos="8493"/>
         </w:tabs>
         <w:rPr>
@@ -3751,13 +5061,13 @@
           <w14:ligatures w14:val="standardContextual"/>
         </w:rPr>
       </w:pPr>
-      <w:hyperlink w:anchor="_Toc228386785" w:history="1">
+      <w:hyperlink w:anchor="_Toc230624230" w:history="1">
         <w:r>
           <w:rPr>
             <w:rStyle w:val="Hipervnculo"/>
             <w:noProof/>
           </w:rPr>
-          <w:t>2.4.1</w:t>
+          <w:t>2.4</w:t>
         </w:r>
         <w:r>
           <w:rPr>
@@ -3776,7 +5086,7 @@
             <w:rStyle w:val="Hipervnculo"/>
             <w:noProof/>
           </w:rPr>
-          <w:t>Innovación Tecnológica y Modernización de la Salud</w:t>
+          <w:t>Beneficios de la telerehabilitación</w:t>
         </w:r>
         <w:r>
           <w:rPr>
@@ -3797,7 +5107,7 @@
             <w:noProof/>
             <w:webHidden/>
           </w:rPr>
-          <w:instrText xml:space="preserve"> PAGEREF _Toc228386785 \h </w:instrText>
+          <w:instrText xml:space="preserve"> PAGEREF _Toc230624230 \h </w:instrText>
         </w:r>
         <w:r>
           <w:rPr>
@@ -3845,13 +5155,13 @@
           <w14:ligatures w14:val="standardContextual"/>
         </w:rPr>
       </w:pPr>
-      <w:hyperlink w:anchor="_Toc228386786" w:history="1">
+      <w:hyperlink w:anchor="_Toc230624231" w:history="1">
         <w:r>
           <w:rPr>
             <w:rStyle w:val="Hipervnculo"/>
             <w:noProof/>
           </w:rPr>
-          <w:t>2.4.2</w:t>
+          <w:t>2.4.1</w:t>
         </w:r>
         <w:r>
           <w:rPr>
@@ -3870,7 +5180,7 @@
             <w:rStyle w:val="Hipervnculo"/>
             <w:noProof/>
           </w:rPr>
-          <w:t>Democratización y Accesibilidad</w:t>
+          <w:t>Innovación Tecnológica y Modernización de la Salud</w:t>
         </w:r>
         <w:r>
           <w:rPr>
@@ -3891,7 +5201,7 @@
             <w:noProof/>
             <w:webHidden/>
           </w:rPr>
-          <w:instrText xml:space="preserve"> PAGEREF _Toc228386786 \h </w:instrText>
+          <w:instrText xml:space="preserve"> PAGEREF _Toc230624231 \h </w:instrText>
         </w:r>
         <w:r>
           <w:rPr>
@@ -3939,13 +5249,13 @@
           <w14:ligatures w14:val="standardContextual"/>
         </w:rPr>
       </w:pPr>
-      <w:hyperlink w:anchor="_Toc228386787" w:history="1">
+      <w:hyperlink w:anchor="_Toc230624232" w:history="1">
         <w:r>
           <w:rPr>
             <w:rStyle w:val="Hipervnculo"/>
             <w:noProof/>
           </w:rPr>
-          <w:t>2.4.3</w:t>
+          <w:t>2.4.2</w:t>
         </w:r>
         <w:r>
           <w:rPr>
@@ -3964,7 +5274,7 @@
             <w:rStyle w:val="Hipervnculo"/>
             <w:noProof/>
           </w:rPr>
-          <w:t>Mejora en la Adherencia al Tratamiento</w:t>
+          <w:t>Democratización y Accesibilidad</w:t>
         </w:r>
         <w:r>
           <w:rPr>
@@ -3985,7 +5295,7 @@
             <w:noProof/>
             <w:webHidden/>
           </w:rPr>
-          <w:instrText xml:space="preserve"> PAGEREF _Toc228386787 \h </w:instrText>
+          <w:instrText xml:space="preserve"> PAGEREF _Toc230624232 \h </w:instrText>
         </w:r>
         <w:r>
           <w:rPr>
@@ -4033,13 +5343,13 @@
           <w14:ligatures w14:val="standardContextual"/>
         </w:rPr>
       </w:pPr>
-      <w:hyperlink w:anchor="_Toc228386788" w:history="1">
+      <w:hyperlink w:anchor="_Toc230624233" w:history="1">
         <w:r>
           <w:rPr>
             <w:rStyle w:val="Hipervnculo"/>
             <w:noProof/>
           </w:rPr>
-          <w:t>2.4.4</w:t>
+          <w:t>2.4.3</w:t>
         </w:r>
         <w:r>
           <w:rPr>
@@ -4058,7 +5368,7 @@
             <w:rStyle w:val="Hipervnculo"/>
             <w:noProof/>
           </w:rPr>
-          <w:t>Empoderamiento del Paciente y Prevención de Recaídas</w:t>
+          <w:t>Mejora en la Adherencia al Tratamiento</w:t>
         </w:r>
         <w:r>
           <w:rPr>
@@ -4079,7 +5389,7 @@
             <w:noProof/>
             <w:webHidden/>
           </w:rPr>
-          <w:instrText xml:space="preserve"> PAGEREF _Toc228386788 \h </w:instrText>
+          <w:instrText xml:space="preserve"> PAGEREF _Toc230624233 \h </w:instrText>
         </w:r>
         <w:r>
           <w:rPr>
@@ -4099,7 +5409,7 @@
             <w:noProof/>
             <w:webHidden/>
           </w:rPr>
-          <w:t>15</w:t>
+          <w:t>14</w:t>
         </w:r>
         <w:r>
           <w:rPr>
@@ -4127,13 +5437,13 @@
           <w14:ligatures w14:val="standardContextual"/>
         </w:rPr>
       </w:pPr>
-      <w:hyperlink w:anchor="_Toc228386789" w:history="1">
+      <w:hyperlink w:anchor="_Toc230624234" w:history="1">
         <w:r>
           <w:rPr>
             <w:rStyle w:val="Hipervnculo"/>
             <w:noProof/>
           </w:rPr>
-          <w:t>2.4.5</w:t>
+          <w:t>2.4.4</w:t>
         </w:r>
         <w:r>
           <w:rPr>
@@ -4152,7 +5462,7 @@
             <w:rStyle w:val="Hipervnculo"/>
             <w:noProof/>
           </w:rPr>
-          <w:t>Optimización del Tiempo del Profesional</w:t>
+          <w:t>Empoderamiento del Paciente y Prevención de Recaídas</w:t>
         </w:r>
         <w:r>
           <w:rPr>
@@ -4173,7 +5483,7 @@
             <w:noProof/>
             <w:webHidden/>
           </w:rPr>
-          <w:instrText xml:space="preserve"> PAGEREF _Toc228386789 \h </w:instrText>
+          <w:instrText xml:space="preserve"> PAGEREF _Toc230624234 \h </w:instrText>
         </w:r>
         <w:r>
           <w:rPr>
@@ -4206,9 +5516,9 @@
     </w:p>
     <w:p>
       <w:pPr>
-        <w:pStyle w:val="TDC2"/>
+        <w:pStyle w:val="TDC3"/>
         <w:tabs>
-          <w:tab w:val="left" w:pos="1200"/>
+          <w:tab w:val="left" w:pos="1680"/>
           <w:tab w:val="right" w:leader="dot" w:pos="8493"/>
         </w:tabs>
         <w:rPr>
@@ -4221,13 +5531,13 @@
           <w14:ligatures w14:val="standardContextual"/>
         </w:rPr>
       </w:pPr>
-      <w:hyperlink w:anchor="_Toc228386790" w:history="1">
+      <w:hyperlink w:anchor="_Toc230624235" w:history="1">
         <w:r>
           <w:rPr>
             <w:rStyle w:val="Hipervnculo"/>
             <w:noProof/>
           </w:rPr>
-          <w:t>2.5</w:t>
+          <w:t>2.4.5</w:t>
         </w:r>
         <w:r>
           <w:rPr>
@@ -4246,7 +5556,7 @@
             <w:rStyle w:val="Hipervnculo"/>
             <w:noProof/>
           </w:rPr>
-          <w:t>Objetivos de la telerehabilitación</w:t>
+          <w:t>Optimización del Tiempo del Profesional</w:t>
         </w:r>
         <w:r>
           <w:rPr>
@@ -4267,7 +5577,7 @@
             <w:noProof/>
             <w:webHidden/>
           </w:rPr>
-          <w:instrText xml:space="preserve"> PAGEREF _Toc228386790 \h </w:instrText>
+          <w:instrText xml:space="preserve"> PAGEREF _Toc230624235 \h </w:instrText>
         </w:r>
         <w:r>
           <w:rPr>
@@ -4300,9 +5610,9 @@
     </w:p>
     <w:p>
       <w:pPr>
-        <w:pStyle w:val="TDC3"/>
+        <w:pStyle w:val="TDC2"/>
         <w:tabs>
-          <w:tab w:val="left" w:pos="1680"/>
+          <w:tab w:val="left" w:pos="1200"/>
           <w:tab w:val="right" w:leader="dot" w:pos="8493"/>
         </w:tabs>
         <w:rPr>
@@ -4315,13 +5625,13 @@
           <w14:ligatures w14:val="standardContextual"/>
         </w:rPr>
       </w:pPr>
-      <w:hyperlink w:anchor="_Toc228386791" w:history="1">
+      <w:hyperlink w:anchor="_Toc230624236" w:history="1">
         <w:r>
           <w:rPr>
             <w:rStyle w:val="Hipervnculo"/>
             <w:noProof/>
           </w:rPr>
-          <w:t>2.5.1</w:t>
+          <w:t>2.5</w:t>
         </w:r>
         <w:r>
           <w:rPr>
@@ -4340,7 +5650,7 @@
             <w:rStyle w:val="Hipervnculo"/>
             <w:noProof/>
           </w:rPr>
-          <w:t>Investigación y Evaluación de Tecnologías:</w:t>
+          <w:t>Objetivos de la telerehabilitación</w:t>
         </w:r>
         <w:r>
           <w:rPr>
@@ -4361,7 +5671,7 @@
             <w:noProof/>
             <w:webHidden/>
           </w:rPr>
-          <w:instrText xml:space="preserve"> PAGEREF _Toc228386791 \h </w:instrText>
+          <w:instrText xml:space="preserve"> PAGEREF _Toc230624236 \h </w:instrText>
         </w:r>
         <w:r>
           <w:rPr>
@@ -4409,13 +5719,13 @@
           <w14:ligatures w14:val="standardContextual"/>
         </w:rPr>
       </w:pPr>
-      <w:hyperlink w:anchor="_Toc228386792" w:history="1">
+      <w:hyperlink w:anchor="_Toc230624237" w:history="1">
         <w:r>
           <w:rPr>
             <w:rStyle w:val="Hipervnculo"/>
             <w:noProof/>
           </w:rPr>
-          <w:t>2.5.2</w:t>
+          <w:t>2.5.1</w:t>
         </w:r>
         <w:r>
           <w:rPr>
@@ -4434,7 +5744,7 @@
             <w:rStyle w:val="Hipervnculo"/>
             <w:noProof/>
           </w:rPr>
-          <w:t>Desarrollo del Algoritmo</w:t>
+          <w:t>Investigación y Evaluación de Tecnologías:</w:t>
         </w:r>
         <w:r>
           <w:rPr>
@@ -4455,7 +5765,7 @@
             <w:noProof/>
             <w:webHidden/>
           </w:rPr>
-          <w:instrText xml:space="preserve"> PAGEREF _Toc228386792 \h </w:instrText>
+          <w:instrText xml:space="preserve"> PAGEREF _Toc230624237 \h </w:instrText>
         </w:r>
         <w:r>
           <w:rPr>
@@ -4503,13 +5813,13 @@
           <w14:ligatures w14:val="standardContextual"/>
         </w:rPr>
       </w:pPr>
-      <w:hyperlink w:anchor="_Toc228386793" w:history="1">
+      <w:hyperlink w:anchor="_Toc230624238" w:history="1">
         <w:r>
           <w:rPr>
             <w:rStyle w:val="Hipervnculo"/>
             <w:noProof/>
           </w:rPr>
-          <w:t>2.5.3</w:t>
+          <w:t>2.5.2</w:t>
         </w:r>
         <w:r>
           <w:rPr>
@@ -4528,7 +5838,7 @@
             <w:rStyle w:val="Hipervnculo"/>
             <w:noProof/>
           </w:rPr>
-          <w:t>Desarrollo de la Plataforma e Interfaz de Usuario:</w:t>
+          <w:t>Desarrollo del Algoritmo</w:t>
         </w:r>
         <w:r>
           <w:rPr>
@@ -4549,7 +5859,7 @@
             <w:noProof/>
             <w:webHidden/>
           </w:rPr>
-          <w:instrText xml:space="preserve"> PAGEREF _Toc228386793 \h </w:instrText>
+          <w:instrText xml:space="preserve"> PAGEREF _Toc230624238 \h </w:instrText>
         </w:r>
         <w:r>
           <w:rPr>
@@ -4597,13 +5907,13 @@
           <w14:ligatures w14:val="standardContextual"/>
         </w:rPr>
       </w:pPr>
-      <w:hyperlink w:anchor="_Toc228386794" w:history="1">
+      <w:hyperlink w:anchor="_Toc230624239" w:history="1">
         <w:r>
           <w:rPr>
             <w:rStyle w:val="Hipervnculo"/>
             <w:noProof/>
           </w:rPr>
-          <w:t>2.5.4</w:t>
+          <w:t>2.5.3</w:t>
         </w:r>
         <w:r>
           <w:rPr>
@@ -4622,7 +5932,7 @@
             <w:rStyle w:val="Hipervnculo"/>
             <w:noProof/>
           </w:rPr>
-          <w:t>Tratamiento de Datos e Informes:</w:t>
+          <w:t>Desarrollo de la Plataforma e Interfaz de Usuario:</w:t>
         </w:r>
         <w:r>
           <w:rPr>
@@ -4643,7 +5953,7 @@
             <w:noProof/>
             <w:webHidden/>
           </w:rPr>
-          <w:instrText xml:space="preserve"> PAGEREF _Toc228386794 \h </w:instrText>
+          <w:instrText xml:space="preserve"> PAGEREF _Toc230624239 \h </w:instrText>
         </w:r>
         <w:r>
           <w:rPr>
@@ -4691,13 +6001,13 @@
           <w14:ligatures w14:val="standardContextual"/>
         </w:rPr>
       </w:pPr>
-      <w:hyperlink w:anchor="_Toc228386795" w:history="1">
+      <w:hyperlink w:anchor="_Toc230624240" w:history="1">
         <w:r>
           <w:rPr>
             <w:rStyle w:val="Hipervnculo"/>
             <w:noProof/>
           </w:rPr>
-          <w:t>2.5.5</w:t>
+          <w:t>2.5.4</w:t>
         </w:r>
         <w:r>
           <w:rPr>
@@ -4716,7 +6026,7 @@
             <w:rStyle w:val="Hipervnculo"/>
             <w:noProof/>
           </w:rPr>
-          <w:t>Validación y Pruebas:</w:t>
+          <w:t>Tratamiento de Datos e Informes:</w:t>
         </w:r>
         <w:r>
           <w:rPr>
@@ -4737,7 +6047,7 @@
             <w:noProof/>
             <w:webHidden/>
           </w:rPr>
-          <w:instrText xml:space="preserve"> PAGEREF _Toc228386795 \h </w:instrText>
+          <w:instrText xml:space="preserve"> PAGEREF _Toc230624240 \h </w:instrText>
         </w:r>
         <w:r>
           <w:rPr>
@@ -4770,9 +6080,9 @@
     </w:p>
     <w:p>
       <w:pPr>
-        <w:pStyle w:val="TDC2"/>
+        <w:pStyle w:val="TDC3"/>
         <w:tabs>
-          <w:tab w:val="left" w:pos="1200"/>
+          <w:tab w:val="left" w:pos="1680"/>
           <w:tab w:val="right" w:leader="dot" w:pos="8493"/>
         </w:tabs>
         <w:rPr>
@@ -4785,13 +6095,13 @@
           <w14:ligatures w14:val="standardContextual"/>
         </w:rPr>
       </w:pPr>
-      <w:hyperlink w:anchor="_Toc228386796" w:history="1">
+      <w:hyperlink w:anchor="_Toc230624241" w:history="1">
         <w:r>
           <w:rPr>
             <w:rStyle w:val="Hipervnculo"/>
             <w:noProof/>
           </w:rPr>
-          <w:t>2.6</w:t>
+          <w:t>2.5.5</w:t>
         </w:r>
         <w:r>
           <w:rPr>
@@ -4810,7 +6120,7 @@
             <w:rStyle w:val="Hipervnculo"/>
             <w:noProof/>
           </w:rPr>
-          <w:t>Telerehabilitación en la actualidad</w:t>
+          <w:t>Validación y Pruebas:</w:t>
         </w:r>
         <w:r>
           <w:rPr>
@@ -4831,7 +6141,7 @@
             <w:noProof/>
             <w:webHidden/>
           </w:rPr>
-          <w:instrText xml:space="preserve"> PAGEREF _Toc228386796 \h </w:instrText>
+          <w:instrText xml:space="preserve"> PAGEREF _Toc230624241 \h </w:instrText>
         </w:r>
         <w:r>
           <w:rPr>
@@ -4851,7 +6161,7 @@
             <w:noProof/>
             <w:webHidden/>
           </w:rPr>
-          <w:t>16</w:t>
+          <w:t>15</w:t>
         </w:r>
         <w:r>
           <w:rPr>
@@ -4864,9 +6174,9 @@
     </w:p>
     <w:p>
       <w:pPr>
-        <w:pStyle w:val="TDC3"/>
+        <w:pStyle w:val="TDC2"/>
         <w:tabs>
-          <w:tab w:val="left" w:pos="1680"/>
+          <w:tab w:val="left" w:pos="1200"/>
           <w:tab w:val="right" w:leader="dot" w:pos="8493"/>
         </w:tabs>
         <w:rPr>
@@ -4879,13 +6189,13 @@
           <w14:ligatures w14:val="standardContextual"/>
         </w:rPr>
       </w:pPr>
-      <w:hyperlink w:anchor="_Toc228386797" w:history="1">
+      <w:hyperlink w:anchor="_Toc230624242" w:history="1">
         <w:r>
           <w:rPr>
             <w:rStyle w:val="Hipervnculo"/>
             <w:noProof/>
           </w:rPr>
-          <w:t>2.6.1</w:t>
+          <w:t>2.6</w:t>
         </w:r>
         <w:r>
           <w:rPr>
@@ -4904,7 +6214,7 @@
             <w:rStyle w:val="Hipervnculo"/>
             <w:noProof/>
           </w:rPr>
-          <w:t>Sistemas Basados en Inteligencia Artificial y Visión Computacional</w:t>
+          <w:t>Telerehabilitación en la actualidad</w:t>
         </w:r>
         <w:r>
           <w:rPr>
@@ -4925,7 +6235,7 @@
             <w:noProof/>
             <w:webHidden/>
           </w:rPr>
-          <w:instrText xml:space="preserve"> PAGEREF _Toc228386797 \h </w:instrText>
+          <w:instrText xml:space="preserve"> PAGEREF _Toc230624242 \h </w:instrText>
         </w:r>
         <w:r>
           <w:rPr>
@@ -4973,13 +6283,13 @@
           <w14:ligatures w14:val="standardContextual"/>
         </w:rPr>
       </w:pPr>
-      <w:hyperlink w:anchor="_Toc228386798" w:history="1">
+      <w:hyperlink w:anchor="_Toc230624243" w:history="1">
         <w:r>
           <w:rPr>
             <w:rStyle w:val="Hipervnculo"/>
             <w:noProof/>
           </w:rPr>
-          <w:t>2.6.2</w:t>
+          <w:t>2.6.1</w:t>
         </w:r>
         <w:r>
           <w:rPr>
@@ -4998,7 +6308,7 @@
             <w:rStyle w:val="Hipervnculo"/>
             <w:noProof/>
           </w:rPr>
-          <w:t>Sistemas de Realidad Virtual y Aumentada</w:t>
+          <w:t>Sistemas Basados en Inteligencia Artificial y Visión Computacional</w:t>
         </w:r>
         <w:r>
           <w:rPr>
@@ -5019,7 +6329,7 @@
             <w:noProof/>
             <w:webHidden/>
           </w:rPr>
-          <w:instrText xml:space="preserve"> PAGEREF _Toc228386798 \h </w:instrText>
+          <w:instrText xml:space="preserve"> PAGEREF _Toc230624243 \h </w:instrText>
         </w:r>
         <w:r>
           <w:rPr>
@@ -5067,13 +6377,13 @@
           <w14:ligatures w14:val="standardContextual"/>
         </w:rPr>
       </w:pPr>
-      <w:hyperlink w:anchor="_Toc228386799" w:history="1">
+      <w:hyperlink w:anchor="_Toc230624244" w:history="1">
         <w:r>
           <w:rPr>
             <w:rStyle w:val="Hipervnculo"/>
             <w:noProof/>
           </w:rPr>
-          <w:t>2.6.3</w:t>
+          <w:t>2.6.2</w:t>
         </w:r>
         <w:r>
           <w:rPr>
@@ -5092,7 +6402,7 @@
             <w:rStyle w:val="Hipervnculo"/>
             <w:noProof/>
           </w:rPr>
-          <w:t>Dispositivos Wearables y Sensores Inerciales</w:t>
+          <w:t>Sistemas de Realidad Virtual y Aumentada</w:t>
         </w:r>
         <w:r>
           <w:rPr>
@@ -5113,7 +6423,7 @@
             <w:noProof/>
             <w:webHidden/>
           </w:rPr>
-          <w:instrText xml:space="preserve"> PAGEREF _Toc228386799 \h </w:instrText>
+          <w:instrText xml:space="preserve"> PAGEREF _Toc230624244 \h </w:instrText>
         </w:r>
         <w:r>
           <w:rPr>
@@ -5161,13 +6471,13 @@
           <w14:ligatures w14:val="standardContextual"/>
         </w:rPr>
       </w:pPr>
-      <w:hyperlink w:anchor="_Toc228386800" w:history="1">
+      <w:hyperlink w:anchor="_Toc230624245" w:history="1">
         <w:r>
           <w:rPr>
             <w:rStyle w:val="Hipervnculo"/>
             <w:noProof/>
           </w:rPr>
-          <w:t>2.6.4</w:t>
+          <w:t>2.6.3</w:t>
         </w:r>
         <w:r>
           <w:rPr>
@@ -5186,7 +6496,7 @@
             <w:rStyle w:val="Hipervnculo"/>
             <w:noProof/>
           </w:rPr>
-          <w:t>Telemedicina y Teleconsulta</w:t>
+          <w:t>Dispositivos Wearables y Sensores Inerciales</w:t>
         </w:r>
         <w:r>
           <w:rPr>
@@ -5207,7 +6517,7 @@
             <w:noProof/>
             <w:webHidden/>
           </w:rPr>
-          <w:instrText xml:space="preserve"> PAGEREF _Toc228386800 \h </w:instrText>
+          <w:instrText xml:space="preserve"> PAGEREF _Toc230624245 \h </w:instrText>
         </w:r>
         <w:r>
           <w:rPr>
@@ -5255,13 +6565,13 @@
           <w14:ligatures w14:val="standardContextual"/>
         </w:rPr>
       </w:pPr>
-      <w:hyperlink w:anchor="_Toc228386801" w:history="1">
+      <w:hyperlink w:anchor="_Toc230624246" w:history="1">
         <w:r>
           <w:rPr>
             <w:rStyle w:val="Hipervnculo"/>
             <w:noProof/>
           </w:rPr>
-          <w:t>2.6.5</w:t>
+          <w:t>2.6.4</w:t>
         </w:r>
         <w:r>
           <w:rPr>
@@ -5280,7 +6590,7 @@
             <w:rStyle w:val="Hipervnculo"/>
             <w:noProof/>
           </w:rPr>
-          <w:t>Principales aplicaciones actuales de la telerehabilitación</w:t>
+          <w:t>Telemedicina y Teleconsulta</w:t>
         </w:r>
         <w:r>
           <w:rPr>
@@ -5301,7 +6611,7 @@
             <w:noProof/>
             <w:webHidden/>
           </w:rPr>
-          <w:instrText xml:space="preserve"> PAGEREF _Toc228386801 \h </w:instrText>
+          <w:instrText xml:space="preserve"> PAGEREF _Toc230624246 \h </w:instrText>
         </w:r>
         <w:r>
           <w:rPr>
@@ -5334,9 +6644,9 @@
     </w:p>
     <w:p>
       <w:pPr>
-        <w:pStyle w:val="TDC2"/>
+        <w:pStyle w:val="TDC3"/>
         <w:tabs>
-          <w:tab w:val="left" w:pos="1200"/>
+          <w:tab w:val="left" w:pos="1680"/>
           <w:tab w:val="right" w:leader="dot" w:pos="8493"/>
         </w:tabs>
         <w:rPr>
@@ -5349,13 +6659,13 @@
           <w14:ligatures w14:val="standardContextual"/>
         </w:rPr>
       </w:pPr>
-      <w:hyperlink w:anchor="_Toc228386802" w:history="1">
+      <w:hyperlink w:anchor="_Toc230624247" w:history="1">
         <w:r>
           <w:rPr>
             <w:rStyle w:val="Hipervnculo"/>
             <w:noProof/>
           </w:rPr>
-          <w:t>2.7</w:t>
+          <w:t>2.6.5</w:t>
         </w:r>
         <w:r>
           <w:rPr>
@@ -5374,7 +6684,7 @@
             <w:rStyle w:val="Hipervnculo"/>
             <w:noProof/>
           </w:rPr>
-          <w:t>Pros y contras de la telerehabilitación</w:t>
+          <w:t>Principales aplicaciones actuales de la telerehabilitación</w:t>
         </w:r>
         <w:r>
           <w:rPr>
@@ -5395,7 +6705,7 @@
             <w:noProof/>
             <w:webHidden/>
           </w:rPr>
-          <w:instrText xml:space="preserve"> PAGEREF _Toc228386802 \h </w:instrText>
+          <w:instrText xml:space="preserve"> PAGEREF _Toc230624247 \h </w:instrText>
         </w:r>
         <w:r>
           <w:rPr>
@@ -5415,7 +6725,7 @@
             <w:noProof/>
             <w:webHidden/>
           </w:rPr>
-          <w:t>17</w:t>
+          <w:t>16</w:t>
         </w:r>
         <w:r>
           <w:rPr>
@@ -5428,9 +6738,9 @@
     </w:p>
     <w:p>
       <w:pPr>
-        <w:pStyle w:val="TDC3"/>
+        <w:pStyle w:val="TDC2"/>
         <w:tabs>
-          <w:tab w:val="left" w:pos="1680"/>
+          <w:tab w:val="left" w:pos="1200"/>
           <w:tab w:val="right" w:leader="dot" w:pos="8493"/>
         </w:tabs>
         <w:rPr>
@@ -5443,13 +6753,13 @@
           <w14:ligatures w14:val="standardContextual"/>
         </w:rPr>
       </w:pPr>
-      <w:hyperlink w:anchor="_Toc228386803" w:history="1">
+      <w:hyperlink w:anchor="_Toc230624248" w:history="1">
         <w:r>
           <w:rPr>
             <w:rStyle w:val="Hipervnculo"/>
             <w:noProof/>
           </w:rPr>
-          <w:t>2.7.1</w:t>
+          <w:t>2.7</w:t>
         </w:r>
         <w:r>
           <w:rPr>
@@ -5468,7 +6778,7 @@
             <w:rStyle w:val="Hipervnculo"/>
             <w:noProof/>
           </w:rPr>
-          <w:t>Aspectos a favor de la telerehabilitación</w:t>
+          <w:t>Pros y contras de la telerehabilitación</w:t>
         </w:r>
         <w:r>
           <w:rPr>
@@ -5489,7 +6799,7 @@
             <w:noProof/>
             <w:webHidden/>
           </w:rPr>
-          <w:instrText xml:space="preserve"> PAGEREF _Toc228386803 \h </w:instrText>
+          <w:instrText xml:space="preserve"> PAGEREF _Toc230624248 \h </w:instrText>
         </w:r>
         <w:r>
           <w:rPr>
@@ -5537,13 +6847,13 @@
           <w14:ligatures w14:val="standardContextual"/>
         </w:rPr>
       </w:pPr>
-      <w:hyperlink w:anchor="_Toc228386804" w:history="1">
+      <w:hyperlink w:anchor="_Toc230624249" w:history="1">
         <w:r>
           <w:rPr>
             <w:rStyle w:val="Hipervnculo"/>
             <w:noProof/>
           </w:rPr>
-          <w:t>2.7.2</w:t>
+          <w:t>2.7.1</w:t>
         </w:r>
         <w:r>
           <w:rPr>
@@ -5562,7 +6872,7 @@
             <w:rStyle w:val="Hipervnculo"/>
             <w:noProof/>
           </w:rPr>
-          <w:t>Aspectos en contra de la telerehabilitación</w:t>
+          <w:t>Aspectos a favor de la telerehabilitación</w:t>
         </w:r>
         <w:r>
           <w:rPr>
@@ -5583,7 +6893,7 @@
             <w:noProof/>
             <w:webHidden/>
           </w:rPr>
-          <w:instrText xml:space="preserve"> PAGEREF _Toc228386804 \h </w:instrText>
+          <w:instrText xml:space="preserve"> PAGEREF _Toc230624249 \h </w:instrText>
         </w:r>
         <w:r>
           <w:rPr>
@@ -5616,9 +6926,9 @@
     </w:p>
     <w:p>
       <w:pPr>
-        <w:pStyle w:val="TDC2"/>
+        <w:pStyle w:val="TDC3"/>
         <w:tabs>
-          <w:tab w:val="left" w:pos="1200"/>
+          <w:tab w:val="left" w:pos="1680"/>
           <w:tab w:val="right" w:leader="dot" w:pos="8493"/>
         </w:tabs>
         <w:rPr>
@@ -5631,13 +6941,13 @@
           <w14:ligatures w14:val="standardContextual"/>
         </w:rPr>
       </w:pPr>
-      <w:hyperlink w:anchor="_Toc228386805" w:history="1">
+      <w:hyperlink w:anchor="_Toc230624250" w:history="1">
         <w:r>
           <w:rPr>
             <w:rStyle w:val="Hipervnculo"/>
             <w:noProof/>
           </w:rPr>
-          <w:t>2.8</w:t>
+          <w:t>2.7.2</w:t>
         </w:r>
         <w:r>
           <w:rPr>
@@ -5656,7 +6966,7 @@
             <w:rStyle w:val="Hipervnculo"/>
             <w:noProof/>
           </w:rPr>
-          <w:t>Posibilidades de mejora para la telerehabilitación</w:t>
+          <w:t>Aspectos en contra de la telerehabilitación</w:t>
         </w:r>
         <w:r>
           <w:rPr>
@@ -5677,7 +6987,7 @@
             <w:noProof/>
             <w:webHidden/>
           </w:rPr>
-          <w:instrText xml:space="preserve"> PAGEREF _Toc228386805 \h </w:instrText>
+          <w:instrText xml:space="preserve"> PAGEREF _Toc230624250 \h </w:instrText>
         </w:r>
         <w:r>
           <w:rPr>
@@ -5725,13 +7035,13 @@
           <w14:ligatures w14:val="standardContextual"/>
         </w:rPr>
       </w:pPr>
-      <w:hyperlink w:anchor="_Toc228386806" w:history="1">
+      <w:hyperlink w:anchor="_Toc230624251" w:history="1">
         <w:r>
           <w:rPr>
             <w:rStyle w:val="Hipervnculo"/>
             <w:noProof/>
           </w:rPr>
-          <w:t>2.9</w:t>
+          <w:t>2.8</w:t>
         </w:r>
         <w:r>
           <w:rPr>
@@ -5750,7 +7060,7 @@
             <w:rStyle w:val="Hipervnculo"/>
             <w:noProof/>
           </w:rPr>
-          <w:t>Estado del arte : trabajos similares y antecedentes</w:t>
+          <w:t>Posibilidades de mejora para la telerehabilitación</w:t>
         </w:r>
         <w:r>
           <w:rPr>
@@ -5771,7 +7081,7 @@
             <w:noProof/>
             <w:webHidden/>
           </w:rPr>
-          <w:instrText xml:space="preserve"> PAGEREF _Toc228386806 \h </w:instrText>
+          <w:instrText xml:space="preserve"> PAGEREF _Toc230624251 \h </w:instrText>
         </w:r>
         <w:r>
           <w:rPr>
@@ -5791,7 +7101,7 @@
             <w:noProof/>
             <w:webHidden/>
           </w:rPr>
-          <w:t>18</w:t>
+          <w:t>17</w:t>
         </w:r>
         <w:r>
           <w:rPr>
@@ -5804,9 +7114,9 @@
     </w:p>
     <w:p>
       <w:pPr>
-        <w:pStyle w:val="TDC3"/>
+        <w:pStyle w:val="TDC2"/>
         <w:tabs>
-          <w:tab w:val="left" w:pos="1680"/>
+          <w:tab w:val="left" w:pos="1200"/>
           <w:tab w:val="right" w:leader="dot" w:pos="8493"/>
         </w:tabs>
         <w:rPr>
@@ -5819,13 +7129,13 @@
           <w14:ligatures w14:val="standardContextual"/>
         </w:rPr>
       </w:pPr>
-      <w:hyperlink w:anchor="_Toc228386807" w:history="1">
+      <w:hyperlink w:anchor="_Toc230624252" w:history="1">
         <w:r>
           <w:rPr>
             <w:rStyle w:val="Hipervnculo"/>
             <w:noProof/>
           </w:rPr>
-          <w:t>2.9.1</w:t>
+          <w:t>2.9</w:t>
         </w:r>
         <w:r>
           <w:rPr>
@@ -5844,7 +7154,7 @@
             <w:rStyle w:val="Hipervnculo"/>
             <w:noProof/>
           </w:rPr>
-          <w:t>Validación científica de MediaPipe para el cálculo del rango de movimiento</w:t>
+          <w:t>Estado del arte : trabajos similares y antecedentes</w:t>
         </w:r>
         <w:r>
           <w:rPr>
@@ -5865,7 +7175,7 @@
             <w:noProof/>
             <w:webHidden/>
           </w:rPr>
-          <w:instrText xml:space="preserve"> PAGEREF _Toc228386807 \h </w:instrText>
+          <w:instrText xml:space="preserve"> PAGEREF _Toc230624252 \h </w:instrText>
         </w:r>
         <w:r>
           <w:rPr>
@@ -5913,13 +7223,13 @@
           <w14:ligatures w14:val="standardContextual"/>
         </w:rPr>
       </w:pPr>
-      <w:hyperlink w:anchor="_Toc228386808" w:history="1">
+      <w:hyperlink w:anchor="_Toc230624253" w:history="1">
         <w:r>
           <w:rPr>
             <w:rStyle w:val="Hipervnculo"/>
             <w:noProof/>
           </w:rPr>
-          <w:t>2.9.2</w:t>
+          <w:t>2.9.1</w:t>
         </w:r>
         <w:r>
           <w:rPr>
@@ -5938,7 +7248,7 @@
             <w:rStyle w:val="Hipervnculo"/>
             <w:noProof/>
           </w:rPr>
-          <w:t>Análisis de la marcha y patologías del tren Inferior</w:t>
+          <w:t>Validación científica de MediaPipe para el cálculo del rango de movimiento</w:t>
         </w:r>
         <w:r>
           <w:rPr>
@@ -5959,7 +7269,7 @@
             <w:noProof/>
             <w:webHidden/>
           </w:rPr>
-          <w:instrText xml:space="preserve"> PAGEREF _Toc228386808 \h </w:instrText>
+          <w:instrText xml:space="preserve"> PAGEREF _Toc230624253 \h </w:instrText>
         </w:r>
         <w:r>
           <w:rPr>
@@ -5979,7 +7289,7 @@
             <w:noProof/>
             <w:webHidden/>
           </w:rPr>
-          <w:t>19</w:t>
+          <w:t>18</w:t>
         </w:r>
         <w:r>
           <w:rPr>
@@ -5992,9 +7302,9 @@
     </w:p>
     <w:p>
       <w:pPr>
-        <w:pStyle w:val="TDC1"/>
+        <w:pStyle w:val="TDC3"/>
         <w:tabs>
-          <w:tab w:val="left" w:pos="720"/>
+          <w:tab w:val="left" w:pos="1680"/>
           <w:tab w:val="right" w:leader="dot" w:pos="8493"/>
         </w:tabs>
         <w:rPr>
@@ -6007,13 +7317,13 @@
           <w14:ligatures w14:val="standardContextual"/>
         </w:rPr>
       </w:pPr>
-      <w:hyperlink w:anchor="_Toc228386809" w:history="1">
+      <w:hyperlink w:anchor="_Toc230624254" w:history="1">
         <w:r>
           <w:rPr>
             <w:rStyle w:val="Hipervnculo"/>
             <w:noProof/>
           </w:rPr>
-          <w:t>3.</w:t>
+          <w:t>2.9.2</w:t>
         </w:r>
         <w:r>
           <w:rPr>
@@ -6032,7 +7342,7 @@
             <w:rStyle w:val="Hipervnculo"/>
             <w:noProof/>
           </w:rPr>
-          <w:t>Aplicación desarrollada</w:t>
+          <w:t>Análisis de la marcha y patologías del tren Inferior</w:t>
         </w:r>
         <w:r>
           <w:rPr>
@@ -6053,7 +7363,7 @@
             <w:noProof/>
             <w:webHidden/>
           </w:rPr>
-          <w:instrText xml:space="preserve"> PAGEREF _Toc228386809 \h </w:instrText>
+          <w:instrText xml:space="preserve"> PAGEREF _Toc230624254 \h </w:instrText>
         </w:r>
         <w:r>
           <w:rPr>
@@ -6073,7 +7383,7 @@
             <w:noProof/>
             <w:webHidden/>
           </w:rPr>
-          <w:t>21</w:t>
+          <w:t>19</w:t>
         </w:r>
         <w:r>
           <w:rPr>
@@ -6086,9 +7396,9 @@
     </w:p>
     <w:p>
       <w:pPr>
-        <w:pStyle w:val="TDC2"/>
+        <w:pStyle w:val="TDC1"/>
         <w:tabs>
-          <w:tab w:val="left" w:pos="1200"/>
+          <w:tab w:val="left" w:pos="720"/>
           <w:tab w:val="right" w:leader="dot" w:pos="8493"/>
         </w:tabs>
         <w:rPr>
@@ -6101,13 +7411,13 @@
           <w14:ligatures w14:val="standardContextual"/>
         </w:rPr>
       </w:pPr>
-      <w:hyperlink w:anchor="_Toc228386810" w:history="1">
+      <w:hyperlink w:anchor="_Toc230624255" w:history="1">
         <w:r>
           <w:rPr>
             <w:rStyle w:val="Hipervnculo"/>
             <w:noProof/>
           </w:rPr>
-          <w:t>3.1</w:t>
+          <w:t>3.</w:t>
         </w:r>
         <w:r>
           <w:rPr>
@@ -6126,7 +7436,7 @@
             <w:rStyle w:val="Hipervnculo"/>
             <w:noProof/>
           </w:rPr>
-          <w:t>Librerías utilizadas</w:t>
+          <w:t>Aplicación desarrollada</w:t>
         </w:r>
         <w:r>
           <w:rPr>
@@ -6147,7 +7457,7 @@
             <w:noProof/>
             <w:webHidden/>
           </w:rPr>
-          <w:instrText xml:space="preserve"> PAGEREF _Toc228386810 \h </w:instrText>
+          <w:instrText xml:space="preserve"> PAGEREF _Toc230624255 \h </w:instrText>
         </w:r>
         <w:r>
           <w:rPr>
@@ -6180,9 +7490,9 @@
     </w:p>
     <w:p>
       <w:pPr>
-        <w:pStyle w:val="TDC3"/>
+        <w:pStyle w:val="TDC2"/>
         <w:tabs>
-          <w:tab w:val="left" w:pos="1680"/>
+          <w:tab w:val="left" w:pos="1200"/>
           <w:tab w:val="right" w:leader="dot" w:pos="8493"/>
         </w:tabs>
         <w:rPr>
@@ -6195,13 +7505,13 @@
           <w14:ligatures w14:val="standardContextual"/>
         </w:rPr>
       </w:pPr>
-      <w:hyperlink w:anchor="_Toc228386811" w:history="1">
+      <w:hyperlink w:anchor="_Toc230624256" w:history="1">
         <w:r>
           <w:rPr>
             <w:rStyle w:val="Hipervnculo"/>
             <w:noProof/>
           </w:rPr>
-          <w:t>3.1.1</w:t>
+          <w:t>3.1</w:t>
         </w:r>
         <w:r>
           <w:rPr>
@@ -6220,7 +7530,7 @@
             <w:rStyle w:val="Hipervnculo"/>
             <w:noProof/>
           </w:rPr>
-          <w:t>Mediapipe</w:t>
+          <w:t>Librerías utilizadas</w:t>
         </w:r>
         <w:r>
           <w:rPr>
@@ -6241,7 +7551,7 @@
             <w:noProof/>
             <w:webHidden/>
           </w:rPr>
-          <w:instrText xml:space="preserve"> PAGEREF _Toc228386811 \h </w:instrText>
+          <w:instrText xml:space="preserve"> PAGEREF _Toc230624256 \h </w:instrText>
         </w:r>
         <w:r>
           <w:rPr>
@@ -6289,13 +7599,13 @@
           <w14:ligatures w14:val="standardContextual"/>
         </w:rPr>
       </w:pPr>
-      <w:hyperlink w:anchor="_Toc228386812" w:history="1">
+      <w:hyperlink w:anchor="_Toc230624257" w:history="1">
         <w:r>
           <w:rPr>
             <w:rStyle w:val="Hipervnculo"/>
             <w:noProof/>
           </w:rPr>
-          <w:t>3.1.2</w:t>
+          <w:t>3.1.1</w:t>
         </w:r>
         <w:r>
           <w:rPr>
@@ -6314,7 +7624,7 @@
             <w:rStyle w:val="Hipervnculo"/>
             <w:noProof/>
           </w:rPr>
-          <w:t>OpenCV</w:t>
+          <w:t>Mediapipe</w:t>
         </w:r>
         <w:r>
           <w:rPr>
@@ -6335,7 +7645,7 @@
             <w:noProof/>
             <w:webHidden/>
           </w:rPr>
-          <w:instrText xml:space="preserve"> PAGEREF _Toc228386812 \h </w:instrText>
+          <w:instrText xml:space="preserve"> PAGEREF _Toc230624257 \h </w:instrText>
         </w:r>
         <w:r>
           <w:rPr>
@@ -6355,7 +7665,7 @@
             <w:noProof/>
             <w:webHidden/>
           </w:rPr>
-          <w:t>22</w:t>
+          <w:t>21</w:t>
         </w:r>
         <w:r>
           <w:rPr>
@@ -6383,13 +7693,13 @@
           <w14:ligatures w14:val="standardContextual"/>
         </w:rPr>
       </w:pPr>
-      <w:hyperlink w:anchor="_Toc228386813" w:history="1">
+      <w:hyperlink w:anchor="_Toc230624258" w:history="1">
         <w:r>
           <w:rPr>
             <w:rStyle w:val="Hipervnculo"/>
             <w:noProof/>
           </w:rPr>
-          <w:t>3.1.3</w:t>
+          <w:t>3.1.2</w:t>
         </w:r>
         <w:r>
           <w:rPr>
@@ -6408,7 +7718,7 @@
             <w:rStyle w:val="Hipervnculo"/>
             <w:noProof/>
           </w:rPr>
-          <w:t>NumPy</w:t>
+          <w:t>OpenCV</w:t>
         </w:r>
         <w:r>
           <w:rPr>
@@ -6429,7 +7739,7 @@
             <w:noProof/>
             <w:webHidden/>
           </w:rPr>
-          <w:instrText xml:space="preserve"> PAGEREF _Toc228386813 \h </w:instrText>
+          <w:instrText xml:space="preserve"> PAGEREF _Toc230624258 \h </w:instrText>
         </w:r>
         <w:r>
           <w:rPr>
@@ -6449,7 +7759,7 @@
             <w:noProof/>
             <w:webHidden/>
           </w:rPr>
-          <w:t>23</w:t>
+          <w:t>22</w:t>
         </w:r>
         <w:r>
           <w:rPr>
@@ -6462,9 +7772,9 @@
     </w:p>
     <w:p>
       <w:pPr>
-        <w:pStyle w:val="TDC2"/>
+        <w:pStyle w:val="TDC3"/>
         <w:tabs>
-          <w:tab w:val="left" w:pos="1200"/>
+          <w:tab w:val="left" w:pos="1680"/>
           <w:tab w:val="right" w:leader="dot" w:pos="8493"/>
         </w:tabs>
         <w:rPr>
@@ -6477,13 +7787,13 @@
           <w14:ligatures w14:val="standardContextual"/>
         </w:rPr>
       </w:pPr>
-      <w:hyperlink w:anchor="_Toc228386814" w:history="1">
+      <w:hyperlink w:anchor="_Toc230624259" w:history="1">
         <w:r>
           <w:rPr>
             <w:rStyle w:val="Hipervnculo"/>
             <w:noProof/>
           </w:rPr>
-          <w:t>3.2</w:t>
+          <w:t>3.1.3</w:t>
         </w:r>
         <w:r>
           <w:rPr>
@@ -6502,7 +7812,7 @@
             <w:rStyle w:val="Hipervnculo"/>
             <w:noProof/>
           </w:rPr>
-          <w:t>Descripción de la aplicación desarrollada</w:t>
+          <w:t>NumPy</w:t>
         </w:r>
         <w:r>
           <w:rPr>
@@ -6523,7 +7833,7 @@
             <w:noProof/>
             <w:webHidden/>
           </w:rPr>
-          <w:instrText xml:space="preserve"> PAGEREF _Toc228386814 \h </w:instrText>
+          <w:instrText xml:space="preserve"> PAGEREF _Toc230624259 \h </w:instrText>
         </w:r>
         <w:r>
           <w:rPr>
@@ -6543,7 +7853,7 @@
             <w:noProof/>
             <w:webHidden/>
           </w:rPr>
-          <w:t>24</w:t>
+          <w:t>23</w:t>
         </w:r>
         <w:r>
           <w:rPr>
@@ -6556,9 +7866,9 @@
     </w:p>
     <w:p>
       <w:pPr>
-        <w:pStyle w:val="TDC3"/>
+        <w:pStyle w:val="TDC2"/>
         <w:tabs>
-          <w:tab w:val="left" w:pos="1680"/>
+          <w:tab w:val="left" w:pos="1200"/>
           <w:tab w:val="right" w:leader="dot" w:pos="8493"/>
         </w:tabs>
         <w:rPr>
@@ -6571,13 +7881,13 @@
           <w14:ligatures w14:val="standardContextual"/>
         </w:rPr>
       </w:pPr>
-      <w:hyperlink w:anchor="_Toc228386815" w:history="1">
+      <w:hyperlink w:anchor="_Toc230624260" w:history="1">
         <w:r>
           <w:rPr>
             <w:rStyle w:val="Hipervnculo"/>
             <w:noProof/>
           </w:rPr>
-          <w:t>3.2.1</w:t>
+          <w:t>3.2</w:t>
         </w:r>
         <w:r>
           <w:rPr>
@@ -6596,7 +7906,7 @@
             <w:rStyle w:val="Hipervnculo"/>
             <w:noProof/>
           </w:rPr>
-          <w:t>El marco de trabajo modular</w:t>
+          <w:t>Descripción de la aplicación desarrollada</w:t>
         </w:r>
         <w:r>
           <w:rPr>
@@ -6617,7 +7927,7 @@
             <w:noProof/>
             <w:webHidden/>
           </w:rPr>
-          <w:instrText xml:space="preserve"> PAGEREF _Toc228386815 \h </w:instrText>
+          <w:instrText xml:space="preserve"> PAGEREF _Toc230624260 \h </w:instrText>
         </w:r>
         <w:r>
           <w:rPr>
@@ -6637,7 +7947,7 @@
             <w:noProof/>
             <w:webHidden/>
           </w:rPr>
-          <w:t>25</w:t>
+          <w:t>24</w:t>
         </w:r>
         <w:r>
           <w:rPr>
@@ -6665,13 +7975,13 @@
           <w14:ligatures w14:val="standardContextual"/>
         </w:rPr>
       </w:pPr>
-      <w:hyperlink w:anchor="_Toc228386816" w:history="1">
+      <w:hyperlink w:anchor="_Toc230624261" w:history="1">
         <w:r>
           <w:rPr>
             <w:rStyle w:val="Hipervnculo"/>
             <w:noProof/>
           </w:rPr>
-          <w:t>3.2.2</w:t>
+          <w:t>3.2.1</w:t>
         </w:r>
         <w:r>
           <w:rPr>
@@ -6690,7 +8000,7 @@
             <w:rStyle w:val="Hipervnculo"/>
             <w:noProof/>
           </w:rPr>
-          <w:t>Implementaciones polimórficas</w:t>
+          <w:t>El marco de trabajo modular</w:t>
         </w:r>
         <w:r>
           <w:rPr>
@@ -6711,7 +8021,7 @@
             <w:noProof/>
             <w:webHidden/>
           </w:rPr>
-          <w:instrText xml:space="preserve"> PAGEREF _Toc228386816 \h </w:instrText>
+          <w:instrText xml:space="preserve"> PAGEREF _Toc230624261 \h </w:instrText>
         </w:r>
         <w:r>
           <w:rPr>
@@ -6759,13 +8069,13 @@
           <w14:ligatures w14:val="standardContextual"/>
         </w:rPr>
       </w:pPr>
-      <w:hyperlink w:anchor="_Toc228386817" w:history="1">
+      <w:hyperlink w:anchor="_Toc230624262" w:history="1">
         <w:r>
           <w:rPr>
             <w:rStyle w:val="Hipervnculo"/>
             <w:noProof/>
           </w:rPr>
-          <w:t>3.2.3</w:t>
+          <w:t>3.2.2</w:t>
         </w:r>
         <w:r>
           <w:rPr>
@@ -6784,7 +8094,7 @@
             <w:rStyle w:val="Hipervnculo"/>
             <w:noProof/>
           </w:rPr>
-          <w:t>El orquestador principal</w:t>
+          <w:t>Implementaciones polimórficas</w:t>
         </w:r>
         <w:r>
           <w:rPr>
@@ -6805,7 +8115,7 @@
             <w:noProof/>
             <w:webHidden/>
           </w:rPr>
-          <w:instrText xml:space="preserve"> PAGEREF _Toc228386817 \h </w:instrText>
+          <w:instrText xml:space="preserve"> PAGEREF _Toc230624262 \h </w:instrText>
         </w:r>
         <w:r>
           <w:rPr>
@@ -6825,7 +8135,7 @@
             <w:noProof/>
             <w:webHidden/>
           </w:rPr>
-          <w:t>26</w:t>
+          <w:t>25</w:t>
         </w:r>
         <w:r>
           <w:rPr>
@@ -6853,13 +8163,13 @@
           <w14:ligatures w14:val="standardContextual"/>
         </w:rPr>
       </w:pPr>
-      <w:hyperlink w:anchor="_Toc228386818" w:history="1">
+      <w:hyperlink w:anchor="_Toc230624263" w:history="1">
         <w:r>
           <w:rPr>
             <w:rStyle w:val="Hipervnculo"/>
             <w:noProof/>
           </w:rPr>
-          <w:t>3.2.4</w:t>
+          <w:t>3.2.3</w:t>
         </w:r>
         <w:r>
           <w:rPr>
@@ -6878,7 +8188,7 @@
             <w:rStyle w:val="Hipervnculo"/>
             <w:noProof/>
           </w:rPr>
-          <w:t>Integración funcional de librerías en el software</w:t>
+          <w:t>El orquestador principal</w:t>
         </w:r>
         <w:r>
           <w:rPr>
@@ -6899,7 +8209,7 @@
             <w:noProof/>
             <w:webHidden/>
           </w:rPr>
-          <w:instrText xml:space="preserve"> PAGEREF _Toc228386818 \h </w:instrText>
+          <w:instrText xml:space="preserve"> PAGEREF _Toc230624263 \h </w:instrText>
         </w:r>
         <w:r>
           <w:rPr>
@@ -6947,13 +8257,13 @@
           <w14:ligatures w14:val="standardContextual"/>
         </w:rPr>
       </w:pPr>
-      <w:hyperlink w:anchor="_Toc228386819" w:history="1">
+      <w:hyperlink w:anchor="_Toc230624264" w:history="1">
         <w:r>
           <w:rPr>
             <w:rStyle w:val="Hipervnculo"/>
             <w:noProof/>
           </w:rPr>
-          <w:t>3.2.5</w:t>
+          <w:t>3.2.4</w:t>
         </w:r>
         <w:r>
           <w:rPr>
@@ -6972,7 +8282,7 @@
             <w:rStyle w:val="Hipervnculo"/>
             <w:noProof/>
           </w:rPr>
-          <w:t>Flujo de digitalización, verificación y almacenamiento de datos biomecánicos</w:t>
+          <w:t>Integración funcional de librerías en el software</w:t>
         </w:r>
         <w:r>
           <w:rPr>
@@ -6993,7 +8303,7 @@
             <w:noProof/>
             <w:webHidden/>
           </w:rPr>
-          <w:instrText xml:space="preserve"> PAGEREF _Toc228386819 \h </w:instrText>
+          <w:instrText xml:space="preserve"> PAGEREF _Toc230624264 \h </w:instrText>
         </w:r>
         <w:r>
           <w:rPr>
@@ -7013,7 +8323,7 @@
             <w:noProof/>
             <w:webHidden/>
           </w:rPr>
-          <w:t>27</w:t>
+          <w:t>26</w:t>
         </w:r>
         <w:r>
           <w:rPr>
@@ -7026,9 +8336,9 @@
     </w:p>
     <w:p>
       <w:pPr>
-        <w:pStyle w:val="TDC2"/>
+        <w:pStyle w:val="TDC3"/>
         <w:tabs>
-          <w:tab w:val="left" w:pos="1200"/>
+          <w:tab w:val="left" w:pos="1680"/>
           <w:tab w:val="right" w:leader="dot" w:pos="8493"/>
         </w:tabs>
         <w:rPr>
@@ -7041,13 +8351,13 @@
           <w14:ligatures w14:val="standardContextual"/>
         </w:rPr>
       </w:pPr>
-      <w:hyperlink w:anchor="_Toc228386820" w:history="1">
+      <w:hyperlink w:anchor="_Toc230624265" w:history="1">
         <w:r>
           <w:rPr>
             <w:rStyle w:val="Hipervnculo"/>
             <w:noProof/>
           </w:rPr>
-          <w:t>3.3</w:t>
+          <w:t>3.2.5</w:t>
         </w:r>
         <w:r>
           <w:rPr>
@@ -7066,7 +8376,7 @@
             <w:rStyle w:val="Hipervnculo"/>
             <w:noProof/>
           </w:rPr>
-          <w:t>Dificultades sufridas a lo largo del desarrollo de la aplicación</w:t>
+          <w:t>Flujo de digitalización, verificación y almacenamiento de datos biomecánicos</w:t>
         </w:r>
         <w:r>
           <w:rPr>
@@ -7087,7 +8397,7 @@
             <w:noProof/>
             <w:webHidden/>
           </w:rPr>
-          <w:instrText xml:space="preserve"> PAGEREF _Toc228386820 \h </w:instrText>
+          <w:instrText xml:space="preserve"> PAGEREF _Toc230624265 \h </w:instrText>
         </w:r>
         <w:r>
           <w:rPr>
@@ -7107,7 +8417,7 @@
             <w:noProof/>
             <w:webHidden/>
           </w:rPr>
-          <w:t>28</w:t>
+          <w:t>27</w:t>
         </w:r>
         <w:r>
           <w:rPr>
@@ -7120,9 +8430,9 @@
     </w:p>
     <w:p>
       <w:pPr>
-        <w:pStyle w:val="TDC3"/>
+        <w:pStyle w:val="TDC2"/>
         <w:tabs>
-          <w:tab w:val="left" w:pos="1680"/>
+          <w:tab w:val="left" w:pos="1200"/>
           <w:tab w:val="right" w:leader="dot" w:pos="8493"/>
         </w:tabs>
         <w:rPr>
@@ -7135,13 +8445,13 @@
           <w14:ligatures w14:val="standardContextual"/>
         </w:rPr>
       </w:pPr>
-      <w:hyperlink w:anchor="_Toc228386821" w:history="1">
+      <w:hyperlink w:anchor="_Toc230624266" w:history="1">
         <w:r>
           <w:rPr>
             <w:rStyle w:val="Hipervnculo"/>
             <w:noProof/>
           </w:rPr>
-          <w:t>3.3.1</w:t>
+          <w:t>3.3</w:t>
         </w:r>
         <w:r>
           <w:rPr>
@@ -7160,7 +8470,7 @@
             <w:rStyle w:val="Hipervnculo"/>
             <w:noProof/>
           </w:rPr>
-          <w:t>Mantenibilidad del código al escalar ejercicios</w:t>
+          <w:t>Dificultades sufridas a lo largo del desarrollo de la aplicación</w:t>
         </w:r>
         <w:r>
           <w:rPr>
@@ -7181,7 +8491,7 @@
             <w:noProof/>
             <w:webHidden/>
           </w:rPr>
-          <w:instrText xml:space="preserve"> PAGEREF _Toc228386821 \h </w:instrText>
+          <w:instrText xml:space="preserve"> PAGEREF _Toc230624266 \h </w:instrText>
         </w:r>
         <w:r>
           <w:rPr>
@@ -7229,13 +8539,13 @@
           <w14:ligatures w14:val="standardContextual"/>
         </w:rPr>
       </w:pPr>
-      <w:hyperlink w:anchor="_Toc228386822" w:history="1">
+      <w:hyperlink w:anchor="_Toc230624267" w:history="1">
         <w:r>
           <w:rPr>
             <w:rStyle w:val="Hipervnculo"/>
             <w:noProof/>
           </w:rPr>
-          <w:t>3.3.2</w:t>
+          <w:t>3.3.1</w:t>
         </w:r>
         <w:r>
           <w:rPr>
@@ -7254,7 +8564,7 @@
             <w:rStyle w:val="Hipervnculo"/>
             <w:noProof/>
           </w:rPr>
-          <w:t>Dificultad vectorial y falsos positivos por perspectiva planimétrica</w:t>
+          <w:t>Mantenibilidad del código al escalar ejercicios</w:t>
         </w:r>
         <w:r>
           <w:rPr>
@@ -7275,7 +8585,7 @@
             <w:noProof/>
             <w:webHidden/>
           </w:rPr>
-          <w:instrText xml:space="preserve"> PAGEREF _Toc228386822 \h </w:instrText>
+          <w:instrText xml:space="preserve"> PAGEREF _Toc230624267 \h </w:instrText>
         </w:r>
         <w:r>
           <w:rPr>
@@ -7295,7 +8605,7 @@
             <w:noProof/>
             <w:webHidden/>
           </w:rPr>
-          <w:t>29</w:t>
+          <w:t>28</w:t>
         </w:r>
         <w:r>
           <w:rPr>
@@ -7323,13 +8633,13 @@
           <w14:ligatures w14:val="standardContextual"/>
         </w:rPr>
       </w:pPr>
-      <w:hyperlink w:anchor="_Toc228386823" w:history="1">
+      <w:hyperlink w:anchor="_Toc230624268" w:history="1">
         <w:r>
           <w:rPr>
             <w:rStyle w:val="Hipervnculo"/>
             <w:noProof/>
           </w:rPr>
-          <w:t>3.3.3</w:t>
+          <w:t>3.3.2</w:t>
         </w:r>
         <w:r>
           <w:rPr>
@@ -7348,7 +8658,7 @@
             <w:rStyle w:val="Hipervnculo"/>
             <w:noProof/>
           </w:rPr>
-          <w:t>Ambigüedad de lateralidad en ejercicios asimétricos unilaterales</w:t>
+          <w:t>Dificultad vectorial y falsos positivos por perspectiva planimétrica</w:t>
         </w:r>
         <w:r>
           <w:rPr>
@@ -7369,7 +8679,7 @@
             <w:noProof/>
             <w:webHidden/>
           </w:rPr>
-          <w:instrText xml:space="preserve"> PAGEREF _Toc228386823 \h </w:instrText>
+          <w:instrText xml:space="preserve"> PAGEREF _Toc230624268 \h </w:instrText>
         </w:r>
         <w:r>
           <w:rPr>
@@ -7402,9 +8712,9 @@
     </w:p>
     <w:p>
       <w:pPr>
-        <w:pStyle w:val="TDC2"/>
+        <w:pStyle w:val="TDC3"/>
         <w:tabs>
-          <w:tab w:val="left" w:pos="1200"/>
+          <w:tab w:val="left" w:pos="1680"/>
           <w:tab w:val="right" w:leader="dot" w:pos="8493"/>
         </w:tabs>
         <w:rPr>
@@ -7417,13 +8727,13 @@
           <w14:ligatures w14:val="standardContextual"/>
         </w:rPr>
       </w:pPr>
-      <w:hyperlink w:anchor="_Toc228386824" w:history="1">
+      <w:hyperlink w:anchor="_Toc230624269" w:history="1">
         <w:r>
           <w:rPr>
             <w:rStyle w:val="Hipervnculo"/>
             <w:noProof/>
           </w:rPr>
-          <w:t>3.4</w:t>
+          <w:t>3.3.3</w:t>
         </w:r>
         <w:r>
           <w:rPr>
@@ -7442,7 +8752,7 @@
             <w:rStyle w:val="Hipervnculo"/>
             <w:noProof/>
           </w:rPr>
-          <w:t>Funcionamiento de mi aplicación</w:t>
+          <w:t>Ambigüedad de lateralidad en ejercicios asimétricos unilaterales</w:t>
         </w:r>
         <w:r>
           <w:rPr>
@@ -7463,7 +8773,7 @@
             <w:noProof/>
             <w:webHidden/>
           </w:rPr>
-          <w:instrText xml:space="preserve"> PAGEREF _Toc228386824 \h </w:instrText>
+          <w:instrText xml:space="preserve"> PAGEREF _Toc230624269 \h </w:instrText>
         </w:r>
         <w:r>
           <w:rPr>
@@ -7483,7 +8793,7 @@
             <w:noProof/>
             <w:webHidden/>
           </w:rPr>
-          <w:t>30</w:t>
+          <w:t>29</w:t>
         </w:r>
         <w:r>
           <w:rPr>
@@ -7496,9 +8806,9 @@
     </w:p>
     <w:p>
       <w:pPr>
-        <w:pStyle w:val="TDC3"/>
+        <w:pStyle w:val="TDC2"/>
         <w:tabs>
-          <w:tab w:val="left" w:pos="1680"/>
+          <w:tab w:val="left" w:pos="1200"/>
           <w:tab w:val="right" w:leader="dot" w:pos="8493"/>
         </w:tabs>
         <w:rPr>
@@ -7511,13 +8821,13 @@
           <w14:ligatures w14:val="standardContextual"/>
         </w:rPr>
       </w:pPr>
-      <w:hyperlink w:anchor="_Toc228386825" w:history="1">
+      <w:hyperlink w:anchor="_Toc230624270" w:history="1">
         <w:r>
           <w:rPr>
             <w:rStyle w:val="Hipervnculo"/>
             <w:noProof/>
           </w:rPr>
-          <w:t>3.4.1</w:t>
+          <w:t>3.4</w:t>
         </w:r>
         <w:r>
           <w:rPr>
@@ -7536,7 +8846,7 @@
             <w:rStyle w:val="Hipervnculo"/>
             <w:noProof/>
           </w:rPr>
-          <w:t>Explicación general</w:t>
+          <w:t>Funcionamiento de mi aplicación</w:t>
         </w:r>
         <w:r>
           <w:rPr>
@@ -7557,7 +8867,7 @@
             <w:noProof/>
             <w:webHidden/>
           </w:rPr>
-          <w:instrText xml:space="preserve"> PAGEREF _Toc228386825 \h </w:instrText>
+          <w:instrText xml:space="preserve"> PAGEREF _Toc230624270 \h </w:instrText>
         </w:r>
         <w:r>
           <w:rPr>
@@ -7605,13 +8915,13 @@
           <w14:ligatures w14:val="standardContextual"/>
         </w:rPr>
       </w:pPr>
-      <w:hyperlink w:anchor="_Toc228386826" w:history="1">
+      <w:hyperlink w:anchor="_Toc230624271" w:history="1">
         <w:r>
           <w:rPr>
             <w:rStyle w:val="Hipervnculo"/>
             <w:noProof/>
           </w:rPr>
-          <w:t>3.4.2</w:t>
+          <w:t>3.4.1</w:t>
         </w:r>
         <w:r>
           <w:rPr>
@@ -7630,7 +8940,7 @@
             <w:rStyle w:val="Hipervnculo"/>
             <w:noProof/>
           </w:rPr>
-          <w:t>Explicación de captura y análisis</w:t>
+          <w:t>Explicación general</w:t>
         </w:r>
         <w:r>
           <w:rPr>
@@ -7651,7 +8961,7 @@
             <w:noProof/>
             <w:webHidden/>
           </w:rPr>
-          <w:instrText xml:space="preserve"> PAGEREF _Toc228386826 \h </w:instrText>
+          <w:instrText xml:space="preserve"> PAGEREF _Toc230624271 \h </w:instrText>
         </w:r>
         <w:r>
           <w:rPr>
@@ -7671,7 +8981,7 @@
             <w:noProof/>
             <w:webHidden/>
           </w:rPr>
-          <w:t>31</w:t>
+          <w:t>30</w:t>
         </w:r>
         <w:r>
           <w:rPr>
@@ -7684,9 +8994,9 @@
     </w:p>
     <w:p>
       <w:pPr>
-        <w:pStyle w:val="TDC1"/>
+        <w:pStyle w:val="TDC3"/>
         <w:tabs>
-          <w:tab w:val="left" w:pos="720"/>
+          <w:tab w:val="left" w:pos="1680"/>
           <w:tab w:val="right" w:leader="dot" w:pos="8493"/>
         </w:tabs>
         <w:rPr>
@@ -7699,13 +9009,13 @@
           <w14:ligatures w14:val="standardContextual"/>
         </w:rPr>
       </w:pPr>
-      <w:hyperlink w:anchor="_Toc228386827" w:history="1">
+      <w:hyperlink w:anchor="_Toc230624272" w:history="1">
         <w:r>
           <w:rPr>
             <w:rStyle w:val="Hipervnculo"/>
             <w:noProof/>
           </w:rPr>
-          <w:t>4.</w:t>
+          <w:t>3.4.2</w:t>
         </w:r>
         <w:r>
           <w:rPr>
@@ -7724,6 +9034,664 @@
             <w:rStyle w:val="Hipervnculo"/>
             <w:noProof/>
           </w:rPr>
+          <w:t>Explicación de captura y análisis</w:t>
+        </w:r>
+        <w:r>
+          <w:rPr>
+            <w:noProof/>
+            <w:webHidden/>
+          </w:rPr>
+          <w:tab/>
+        </w:r>
+        <w:r>
+          <w:rPr>
+            <w:noProof/>
+            <w:webHidden/>
+          </w:rPr>
+          <w:fldChar w:fldCharType="begin"/>
+        </w:r>
+        <w:r>
+          <w:rPr>
+            <w:noProof/>
+            <w:webHidden/>
+          </w:rPr>
+          <w:instrText xml:space="preserve"> PAGEREF _Toc230624272 \h </w:instrText>
+        </w:r>
+        <w:r>
+          <w:rPr>
+            <w:noProof/>
+            <w:webHidden/>
+          </w:rPr>
+        </w:r>
+        <w:r>
+          <w:rPr>
+            <w:noProof/>
+            <w:webHidden/>
+          </w:rPr>
+          <w:fldChar w:fldCharType="separate"/>
+        </w:r>
+        <w:r>
+          <w:rPr>
+            <w:noProof/>
+            <w:webHidden/>
+          </w:rPr>
+          <w:t>31</w:t>
+        </w:r>
+        <w:r>
+          <w:rPr>
+            <w:noProof/>
+            <w:webHidden/>
+          </w:rPr>
+          <w:fldChar w:fldCharType="end"/>
+        </w:r>
+      </w:hyperlink>
+    </w:p>
+    <w:p>
+      <w:pPr>
+        <w:pStyle w:val="TDC1"/>
+        <w:tabs>
+          <w:tab w:val="left" w:pos="720"/>
+          <w:tab w:val="right" w:leader="dot" w:pos="8493"/>
+        </w:tabs>
+        <w:rPr>
+          <w:rFonts w:eastAsiaTheme="minorEastAsia"/>
+          <w:noProof/>
+          <w:kern w:val="2"/>
+          <w:sz w:val="24"/>
+          <w:szCs w:val="24"/>
+          <w:lang w:eastAsia="es-ES_tradnl"/>
+          <w14:ligatures w14:val="standardContextual"/>
+        </w:rPr>
+      </w:pPr>
+      <w:hyperlink w:anchor="_Toc230624273" w:history="1">
+        <w:r>
+          <w:rPr>
+            <w:rStyle w:val="Hipervnculo"/>
+            <w:noProof/>
+          </w:rPr>
+          <w:t>4.</w:t>
+        </w:r>
+        <w:r>
+          <w:rPr>
+            <w:rFonts w:eastAsiaTheme="minorEastAsia"/>
+            <w:noProof/>
+            <w:kern w:val="2"/>
+            <w:sz w:val="24"/>
+            <w:szCs w:val="24"/>
+            <w:lang w:eastAsia="es-ES_tradnl"/>
+            <w14:ligatures w14:val="standardContextual"/>
+          </w:rPr>
+          <w:tab/>
+        </w:r>
+        <w:r>
+          <w:rPr>
+            <w:rStyle w:val="Hipervnculo"/>
+            <w:noProof/>
+          </w:rPr>
+          <w:t>Evaluación del sistema</w:t>
+        </w:r>
+        <w:r>
+          <w:rPr>
+            <w:noProof/>
+            <w:webHidden/>
+          </w:rPr>
+          <w:tab/>
+        </w:r>
+        <w:r>
+          <w:rPr>
+            <w:noProof/>
+            <w:webHidden/>
+          </w:rPr>
+          <w:fldChar w:fldCharType="begin"/>
+        </w:r>
+        <w:r>
+          <w:rPr>
+            <w:noProof/>
+            <w:webHidden/>
+          </w:rPr>
+          <w:instrText xml:space="preserve"> PAGEREF _Toc230624273 \h </w:instrText>
+        </w:r>
+        <w:r>
+          <w:rPr>
+            <w:noProof/>
+            <w:webHidden/>
+          </w:rPr>
+        </w:r>
+        <w:r>
+          <w:rPr>
+            <w:noProof/>
+            <w:webHidden/>
+          </w:rPr>
+          <w:fldChar w:fldCharType="separate"/>
+        </w:r>
+        <w:r>
+          <w:rPr>
+            <w:noProof/>
+            <w:webHidden/>
+          </w:rPr>
+          <w:t>32</w:t>
+        </w:r>
+        <w:r>
+          <w:rPr>
+            <w:noProof/>
+            <w:webHidden/>
+          </w:rPr>
+          <w:fldChar w:fldCharType="end"/>
+        </w:r>
+      </w:hyperlink>
+    </w:p>
+    <w:p>
+      <w:pPr>
+        <w:pStyle w:val="TDC2"/>
+        <w:tabs>
+          <w:tab w:val="left" w:pos="1200"/>
+          <w:tab w:val="right" w:leader="dot" w:pos="8493"/>
+        </w:tabs>
+        <w:rPr>
+          <w:rFonts w:eastAsiaTheme="minorEastAsia"/>
+          <w:noProof/>
+          <w:kern w:val="2"/>
+          <w:sz w:val="24"/>
+          <w:szCs w:val="24"/>
+          <w:lang w:eastAsia="es-ES_tradnl"/>
+          <w14:ligatures w14:val="standardContextual"/>
+        </w:rPr>
+      </w:pPr>
+      <w:hyperlink w:anchor="_Toc230624274" w:history="1">
+        <w:r>
+          <w:rPr>
+            <w:rStyle w:val="Hipervnculo"/>
+            <w:noProof/>
+          </w:rPr>
+          <w:t>4.1</w:t>
+        </w:r>
+        <w:r>
+          <w:rPr>
+            <w:rFonts w:eastAsiaTheme="minorEastAsia"/>
+            <w:noProof/>
+            <w:kern w:val="2"/>
+            <w:sz w:val="24"/>
+            <w:szCs w:val="24"/>
+            <w:lang w:eastAsia="es-ES_tradnl"/>
+            <w14:ligatures w14:val="standardContextual"/>
+          </w:rPr>
+          <w:tab/>
+        </w:r>
+        <w:r>
+          <w:rPr>
+            <w:rStyle w:val="Hipervnculo"/>
+            <w:noProof/>
+          </w:rPr>
+          <w:t>Inicio de sesión</w:t>
+        </w:r>
+        <w:r>
+          <w:rPr>
+            <w:noProof/>
+            <w:webHidden/>
+          </w:rPr>
+          <w:tab/>
+        </w:r>
+        <w:r>
+          <w:rPr>
+            <w:noProof/>
+            <w:webHidden/>
+          </w:rPr>
+          <w:fldChar w:fldCharType="begin"/>
+        </w:r>
+        <w:r>
+          <w:rPr>
+            <w:noProof/>
+            <w:webHidden/>
+          </w:rPr>
+          <w:instrText xml:space="preserve"> PAGEREF _Toc230624274 \h </w:instrText>
+        </w:r>
+        <w:r>
+          <w:rPr>
+            <w:noProof/>
+            <w:webHidden/>
+          </w:rPr>
+        </w:r>
+        <w:r>
+          <w:rPr>
+            <w:noProof/>
+            <w:webHidden/>
+          </w:rPr>
+          <w:fldChar w:fldCharType="separate"/>
+        </w:r>
+        <w:r>
+          <w:rPr>
+            <w:noProof/>
+            <w:webHidden/>
+          </w:rPr>
+          <w:t>32</w:t>
+        </w:r>
+        <w:r>
+          <w:rPr>
+            <w:noProof/>
+            <w:webHidden/>
+          </w:rPr>
+          <w:fldChar w:fldCharType="end"/>
+        </w:r>
+      </w:hyperlink>
+    </w:p>
+    <w:p>
+      <w:pPr>
+        <w:pStyle w:val="TDC2"/>
+        <w:tabs>
+          <w:tab w:val="left" w:pos="1200"/>
+          <w:tab w:val="right" w:leader="dot" w:pos="8493"/>
+        </w:tabs>
+        <w:rPr>
+          <w:rFonts w:eastAsiaTheme="minorEastAsia"/>
+          <w:noProof/>
+          <w:kern w:val="2"/>
+          <w:sz w:val="24"/>
+          <w:szCs w:val="24"/>
+          <w:lang w:eastAsia="es-ES_tradnl"/>
+          <w14:ligatures w14:val="standardContextual"/>
+        </w:rPr>
+      </w:pPr>
+      <w:hyperlink w:anchor="_Toc230624275" w:history="1">
+        <w:r>
+          <w:rPr>
+            <w:rStyle w:val="Hipervnculo"/>
+            <w:noProof/>
+          </w:rPr>
+          <w:t>4.2</w:t>
+        </w:r>
+        <w:r>
+          <w:rPr>
+            <w:rFonts w:eastAsiaTheme="minorEastAsia"/>
+            <w:noProof/>
+            <w:kern w:val="2"/>
+            <w:sz w:val="24"/>
+            <w:szCs w:val="24"/>
+            <w:lang w:eastAsia="es-ES_tradnl"/>
+            <w14:ligatures w14:val="standardContextual"/>
+          </w:rPr>
+          <w:tab/>
+        </w:r>
+        <w:r>
+          <w:rPr>
+            <w:rStyle w:val="Hipervnculo"/>
+            <w:noProof/>
+          </w:rPr>
+          <w:t>Pantalla principal</w:t>
+        </w:r>
+        <w:r>
+          <w:rPr>
+            <w:noProof/>
+            <w:webHidden/>
+          </w:rPr>
+          <w:tab/>
+        </w:r>
+        <w:r>
+          <w:rPr>
+            <w:noProof/>
+            <w:webHidden/>
+          </w:rPr>
+          <w:fldChar w:fldCharType="begin"/>
+        </w:r>
+        <w:r>
+          <w:rPr>
+            <w:noProof/>
+            <w:webHidden/>
+          </w:rPr>
+          <w:instrText xml:space="preserve"> PAGEREF _Toc230624275 \h </w:instrText>
+        </w:r>
+        <w:r>
+          <w:rPr>
+            <w:noProof/>
+            <w:webHidden/>
+          </w:rPr>
+        </w:r>
+        <w:r>
+          <w:rPr>
+            <w:noProof/>
+            <w:webHidden/>
+          </w:rPr>
+          <w:fldChar w:fldCharType="separate"/>
+        </w:r>
+        <w:r>
+          <w:rPr>
+            <w:noProof/>
+            <w:webHidden/>
+          </w:rPr>
+          <w:t>32</w:t>
+        </w:r>
+        <w:r>
+          <w:rPr>
+            <w:noProof/>
+            <w:webHidden/>
+          </w:rPr>
+          <w:fldChar w:fldCharType="end"/>
+        </w:r>
+      </w:hyperlink>
+    </w:p>
+    <w:p>
+      <w:pPr>
+        <w:pStyle w:val="TDC3"/>
+        <w:tabs>
+          <w:tab w:val="left" w:pos="1680"/>
+          <w:tab w:val="right" w:leader="dot" w:pos="8493"/>
+        </w:tabs>
+        <w:rPr>
+          <w:rFonts w:eastAsiaTheme="minorEastAsia"/>
+          <w:noProof/>
+          <w:kern w:val="2"/>
+          <w:sz w:val="24"/>
+          <w:szCs w:val="24"/>
+          <w:lang w:eastAsia="es-ES_tradnl"/>
+          <w14:ligatures w14:val="standardContextual"/>
+        </w:rPr>
+      </w:pPr>
+      <w:hyperlink w:anchor="_Toc230624276" w:history="1">
+        <w:r>
+          <w:rPr>
+            <w:rStyle w:val="Hipervnculo"/>
+            <w:noProof/>
+          </w:rPr>
+          <w:t>4.2.1</w:t>
+        </w:r>
+        <w:r>
+          <w:rPr>
+            <w:rFonts w:eastAsiaTheme="minorEastAsia"/>
+            <w:noProof/>
+            <w:kern w:val="2"/>
+            <w:sz w:val="24"/>
+            <w:szCs w:val="24"/>
+            <w:lang w:eastAsia="es-ES_tradnl"/>
+            <w14:ligatures w14:val="standardContextual"/>
+          </w:rPr>
+          <w:tab/>
+        </w:r>
+        <w:r>
+          <w:rPr>
+            <w:rStyle w:val="Hipervnculo"/>
+            <w:noProof/>
+          </w:rPr>
+          <w:t>Video explicativo</w:t>
+        </w:r>
+        <w:r>
+          <w:rPr>
+            <w:noProof/>
+            <w:webHidden/>
+          </w:rPr>
+          <w:tab/>
+        </w:r>
+        <w:r>
+          <w:rPr>
+            <w:noProof/>
+            <w:webHidden/>
+          </w:rPr>
+          <w:fldChar w:fldCharType="begin"/>
+        </w:r>
+        <w:r>
+          <w:rPr>
+            <w:noProof/>
+            <w:webHidden/>
+          </w:rPr>
+          <w:instrText xml:space="preserve"> PAGEREF _Toc230624276 \h </w:instrText>
+        </w:r>
+        <w:r>
+          <w:rPr>
+            <w:noProof/>
+            <w:webHidden/>
+          </w:rPr>
+        </w:r>
+        <w:r>
+          <w:rPr>
+            <w:noProof/>
+            <w:webHidden/>
+          </w:rPr>
+          <w:fldChar w:fldCharType="separate"/>
+        </w:r>
+        <w:r>
+          <w:rPr>
+            <w:noProof/>
+            <w:webHidden/>
+          </w:rPr>
+          <w:t>33</w:t>
+        </w:r>
+        <w:r>
+          <w:rPr>
+            <w:noProof/>
+            <w:webHidden/>
+          </w:rPr>
+          <w:fldChar w:fldCharType="end"/>
+        </w:r>
+      </w:hyperlink>
+    </w:p>
+    <w:p>
+      <w:pPr>
+        <w:pStyle w:val="TDC3"/>
+        <w:tabs>
+          <w:tab w:val="left" w:pos="1680"/>
+          <w:tab w:val="right" w:leader="dot" w:pos="8493"/>
+        </w:tabs>
+        <w:rPr>
+          <w:rFonts w:eastAsiaTheme="minorEastAsia"/>
+          <w:noProof/>
+          <w:kern w:val="2"/>
+          <w:sz w:val="24"/>
+          <w:szCs w:val="24"/>
+          <w:lang w:eastAsia="es-ES_tradnl"/>
+          <w14:ligatures w14:val="standardContextual"/>
+        </w:rPr>
+      </w:pPr>
+      <w:hyperlink w:anchor="_Toc230624277" w:history="1">
+        <w:r>
+          <w:rPr>
+            <w:rStyle w:val="Hipervnculo"/>
+            <w:noProof/>
+          </w:rPr>
+          <w:t>4.2.2</w:t>
+        </w:r>
+        <w:r>
+          <w:rPr>
+            <w:rFonts w:eastAsiaTheme="minorEastAsia"/>
+            <w:noProof/>
+            <w:kern w:val="2"/>
+            <w:sz w:val="24"/>
+            <w:szCs w:val="24"/>
+            <w:lang w:eastAsia="es-ES_tradnl"/>
+            <w14:ligatures w14:val="standardContextual"/>
+          </w:rPr>
+          <w:tab/>
+        </w:r>
+        <w:r>
+          <w:rPr>
+            <w:rStyle w:val="Hipervnculo"/>
+            <w:noProof/>
+          </w:rPr>
+          <w:t>Iniciar grabación</w:t>
+        </w:r>
+        <w:r>
+          <w:rPr>
+            <w:noProof/>
+            <w:webHidden/>
+          </w:rPr>
+          <w:tab/>
+        </w:r>
+        <w:r>
+          <w:rPr>
+            <w:noProof/>
+            <w:webHidden/>
+          </w:rPr>
+          <w:fldChar w:fldCharType="begin"/>
+        </w:r>
+        <w:r>
+          <w:rPr>
+            <w:noProof/>
+            <w:webHidden/>
+          </w:rPr>
+          <w:instrText xml:space="preserve"> PAGEREF _Toc230624277 \h </w:instrText>
+        </w:r>
+        <w:r>
+          <w:rPr>
+            <w:noProof/>
+            <w:webHidden/>
+          </w:rPr>
+        </w:r>
+        <w:r>
+          <w:rPr>
+            <w:noProof/>
+            <w:webHidden/>
+          </w:rPr>
+          <w:fldChar w:fldCharType="separate"/>
+        </w:r>
+        <w:r>
+          <w:rPr>
+            <w:noProof/>
+            <w:webHidden/>
+          </w:rPr>
+          <w:t>33</w:t>
+        </w:r>
+        <w:r>
+          <w:rPr>
+            <w:noProof/>
+            <w:webHidden/>
+          </w:rPr>
+          <w:fldChar w:fldCharType="end"/>
+        </w:r>
+      </w:hyperlink>
+    </w:p>
+    <w:p>
+      <w:pPr>
+        <w:pStyle w:val="TDC3"/>
+        <w:tabs>
+          <w:tab w:val="left" w:pos="1680"/>
+          <w:tab w:val="right" w:leader="dot" w:pos="8493"/>
+        </w:tabs>
+        <w:rPr>
+          <w:rFonts w:eastAsiaTheme="minorEastAsia"/>
+          <w:noProof/>
+          <w:kern w:val="2"/>
+          <w:sz w:val="24"/>
+          <w:szCs w:val="24"/>
+          <w:lang w:eastAsia="es-ES_tradnl"/>
+          <w14:ligatures w14:val="standardContextual"/>
+        </w:rPr>
+      </w:pPr>
+      <w:hyperlink w:anchor="_Toc230624278" w:history="1">
+        <w:r>
+          <w:rPr>
+            <w:rStyle w:val="Hipervnculo"/>
+            <w:noProof/>
+          </w:rPr>
+          <w:t>4.2.3</w:t>
+        </w:r>
+        <w:r>
+          <w:rPr>
+            <w:rFonts w:eastAsiaTheme="minorEastAsia"/>
+            <w:noProof/>
+            <w:kern w:val="2"/>
+            <w:sz w:val="24"/>
+            <w:szCs w:val="24"/>
+            <w:lang w:eastAsia="es-ES_tradnl"/>
+            <w14:ligatures w14:val="standardContextual"/>
+          </w:rPr>
+          <w:tab/>
+        </w:r>
+        <w:r>
+          <w:rPr>
+            <w:rStyle w:val="Hipervnculo"/>
+            <w:noProof/>
+          </w:rPr>
+          <w:t>Estadísticas del paciente</w:t>
+        </w:r>
+        <w:r>
+          <w:rPr>
+            <w:noProof/>
+            <w:webHidden/>
+          </w:rPr>
+          <w:tab/>
+        </w:r>
+        <w:r>
+          <w:rPr>
+            <w:noProof/>
+            <w:webHidden/>
+          </w:rPr>
+          <w:fldChar w:fldCharType="begin"/>
+        </w:r>
+        <w:r>
+          <w:rPr>
+            <w:noProof/>
+            <w:webHidden/>
+          </w:rPr>
+          <w:instrText xml:space="preserve"> PAGEREF _Toc230624278 \h </w:instrText>
+        </w:r>
+        <w:r>
+          <w:rPr>
+            <w:noProof/>
+            <w:webHidden/>
+          </w:rPr>
+        </w:r>
+        <w:r>
+          <w:rPr>
+            <w:noProof/>
+            <w:webHidden/>
+          </w:rPr>
+          <w:fldChar w:fldCharType="separate"/>
+        </w:r>
+        <w:r>
+          <w:rPr>
+            <w:noProof/>
+            <w:webHidden/>
+          </w:rPr>
+          <w:t>35</w:t>
+        </w:r>
+        <w:r>
+          <w:rPr>
+            <w:noProof/>
+            <w:webHidden/>
+          </w:rPr>
+          <w:fldChar w:fldCharType="end"/>
+        </w:r>
+      </w:hyperlink>
+    </w:p>
+    <w:p>
+      <w:pPr>
+        <w:pStyle w:val="TDC1"/>
+        <w:tabs>
+          <w:tab w:val="left" w:pos="720"/>
+          <w:tab w:val="right" w:leader="dot" w:pos="8493"/>
+        </w:tabs>
+        <w:rPr>
+          <w:rFonts w:eastAsiaTheme="minorEastAsia"/>
+          <w:noProof/>
+          <w:kern w:val="2"/>
+          <w:sz w:val="24"/>
+          <w:szCs w:val="24"/>
+          <w:lang w:eastAsia="es-ES_tradnl"/>
+          <w14:ligatures w14:val="standardContextual"/>
+        </w:rPr>
+      </w:pPr>
+      <w:hyperlink w:anchor="_Toc230624279" w:history="1">
+        <w:r>
+          <w:rPr>
+            <w:rStyle w:val="Hipervnculo"/>
+            <w:noProof/>
+          </w:rPr>
+          <w:t>5.</w:t>
+        </w:r>
+        <w:r>
+          <w:rPr>
+            <w:rFonts w:eastAsiaTheme="minorEastAsia"/>
+            <w:noProof/>
+            <w:kern w:val="2"/>
+            <w:sz w:val="24"/>
+            <w:szCs w:val="24"/>
+            <w:lang w:eastAsia="es-ES_tradnl"/>
+            <w14:ligatures w14:val="standardContextual"/>
+          </w:rPr>
+          <w:tab/>
+        </w:r>
+        <w:r>
+          <w:rPr>
+            <w:rStyle w:val="Hipervnculo"/>
+            <w:noProof/>
+          </w:rPr>
           <w:t>Bibliografía</w:t>
         </w:r>
         <w:r>
@@ -7745,7 +9713,7 @@
             <w:noProof/>
             <w:webHidden/>
           </w:rPr>
-          <w:instrText xml:space="preserve"> PAGEREF _Toc228386827 \h </w:instrText>
+          <w:instrText xml:space="preserve"> PAGEREF _Toc230624279 \h </w:instrText>
         </w:r>
         <w:r>
           <w:rPr>
@@ -7765,7 +9733,7 @@
             <w:noProof/>
             <w:webHidden/>
           </w:rPr>
-          <w:t>32</w:t>
+          <w:t>36</w:t>
         </w:r>
         <w:r>
           <w:rPr>
@@ -7860,8 +9828,22 @@
     </w:p>
     <w:p>
       <w:pPr>
-        <w:ind w:firstLine="0"/>
-      </w:pPr>
+        <w:spacing w:after="200" w:line="276" w:lineRule="auto"/>
+        <w:ind w:firstLine="0"/>
+        <w:jc w:val="left"/>
+      </w:pPr>
+      <w:r>
+        <w:br w:type="page"/>
+      </w:r>
+      <w:r>
+        <w:lastRenderedPageBreak/>
+        <w:t xml:space="preserve">Glosario de </w:t>
+      </w:r>
+      <w:proofErr w:type="spellStart"/>
+      <w:r>
+        <w:t>terminos</w:t>
+      </w:r>
+      <w:proofErr w:type="spellEnd"/>
     </w:p>
     <w:p>
       <w:pPr>
@@ -7997,7 +9979,7 @@
       <w:pPr>
         <w:pStyle w:val="Ttulo1"/>
       </w:pPr>
-      <w:bookmarkStart w:id="0" w:name="_Toc228386777"/>
+      <w:bookmarkStart w:id="0" w:name="_Toc230624222"/>
       <w:r>
         <w:lastRenderedPageBreak/>
         <w:t>Introducción</w:t>
@@ -8017,7 +9999,7 @@
       <w:pPr>
         <w:pStyle w:val="Ttulo2"/>
       </w:pPr>
-      <w:bookmarkStart w:id="1" w:name="_Toc228386778"/>
+      <w:bookmarkStart w:id="1" w:name="_Toc230624223"/>
       <w:r>
         <w:t>Motivación del TFG</w:t>
       </w:r>
@@ -8067,7 +10049,7 @@
           <w:szCs w:val="26"/>
         </w:rPr>
       </w:pPr>
-      <w:bookmarkStart w:id="2" w:name="_Toc228386779"/>
+      <w:bookmarkStart w:id="2" w:name="_Toc230624224"/>
       <w:r>
         <w:rPr>
           <w:rStyle w:val="Ttulo1Car"/>
@@ -8158,9 +10140,11 @@
       <w:pPr>
         <w:pStyle w:val="Ttulo2"/>
       </w:pPr>
+      <w:bookmarkStart w:id="3" w:name="_Toc230624225"/>
       <w:r>
         <w:t>Organización de la memoria</w:t>
       </w:r>
+      <w:bookmarkEnd w:id="3"/>
     </w:p>
     <w:p>
       <w:r>
@@ -8275,18 +10259,18 @@
       <w:pPr>
         <w:pStyle w:val="Ttulo1"/>
       </w:pPr>
-      <w:bookmarkStart w:id="3" w:name="_Toc228386780"/>
+      <w:bookmarkStart w:id="4" w:name="_Toc230624226"/>
       <w:r>
         <w:lastRenderedPageBreak/>
         <w:t>Telerehabilitación</w:t>
       </w:r>
-      <w:bookmarkEnd w:id="3"/>
+      <w:bookmarkEnd w:id="4"/>
     </w:p>
     <w:p>
       <w:pPr>
         <w:pStyle w:val="Ttulo2"/>
       </w:pPr>
-      <w:bookmarkStart w:id="4" w:name="_Toc228386781"/>
+      <w:bookmarkStart w:id="5" w:name="_Toc230624227"/>
       <w:r>
         <w:t xml:space="preserve">¿Qué es </w:t>
       </w:r>
@@ -8296,7 +10280,7 @@
       <w:r>
         <w:t>?</w:t>
       </w:r>
-      <w:bookmarkEnd w:id="4"/>
+      <w:bookmarkEnd w:id="5"/>
     </w:p>
     <w:p>
       <w:pPr>
@@ -8355,11 +10339,11 @@
       <w:pPr>
         <w:pStyle w:val="Ttulo2"/>
       </w:pPr>
-      <w:bookmarkStart w:id="5" w:name="_Toc228386782"/>
+      <w:bookmarkStart w:id="6" w:name="_Toc230624228"/>
       <w:r>
         <w:t>¿Cómo funciona el proceso de telerehabilitación?</w:t>
       </w:r>
-      <w:bookmarkEnd w:id="5"/>
+      <w:bookmarkEnd w:id="6"/>
     </w:p>
     <w:p/>
     <w:p>
@@ -8443,6 +10427,14 @@
           </w:r>
         </w:sdtContent>
       </w:sdt>
+      <w:r>
+        <w:rPr>
+          <w:rFonts w:ascii="Calibri" w:hAnsi="Calibri" w:cs="Calibri"/>
+          <w:color w:val="000000"/>
+          <w:sz w:val="24"/>
+        </w:rPr>
+        <w:t>.</w:t>
+      </w:r>
     </w:p>
     <w:p>
       <w:pPr>
@@ -8454,11 +10446,11 @@
       <w:pPr>
         <w:pStyle w:val="Ttulo2"/>
       </w:pPr>
-      <w:bookmarkStart w:id="6" w:name="_Toc228386783"/>
+      <w:bookmarkStart w:id="7" w:name="_Toc230624229"/>
       <w:r>
         <w:t>Aspecto claves de la telerehabilitación</w:t>
       </w:r>
-      <w:bookmarkEnd w:id="6"/>
+      <w:bookmarkEnd w:id="7"/>
     </w:p>
     <w:p>
       <w:pPr>
@@ -8537,6 +10529,13 @@
             </w:rPr>
             <w:t>(4)</w:t>
           </w:r>
+          <w:r>
+            <w:rPr>
+              <w:rFonts w:ascii="Calibri" w:hAnsi="Calibri" w:cs="Calibri"/>
+              <w:color w:val="000000"/>
+            </w:rPr>
+            <w:t>.</w:t>
+          </w:r>
         </w:sdtContent>
       </w:sdt>
     </w:p>
@@ -8620,21 +10619,236 @@
       <w:pPr>
         <w:pStyle w:val="Ttulo2"/>
       </w:pPr>
-      <w:bookmarkStart w:id="7" w:name="_Toc228386784"/>
+      <w:bookmarkStart w:id="8" w:name="_Toc230624230"/>
+      <w:bookmarkStart w:id="9" w:name="_Toc230624236"/>
+      <w:r>
+        <w:t>Objetivos de la telerehabilitación</w:t>
+      </w:r>
+      <w:bookmarkEnd w:id="9"/>
+    </w:p>
+    <w:p>
+      <w:pPr>
+        <w:pStyle w:val="Ttulo3"/>
+      </w:pPr>
+      <w:bookmarkStart w:id="10" w:name="_Toc230624237"/>
+      <w:r>
+        <w:t>Investigación y Evaluación de Tecnologías:</w:t>
+      </w:r>
+      <w:bookmarkEnd w:id="10"/>
+    </w:p>
+    <w:p>
+      <w:pPr>
+        <w:pStyle w:val="Prrafodelista"/>
+        <w:numPr>
+          <w:ilvl w:val="0"/>
+          <w:numId w:val="8"/>
+        </w:numPr>
+      </w:pPr>
+      <w:r>
+        <w:t>Evaluar e integrar librerías de visión artificial</w:t>
+      </w:r>
+      <w:r>
+        <w:t xml:space="preserve"> </w:t>
+      </w:r>
+      <w:r>
+        <w:t>para el seguimiento preciso de puntos anatómicos corporales mediante una cámara web estándar.</w:t>
+      </w:r>
+    </w:p>
+    <w:p>
+      <w:pPr>
+        <w:pStyle w:val="Prrafodelista"/>
+        <w:numPr>
+          <w:ilvl w:val="0"/>
+          <w:numId w:val="8"/>
+        </w:numPr>
+      </w:pPr>
+      <w:r>
+        <w:t>Analizar la biomecánica de ejercicios específicos</w:t>
+      </w:r>
+      <w:r>
+        <w:t xml:space="preserve"> </w:t>
+      </w:r>
+      <w:r>
+        <w:t>para definir los rangos de movimiento articulares óptimos y los errores posturales más comunes.</w:t>
+      </w:r>
+    </w:p>
+    <w:p>
+      <w:pPr>
+        <w:pStyle w:val="Ttulo3"/>
+      </w:pPr>
+      <w:bookmarkStart w:id="11" w:name="_Toc230624238"/>
+      <w:r>
+        <w:t>Desarrollo del Algoritmo</w:t>
+      </w:r>
+      <w:bookmarkEnd w:id="11"/>
+    </w:p>
+    <w:p>
+      <w:pPr>
+        <w:pStyle w:val="Prrafodelista"/>
+        <w:numPr>
+          <w:ilvl w:val="0"/>
+          <w:numId w:val="9"/>
+        </w:numPr>
+      </w:pPr>
+      <w:r>
+        <w:t>Desarrollar algoritmos capaces de calcular ángulos articulares y evaluar la trayectoria del movimiento en tiempo real o a partir de vídeos pregrabados.</w:t>
+      </w:r>
+    </w:p>
+    <w:p>
+      <w:pPr>
+        <w:pStyle w:val="Prrafodelista"/>
+        <w:numPr>
+          <w:ilvl w:val="0"/>
+          <w:numId w:val="9"/>
+        </w:numPr>
+      </w:pPr>
+      <w:r>
+        <w:t>Implementar un sistema de </w:t>
+      </w:r>
+      <w:r>
+        <w:rPr>
+          <w:i/>
+          <w:iCs/>
+        </w:rPr>
+        <w:t>feedback</w:t>
+      </w:r>
+      <w:r>
+        <w:t xml:space="preserve"> automático que identifique fallos en la ejecución </w:t>
+      </w:r>
+      <w:r>
+        <w:t>tales como compensaciones y asimetrías</w:t>
+      </w:r>
+      <w:r>
+        <w:t xml:space="preserve"> y genere una corrección visual para el usuario.</w:t>
+      </w:r>
+    </w:p>
+    <w:p>
+      <w:pPr>
+        <w:pStyle w:val="Ttulo3"/>
+      </w:pPr>
+      <w:bookmarkStart w:id="12" w:name="_Toc230624239"/>
+      <w:r>
+        <w:t>Desarrollo de la Plataforma e Interfaz de Usuario:</w:t>
+      </w:r>
+      <w:bookmarkEnd w:id="12"/>
+    </w:p>
+    <w:p>
+      <w:pPr>
+        <w:pStyle w:val="Prrafodelista"/>
+        <w:numPr>
+          <w:ilvl w:val="0"/>
+          <w:numId w:val="11"/>
+        </w:numPr>
+      </w:pPr>
+      <w:r>
+        <w:t>Diseñar una interfaz interactiva y accesible que permita una navegación intuitiva tanto para el paciente como para el profesional.</w:t>
+      </w:r>
+    </w:p>
+    <w:p>
+      <w:pPr>
+        <w:pStyle w:val="Prrafodelista"/>
+        <w:numPr>
+          <w:ilvl w:val="0"/>
+          <w:numId w:val="11"/>
+        </w:numPr>
+      </w:pPr>
+      <w:r>
+        <w:t xml:space="preserve">Crear un sistema de gestión de </w:t>
+      </w:r>
+      <w:r>
+        <w:t>perfiles</w:t>
+      </w:r>
+      <w:r>
+        <w:t xml:space="preserve"> y bases de datos que permita almacenar la evolución de los alumnos/pacientes de forma individualizada.</w:t>
+      </w:r>
+      <w:sdt>
+        <w:sdtPr>
+          <w:rPr>
+            <w:rFonts w:ascii="Aptos" w:hAnsi="Aptos"/>
+            <w:color w:val="000000"/>
+            <w:sz w:val="24"/>
+          </w:rPr>
+          <w:tag w:val="MENDELEY_CITATION_v3_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"/>
+          <w:id w:val="-351496868"/>
+          <w:placeholder>
+            <w:docPart w:val="DB1C4D2E1D8D4B428A2CD642378512AF"/>
+          </w:placeholder>
+        </w:sdtPr>
+        <w:sdtContent>
+          <w:r>
+            <w:rPr>
+              <w:rFonts w:ascii="Aptos" w:hAnsi="Aptos"/>
+              <w:color w:val="000000"/>
+              <w:sz w:val="24"/>
+            </w:rPr>
+            <w:t>(4)</w:t>
+          </w:r>
+        </w:sdtContent>
+      </w:sdt>
+    </w:p>
+    <w:p>
+      <w:pPr>
+        <w:pStyle w:val="Ttulo3"/>
+      </w:pPr>
+      <w:bookmarkStart w:id="13" w:name="_Toc230624240"/>
+      <w:r>
+        <w:t>Tratamiento de Datos e Informes:</w:t>
+      </w:r>
+      <w:bookmarkEnd w:id="13"/>
+    </w:p>
+    <w:p>
+      <w:pPr>
+        <w:pStyle w:val="Prrafodelista"/>
+        <w:numPr>
+          <w:ilvl w:val="0"/>
+          <w:numId w:val="12"/>
+        </w:numPr>
+      </w:pPr>
+      <w:r>
+        <w:t>Desarrollar un sistema de generación de informes cuantitativos (estadísticas de aciertos, gráficas de rango de movimiento, histórico) para facilitar la toma de decisiones clínicas del fisioterapeuta o educador físico.</w:t>
+      </w:r>
+    </w:p>
+    <w:p>
+      <w:pPr>
+        <w:pStyle w:val="Ttulo3"/>
+      </w:pPr>
+      <w:bookmarkStart w:id="14" w:name="_Toc230624241"/>
+      <w:r>
+        <w:lastRenderedPageBreak/>
+        <w:t>Validación y Pruebas:</w:t>
+      </w:r>
+      <w:bookmarkEnd w:id="14"/>
+    </w:p>
+    <w:p>
+      <w:pPr>
+        <w:pStyle w:val="Prrafodelista"/>
+        <w:numPr>
+          <w:ilvl w:val="0"/>
+          <w:numId w:val="12"/>
+        </w:numPr>
+      </w:pPr>
+      <w:r>
+        <w:t>Realizar pruebas de usabilidad y precisión del software para comprobar que las mediciones del sistema se ajustan a un entorno de práctica real con usuarios.</w:t>
+      </w:r>
+    </w:p>
+    <w:p>
+      <w:pPr>
+        <w:pStyle w:val="Ttulo2"/>
+      </w:pPr>
       <w:r>
         <w:t>Beneficios de la telerehabilitación</w:t>
       </w:r>
-      <w:bookmarkEnd w:id="7"/>
+      <w:bookmarkEnd w:id="8"/>
     </w:p>
     <w:p>
       <w:pPr>
         <w:pStyle w:val="Ttulo3"/>
       </w:pPr>
-      <w:bookmarkStart w:id="8" w:name="_Toc228386785"/>
+      <w:bookmarkStart w:id="15" w:name="_Toc230624231"/>
       <w:r>
         <w:t>Innovación Tecnológica y Modernización de la Salud</w:t>
       </w:r>
-      <w:bookmarkEnd w:id="8"/>
+      <w:bookmarkEnd w:id="15"/>
       <w:r>
         <w:t xml:space="preserve"> </w:t>
       </w:r>
@@ -8719,11 +10933,11 @@
       <w:pPr>
         <w:pStyle w:val="Ttulo3"/>
       </w:pPr>
-      <w:bookmarkStart w:id="9" w:name="_Toc228386786"/>
+      <w:bookmarkStart w:id="16" w:name="_Toc230624232"/>
       <w:r>
         <w:t>Democratización y Accesibilidad</w:t>
       </w:r>
-      <w:bookmarkEnd w:id="9"/>
+      <w:bookmarkEnd w:id="16"/>
       <w:r>
         <w:t xml:space="preserve"> </w:t>
       </w:r>
@@ -8776,11 +10990,11 @@
       <w:pPr>
         <w:pStyle w:val="Ttulo3"/>
       </w:pPr>
-      <w:bookmarkStart w:id="10" w:name="_Toc228386787"/>
+      <w:bookmarkStart w:id="17" w:name="_Toc230624233"/>
       <w:r>
         <w:t>Mejora en la Adherencia al Tratamiento</w:t>
       </w:r>
-      <w:bookmarkEnd w:id="10"/>
+      <w:bookmarkEnd w:id="17"/>
       <w:r>
         <w:t xml:space="preserve"> </w:t>
       </w:r>
@@ -8826,7 +11040,6 @@
         </w:numPr>
       </w:pPr>
       <w:r>
-        <w:lastRenderedPageBreak/>
         <w:t>Continuidad</w:t>
       </w:r>
       <w:r>
@@ -8871,11 +11084,11 @@
       <w:r>
         <w:t xml:space="preserve"> </w:t>
       </w:r>
-      <w:bookmarkStart w:id="11" w:name="_Toc228386788"/>
+      <w:bookmarkStart w:id="18" w:name="_Toc230624234"/>
       <w:r>
         <w:t>Empoderamiento del Paciente y Prevención de Recaídas</w:t>
       </w:r>
-      <w:bookmarkEnd w:id="11"/>
+      <w:bookmarkEnd w:id="18"/>
     </w:p>
     <w:p>
       <w:pPr>
@@ -8905,11 +11118,11 @@
       <w:pPr>
         <w:pStyle w:val="Ttulo3"/>
       </w:pPr>
-      <w:bookmarkStart w:id="12" w:name="_Toc228386789"/>
+      <w:bookmarkStart w:id="19" w:name="_Toc230624235"/>
       <w:r>
         <w:t>Optimización del Tiempo del Profesional</w:t>
       </w:r>
-      <w:bookmarkEnd w:id="12"/>
+      <w:bookmarkEnd w:id="19"/>
       <w:r>
         <w:t xml:space="preserve"> </w:t>
       </w:r>
@@ -8955,569 +11168,40 @@
     <w:p/>
     <w:p>
       <w:pPr>
+        <w:ind w:firstLine="0"/>
+      </w:pPr>
+      <w:r>
+        <w:lastRenderedPageBreak/>
+        <w:br/>
+      </w:r>
+    </w:p>
+    <w:p>
+      <w:pPr>
         <w:pStyle w:val="Ttulo2"/>
       </w:pPr>
-      <w:bookmarkStart w:id="13" w:name="_Toc228386790"/>
-      <w:r>
-        <w:t>Objetivos de la telerehabilitación</w:t>
-      </w:r>
-      <w:bookmarkEnd w:id="13"/>
+      <w:bookmarkStart w:id="20" w:name="_Toc230624248"/>
+      <w:r>
+        <w:t>Pros y contras de la telerehabilitación</w:t>
+      </w:r>
+      <w:bookmarkEnd w:id="20"/>
+    </w:p>
+    <w:p>
+      <w:pPr>
+        <w:ind w:firstLine="0"/>
+      </w:pPr>
+      <w:r>
+        <w:t>La telerehabilitación ofrece mayor accesibilidad, flexibilidad de horarios y ahorro de tiempo/costes al evitar desplazamientos, facilitando la continuidad del tratamiento desde casa. Sus principales contras incluyen la brecha digital, dependencia de internet, falta de contacto físico para evaluaciones manuales y limitaciones técnicas. </w:t>
+      </w:r>
     </w:p>
     <w:p>
       <w:pPr>
         <w:pStyle w:val="Ttulo3"/>
       </w:pPr>
-      <w:bookmarkStart w:id="14" w:name="_Toc228386791"/>
-      <w:r>
-        <w:t>Investigación y Evaluación de Tecnologías:</w:t>
-      </w:r>
-      <w:bookmarkEnd w:id="14"/>
-    </w:p>
-    <w:p>
-      <w:pPr>
-        <w:pStyle w:val="Prrafodelista"/>
-        <w:numPr>
-          <w:ilvl w:val="0"/>
-          <w:numId w:val="8"/>
-        </w:numPr>
-      </w:pPr>
-      <w:r>
-        <w:t>Evaluar e integrar librerías de visión artificial</w:t>
-      </w:r>
-      <w:r>
-        <w:t xml:space="preserve"> </w:t>
-      </w:r>
-      <w:r>
-        <w:t>para el seguimiento preciso de puntos anatómicos corporales mediante una cámara web estándar.</w:t>
-      </w:r>
-    </w:p>
-    <w:p>
-      <w:pPr>
-        <w:pStyle w:val="Prrafodelista"/>
-        <w:numPr>
-          <w:ilvl w:val="0"/>
-          <w:numId w:val="8"/>
-        </w:numPr>
-      </w:pPr>
-      <w:r>
-        <w:t>Analizar la biomecánica de ejercicios específicos</w:t>
-      </w:r>
-      <w:r>
-        <w:t xml:space="preserve"> </w:t>
-      </w:r>
-      <w:r>
-        <w:t>para definir los rangos de movimiento articulares óptimos y los errores posturales más comunes.</w:t>
-      </w:r>
-    </w:p>
-    <w:p>
-      <w:pPr>
-        <w:pStyle w:val="Ttulo3"/>
-      </w:pPr>
-      <w:bookmarkStart w:id="15" w:name="_Toc228386792"/>
-      <w:r>
-        <w:t>Desarrollo del Algoritmo</w:t>
-      </w:r>
-      <w:bookmarkEnd w:id="15"/>
-    </w:p>
-    <w:p>
-      <w:pPr>
-        <w:pStyle w:val="Prrafodelista"/>
-        <w:numPr>
-          <w:ilvl w:val="0"/>
-          <w:numId w:val="9"/>
-        </w:numPr>
-      </w:pPr>
-      <w:r>
-        <w:t>Desarrollar algoritmos capaces de calcular ángulos articulares y evaluar la trayectoria del movimiento en tiempo real o a partir de vídeos pregrabados.</w:t>
-      </w:r>
-    </w:p>
-    <w:p>
-      <w:pPr>
-        <w:pStyle w:val="Prrafodelista"/>
-        <w:numPr>
-          <w:ilvl w:val="0"/>
-          <w:numId w:val="9"/>
-        </w:numPr>
-      </w:pPr>
-      <w:r>
-        <w:t>Implementar un sistema de </w:t>
-      </w:r>
-      <w:r>
-        <w:rPr>
-          <w:i/>
-          <w:iCs/>
-        </w:rPr>
-        <w:t>feedback</w:t>
-      </w:r>
-      <w:r>
-        <w:t xml:space="preserve"> automático que identifique fallos en la ejecución </w:t>
-      </w:r>
-      <w:r>
-        <w:t>tales como compensaciones y asimetrías</w:t>
-      </w:r>
-      <w:r>
-        <w:t xml:space="preserve"> y genere una corrección visual para el usuario.</w:t>
-      </w:r>
-    </w:p>
-    <w:p>
-      <w:pPr>
-        <w:pStyle w:val="Ttulo3"/>
-      </w:pPr>
-      <w:bookmarkStart w:id="16" w:name="_Toc228386793"/>
-      <w:r>
-        <w:t>Desarrollo de la Plataforma e Interfaz de Usuario:</w:t>
-      </w:r>
-      <w:bookmarkEnd w:id="16"/>
-    </w:p>
-    <w:p>
-      <w:pPr>
-        <w:pStyle w:val="Prrafodelista"/>
-        <w:numPr>
-          <w:ilvl w:val="0"/>
-          <w:numId w:val="11"/>
-        </w:numPr>
-      </w:pPr>
-      <w:r>
-        <w:t>Diseñar una interfaz interactiva y accesible que permita una navegación intuitiva tanto para el paciente como para el profesional.</w:t>
-      </w:r>
-    </w:p>
-    <w:p>
-      <w:pPr>
-        <w:pStyle w:val="Prrafodelista"/>
-        <w:numPr>
-          <w:ilvl w:val="0"/>
-          <w:numId w:val="11"/>
-        </w:numPr>
-      </w:pPr>
-      <w:r>
-        <w:t xml:space="preserve">Crear un sistema de gestión de </w:t>
-      </w:r>
-      <w:r>
-        <w:t>perfiles</w:t>
-      </w:r>
-      <w:r>
-        <w:t xml:space="preserve"> y bases de datos que permita almacenar la evolución de los alumnos/pacientes de forma individualizada.</w:t>
-      </w:r>
-      <w:sdt>
-        <w:sdtPr>
-          <w:rPr>
-            <w:rFonts w:ascii="Aptos" w:hAnsi="Aptos"/>
-            <w:color w:val="000000"/>
-            <w:sz w:val="24"/>
-          </w:rPr>
-          <w:tag w:val="MENDELEY_CITATION_v3_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"/>
-          <w:id w:val="-351496868"/>
-          <w:placeholder>
-            <w:docPart w:val="B67C21F1C7E91B4F81FD5C0563E441C4"/>
-          </w:placeholder>
-        </w:sdtPr>
-        <w:sdtContent>
-          <w:r>
-            <w:rPr>
-              <w:rFonts w:ascii="Aptos" w:hAnsi="Aptos"/>
-              <w:color w:val="000000"/>
-              <w:sz w:val="24"/>
-            </w:rPr>
-            <w:t>(4)</w:t>
-          </w:r>
-        </w:sdtContent>
-      </w:sdt>
-    </w:p>
-    <w:p>
-      <w:pPr>
-        <w:pStyle w:val="Ttulo3"/>
-      </w:pPr>
-      <w:bookmarkStart w:id="17" w:name="_Toc228386794"/>
-      <w:r>
-        <w:t>Tratamiento de Datos e Informes:</w:t>
-      </w:r>
-      <w:bookmarkEnd w:id="17"/>
-    </w:p>
-    <w:p>
-      <w:pPr>
-        <w:pStyle w:val="Prrafodelista"/>
-        <w:numPr>
-          <w:ilvl w:val="0"/>
-          <w:numId w:val="12"/>
-        </w:numPr>
-      </w:pPr>
-      <w:r>
-        <w:t>Desarrollar un sistema de generación de informes cuantitativos (estadísticas de aciertos, gráficas de rango de movimiento, histórico) para facilitar la toma de decisiones clínicas del fisioterapeuta o educador físico.</w:t>
-      </w:r>
-    </w:p>
-    <w:p>
-      <w:pPr>
-        <w:pStyle w:val="Ttulo3"/>
-      </w:pPr>
-      <w:bookmarkStart w:id="18" w:name="_Toc228386795"/>
-      <w:r>
-        <w:t>Validación y Pruebas:</w:t>
-      </w:r>
-      <w:bookmarkEnd w:id="18"/>
-    </w:p>
-    <w:p>
-      <w:pPr>
-        <w:pStyle w:val="Prrafodelista"/>
-        <w:numPr>
-          <w:ilvl w:val="0"/>
-          <w:numId w:val="12"/>
-        </w:numPr>
-      </w:pPr>
-      <w:r>
-        <w:t>Realizar pruebas de usabilidad y precisión del software para comprobar que las mediciones del sistema se ajustan a un entorno de práctica real con usuarios.</w:t>
-      </w:r>
-    </w:p>
-    <w:p>
-      <w:pPr>
-        <w:pStyle w:val="Ttulo2"/>
-      </w:pPr>
-      <w:bookmarkStart w:id="19" w:name="_Toc228386796"/>
-      <w:r>
-        <w:lastRenderedPageBreak/>
-        <w:t>Telerehabilitación en la actualidad</w:t>
-      </w:r>
-      <w:bookmarkEnd w:id="19"/>
-    </w:p>
-    <w:p>
-      <w:pPr>
-        <w:ind w:firstLine="0"/>
-      </w:pPr>
-      <w:r>
-        <w:t>En la actualidad, los sistemas de telerehabilitación han evolucionado para integrar tecnologías avanzadas que permiten realizar ejercicios, monitorizar el progreso y recibir atención fisioterapéutica desde el hogar, reduciendo la necesidad de traslados. Estos sistemas se pueden clasificar en diversas categorías según su enfoque tecnológico</w:t>
-      </w:r>
-      <w:r>
-        <w:t>.</w:t>
-      </w:r>
-    </w:p>
-    <w:p>
-      <w:pPr>
-        <w:pStyle w:val="Ttulo3"/>
-      </w:pPr>
-      <w:bookmarkStart w:id="20" w:name="_Toc228386797"/>
-      <w:r>
-        <w:t xml:space="preserve">Sistemas Basados en Inteligencia </w:t>
-      </w:r>
-      <w:r>
-        <w:t>Artificial y</w:t>
-      </w:r>
-      <w:r>
-        <w:t xml:space="preserve"> Visión Computacional</w:t>
-      </w:r>
-      <w:bookmarkEnd w:id="20"/>
-    </w:p>
-    <w:p>
-      <w:pPr>
-        <w:ind w:firstLine="0"/>
-      </w:pPr>
-      <w:r>
-        <w:t>Existen tres principales herramientas:</w:t>
-      </w:r>
-    </w:p>
-    <w:p>
-      <w:pPr>
-        <w:pStyle w:val="Prrafodelista"/>
-        <w:numPr>
-          <w:ilvl w:val="0"/>
-          <w:numId w:val="12"/>
-        </w:numPr>
-      </w:pPr>
-      <w:r>
-        <w:t>TrakPhysio:</w:t>
-      </w:r>
-      <w:r>
-        <w:t> Una herramienta destacada que utiliza la cámara del dispositivo para guiar al paciente en tiempo real, corrigiendo su postura y monitorizando el rango de movimiento sin necesidad de sensores externos.</w:t>
-      </w:r>
-      <w:r>
-        <w:t xml:space="preserve"> </w:t>
-      </w:r>
-      <w:sdt>
-        <w:sdtPr>
-          <w:rPr>
-            <w:rFonts w:ascii="Aptos" w:hAnsi="Aptos"/>
-            <w:color w:val="000000"/>
-            <w:sz w:val="24"/>
-          </w:rPr>
-          <w:tag w:val="MENDELEY_CITATION_v3_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"/>
-          <w:id w:val="-1060627591"/>
-          <w:placeholder>
-            <w:docPart w:val="F57D21ED85C3D74DB4BBAFD0EB27C144"/>
-          </w:placeholder>
-        </w:sdtPr>
-        <w:sdtContent>
-          <w:r>
-            <w:rPr>
-              <w:rFonts w:ascii="Aptos" w:hAnsi="Aptos"/>
-              <w:color w:val="000000"/>
-              <w:sz w:val="24"/>
-            </w:rPr>
-            <w:t>(6)</w:t>
-          </w:r>
-        </w:sdtContent>
-      </w:sdt>
-    </w:p>
-    <w:p>
-      <w:pPr>
-        <w:pStyle w:val="Prrafodelista"/>
-        <w:numPr>
-          <w:ilvl w:val="0"/>
-          <w:numId w:val="12"/>
-        </w:numPr>
-      </w:pPr>
-      <w:r>
-        <w:t>ReHand:</w:t>
-      </w:r>
-      <w:r>
-        <w:t> Plataforma centrada en la rehabilitación de patologías del miembro superior, que utiliza el reconocimiento de movimiento para guiar ejercicios terapéuticos.</w:t>
-      </w:r>
-    </w:p>
-    <w:p>
-      <w:pPr>
-        <w:pStyle w:val="Prrafodelista"/>
-        <w:numPr>
-          <w:ilvl w:val="0"/>
-          <w:numId w:val="12"/>
-        </w:numPr>
-      </w:pPr>
-      <w:r>
-        <w:t>ReHub:</w:t>
-      </w:r>
-      <w:r>
-        <w:t> Plataforma de rehabilitación digital que permite a los terapeutas prescribir ejercicios, monitorizar al paciente y obtener datos precisos de su evolución. </w:t>
-      </w:r>
-      <w:sdt>
-        <w:sdtPr>
-          <w:rPr>
-            <w:rFonts w:ascii="Calibri" w:hAnsi="Calibri" w:cs="Calibri"/>
-            <w:color w:val="000000"/>
-          </w:rPr>
-          <w:tag w:val="MENDELEY_CITATION_v3_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"/>
-          <w:id w:val="259658078"/>
-          <w:placeholder>
-            <w:docPart w:val="DefaultPlaceholder_-1854013440"/>
-          </w:placeholder>
-        </w:sdtPr>
-        <w:sdtContent>
-          <w:r>
-            <w:rPr>
-              <w:rFonts w:ascii="Calibri" w:hAnsi="Calibri" w:cs="Calibri"/>
-              <w:color w:val="000000"/>
-            </w:rPr>
-            <w:t>(2)</w:t>
-          </w:r>
-        </w:sdtContent>
-      </w:sdt>
-    </w:p>
-    <w:p>
-      <w:pPr>
-        <w:pStyle w:val="Ttulo3"/>
-      </w:pPr>
-      <w:bookmarkStart w:id="21" w:name="_Toc228386798"/>
-      <w:r>
-        <w:t>Sistemas de Realidad Virtual y Aumentada</w:t>
+      <w:bookmarkStart w:id="21" w:name="_Toc230624249"/>
+      <w:r>
+        <w:t>Aspectos a favor de la telerehabilitación</w:t>
       </w:r>
       <w:bookmarkEnd w:id="21"/>
-    </w:p>
-    <w:p>
-      <w:pPr>
-        <w:spacing w:after="160" w:line="278" w:lineRule="auto"/>
-        <w:ind w:firstLine="0"/>
-        <w:jc w:val="left"/>
-      </w:pPr>
-      <w:r>
-        <w:t xml:space="preserve">La integración de </w:t>
-      </w:r>
-      <w:r>
-        <w:t xml:space="preserve">realidad virtual </w:t>
-      </w:r>
-      <w:r>
-        <w:t xml:space="preserve">y </w:t>
-      </w:r>
-      <w:r>
-        <w:t>realidad aumentada</w:t>
-      </w:r>
-      <w:r>
-        <w:t xml:space="preserve"> crea entornos inmersivos que convierten los ejercicios de rehabilitación en actividades interactivas, lo que mejora la adherencia al tratamiento. </w:t>
-      </w:r>
-    </w:p>
-    <w:p>
-      <w:pPr>
-        <w:pStyle w:val="Ttulo3"/>
-      </w:pPr>
-      <w:bookmarkStart w:id="22" w:name="_Toc228386799"/>
-      <w:r>
-        <w:t>Dispositivos Wearables y Sensores Inerciales</w:t>
-      </w:r>
-      <w:bookmarkEnd w:id="22"/>
-    </w:p>
-    <w:p>
-      <w:pPr>
-        <w:spacing w:after="160" w:line="278" w:lineRule="auto"/>
-        <w:ind w:firstLine="0"/>
-        <w:jc w:val="left"/>
-      </w:pPr>
-      <w:r>
-        <w:t>Se utilizan dispositivos de medición inercial para evaluar la movilidad y la calidad del movimiento, permitiendo al profesional obtener datos objetivos del paciente en su entorno doméstico. </w:t>
-      </w:r>
-    </w:p>
-    <w:p>
-      <w:pPr>
-        <w:pStyle w:val="Ttulo3"/>
-      </w:pPr>
-      <w:bookmarkStart w:id="23" w:name="_Toc228386800"/>
-      <w:r>
-        <w:t>Telemedicina y Teleconsulta</w:t>
-      </w:r>
-      <w:bookmarkEnd w:id="23"/>
-    </w:p>
-    <w:p>
-      <w:pPr>
-        <w:ind w:firstLine="0"/>
-      </w:pPr>
-      <w:r>
-        <w:t>La forma más directa de telerehabilitación</w:t>
-      </w:r>
-      <w:r>
-        <w:t xml:space="preserve"> son las plataformas de videoconferencia</w:t>
-      </w:r>
-      <w:r>
-        <w:t>, donde el profesional guía al paciente en sesiones síncronas o asíncronas.</w:t>
-      </w:r>
-    </w:p>
-    <w:p>
-      <w:pPr>
-        <w:ind w:firstLine="0"/>
-      </w:pPr>
-      <w:r>
-        <w:t>También la</w:t>
-      </w:r>
-      <w:r>
-        <w:t xml:space="preserve"> telemotorización que es el c</w:t>
-      </w:r>
-      <w:r>
-        <w:t>ontrol</w:t>
-      </w:r>
-      <w:r>
-        <w:t xml:space="preserve"> remoto de parámetros físicos y funcionales del paciente. </w:t>
-      </w:r>
-    </w:p>
-    <w:p>
-      <w:pPr>
-        <w:pStyle w:val="Ttulo3"/>
-      </w:pPr>
-      <w:bookmarkStart w:id="24" w:name="_Toc228386801"/>
-      <w:r>
-        <w:t>Principales aplicaciones actuales de la telerehabilitación</w:t>
-      </w:r>
-      <w:bookmarkEnd w:id="24"/>
-    </w:p>
-    <w:p>
-      <w:pPr>
-        <w:pStyle w:val="Prrafodelista"/>
-        <w:numPr>
-          <w:ilvl w:val="0"/>
-          <w:numId w:val="13"/>
-        </w:numPr>
-      </w:pPr>
-      <w:r>
-        <w:t>Fisioterapia traumatológica y deportiva: Recuperación de lesiones musculoesqueléticas.</w:t>
-      </w:r>
-    </w:p>
-    <w:p>
-      <w:pPr>
-        <w:pStyle w:val="Prrafodelista"/>
-        <w:numPr>
-          <w:ilvl w:val="0"/>
-          <w:numId w:val="13"/>
-        </w:numPr>
-      </w:pPr>
-      <w:r>
-        <w:t>Rehabilitación neurológica: Ejercicios para pacientes con lesiones cerebrales.</w:t>
-      </w:r>
-      <w:sdt>
-        <w:sdtPr>
-          <w:rPr>
-            <w:rFonts w:ascii="Aptos" w:hAnsi="Aptos"/>
-            <w:color w:val="000000"/>
-            <w:sz w:val="24"/>
-          </w:rPr>
-          <w:tag w:val="MENDELEY_CITATION_v3_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"/>
-          <w:id w:val="697124406"/>
-          <w:placeholder>
-            <w:docPart w:val="73BD4A00B3C74448806F6B83A3C5D35A"/>
-          </w:placeholder>
-        </w:sdtPr>
-        <w:sdtContent>
-          <w:r>
-            <w:rPr>
-              <w:rFonts w:ascii="Aptos" w:hAnsi="Aptos"/>
-              <w:color w:val="000000"/>
-              <w:sz w:val="24"/>
-            </w:rPr>
-            <w:t>(7)</w:t>
-          </w:r>
-        </w:sdtContent>
-      </w:sdt>
-    </w:p>
-    <w:p>
-      <w:pPr>
-        <w:pStyle w:val="Prrafodelista"/>
-        <w:numPr>
-          <w:ilvl w:val="0"/>
-          <w:numId w:val="13"/>
-        </w:numPr>
-      </w:pPr>
-      <w:r>
-        <w:t>Rehabilitación cardiopulmonar: Programas a distancia para pacientes con enfermedades crónicas, integrando modelos híbridos.</w:t>
-      </w:r>
-    </w:p>
-    <w:p>
-      <w:pPr>
-        <w:pStyle w:val="Prrafodelista"/>
-        <w:numPr>
-          <w:ilvl w:val="0"/>
-          <w:numId w:val="13"/>
-        </w:numPr>
-      </w:pPr>
-      <w:r>
-        <w:t>Geriatría: Atención especializada para personas mayores, facilitando el acceso a terapias sin salir de casa. </w:t>
-      </w:r>
-    </w:p>
-    <w:p>
-      <w:pPr>
-        <w:ind w:firstLine="0"/>
-      </w:pPr>
-      <w:r>
-        <w:br/>
-      </w:r>
-    </w:p>
-    <w:p>
-      <w:pPr>
-        <w:pStyle w:val="Ttulo2"/>
-      </w:pPr>
-      <w:bookmarkStart w:id="25" w:name="_Toc228386802"/>
-      <w:r>
-        <w:lastRenderedPageBreak/>
-        <w:t>Pros y contras de la telerehabilitación</w:t>
-      </w:r>
-      <w:bookmarkEnd w:id="25"/>
-    </w:p>
-    <w:p>
-      <w:pPr>
-        <w:ind w:firstLine="0"/>
-      </w:pPr>
-      <w:r>
-        <w:t>La telerehabilitación ofrece mayor accesibilidad, flexibilidad de horarios y ahorro de tiempo/costes al evitar desplazamientos, facilitando la continuidad del tratamiento desde casa. Sus principales contras incluyen la brecha digital, dependencia de internet, falta de contacto físico para evaluaciones manuales y limitaciones técnicas. </w:t>
-      </w:r>
-    </w:p>
-    <w:p>
-      <w:pPr>
-        <w:pStyle w:val="Ttulo3"/>
-      </w:pPr>
-      <w:bookmarkStart w:id="26" w:name="_Toc228386803"/>
-      <w:r>
-        <w:t>Aspectos a favor de la telerehabilitación</w:t>
-      </w:r>
-      <w:bookmarkEnd w:id="26"/>
     </w:p>
     <w:p>
       <w:pPr>
@@ -9660,11 +11344,11 @@
       <w:pPr>
         <w:pStyle w:val="Ttulo3"/>
       </w:pPr>
-      <w:bookmarkStart w:id="27" w:name="_Toc228386804"/>
+      <w:bookmarkStart w:id="22" w:name="_Toc230624250"/>
       <w:r>
         <w:t>Aspectos en contra de la telerehabilitación</w:t>
       </w:r>
-      <w:bookmarkEnd w:id="27"/>
+      <w:bookmarkEnd w:id="22"/>
     </w:p>
     <w:p>
       <w:pPr>
@@ -9822,15 +11506,346 @@
         <w:t> Pacientes con condiciones graves o en etapas iniciales postquirúrgicas pueden necesitar atención presencial.</w:t>
       </w:r>
     </w:p>
+    <w:p/>
     <w:p>
       <w:pPr>
         <w:pStyle w:val="Ttulo2"/>
       </w:pPr>
-      <w:bookmarkStart w:id="28" w:name="_Toc228386805"/>
+      <w:bookmarkStart w:id="23" w:name="_Toc230624251"/>
+      <w:bookmarkStart w:id="24" w:name="_Toc230624242"/>
+      <w:r>
+        <w:t>Telerehabilitación en la actualidad</w:t>
+      </w:r>
+      <w:bookmarkEnd w:id="24"/>
+    </w:p>
+    <w:p>
+      <w:pPr>
+        <w:ind w:firstLine="0"/>
+      </w:pPr>
+      <w:r>
+        <w:t>En la actualidad, los sistemas de telerehabilitación han evolucionado para integrar tecnologías avanzadas que permiten realizar ejercicios, monitorizar el progreso y recibir atención fisioterapéutica desde el hogar, reduciendo la necesidad de traslados. Estos sistemas se pueden clasificar en diversas categorías según su enfoque tecnológico</w:t>
+      </w:r>
+      <w:r>
+        <w:t>.</w:t>
+      </w:r>
+    </w:p>
+    <w:p>
+      <w:pPr>
+        <w:pStyle w:val="Ttulo3"/>
+      </w:pPr>
+      <w:bookmarkStart w:id="25" w:name="_Toc230624243"/>
+      <w:r>
+        <w:t>Sistemas Basados en Inteligencia Artificial y Visión Computacional</w:t>
+      </w:r>
+      <w:bookmarkEnd w:id="25"/>
+    </w:p>
+    <w:p>
+      <w:pPr>
+        <w:ind w:firstLine="0"/>
+      </w:pPr>
+      <w:r>
+        <w:t>Existen tres principales herramientas:</w:t>
+      </w:r>
+    </w:p>
+    <w:p>
+      <w:pPr>
+        <w:pStyle w:val="Prrafodelista"/>
+        <w:numPr>
+          <w:ilvl w:val="0"/>
+          <w:numId w:val="12"/>
+        </w:numPr>
+      </w:pPr>
+      <w:r>
+        <w:rPr>
+          <w:i/>
+          <w:iCs/>
+        </w:rPr>
+        <w:lastRenderedPageBreak/>
+        <w:t>TrakPhysio</w:t>
+      </w:r>
+      <w:r>
+        <w:t>:</w:t>
+      </w:r>
+      <w:r>
+        <w:t> Una herramienta destacada que utiliza la cámara del dispositivo para guiar al paciente en tiempo real, corrigiendo su postura y monitorizando el rango de movimiento sin necesidad de sensores externos.</w:t>
+      </w:r>
+      <w:r>
+        <w:t xml:space="preserve"> </w:t>
+      </w:r>
+      <w:sdt>
+        <w:sdtPr>
+          <w:rPr>
+            <w:rFonts w:ascii="Aptos" w:hAnsi="Aptos"/>
+            <w:color w:val="000000"/>
+            <w:sz w:val="24"/>
+          </w:rPr>
+          <w:tag w:val="MENDELEY_CITATION_v3_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"/>
+          <w:id w:val="-1060627591"/>
+          <w:placeholder>
+            <w:docPart w:val="F576C64F3EE95B4A8EE3F96141E70BE4"/>
+          </w:placeholder>
+        </w:sdtPr>
+        <w:sdtContent>
+          <w:r>
+            <w:rPr>
+              <w:rFonts w:ascii="Aptos" w:hAnsi="Aptos"/>
+              <w:color w:val="000000"/>
+              <w:sz w:val="24"/>
+            </w:rPr>
+            <w:t>(6)</w:t>
+          </w:r>
+        </w:sdtContent>
+      </w:sdt>
+    </w:p>
+    <w:p>
+      <w:pPr>
+        <w:pStyle w:val="Prrafodelista"/>
+        <w:numPr>
+          <w:ilvl w:val="0"/>
+          <w:numId w:val="12"/>
+        </w:numPr>
+      </w:pPr>
+      <w:r>
+        <w:rPr>
+          <w:i/>
+          <w:iCs/>
+        </w:rPr>
+        <w:t>ReHand</w:t>
+      </w:r>
+      <w:r>
+        <w:t>:</w:t>
+      </w:r>
+      <w:r>
+        <w:t> Plataforma centrada en la rehabilitación de patologías del miembro superior, que utiliza el reconocimiento de movimiento para guiar ejercicios terapéuticos.</w:t>
+      </w:r>
+    </w:p>
+    <w:p>
+      <w:pPr>
+        <w:pStyle w:val="Prrafodelista"/>
+        <w:numPr>
+          <w:ilvl w:val="0"/>
+          <w:numId w:val="12"/>
+        </w:numPr>
+      </w:pPr>
+      <w:r>
+        <w:rPr>
+          <w:i/>
+          <w:iCs/>
+        </w:rPr>
+        <w:t>ReHub</w:t>
+      </w:r>
+      <w:r>
+        <w:t>:</w:t>
+      </w:r>
+      <w:r>
+        <w:t> Plataforma de rehabilitación digital que permite a los terapeutas prescribir ejercicios, monitorizar al paciente y obtener datos precisos de su evolución. </w:t>
+      </w:r>
+      <w:sdt>
+        <w:sdtPr>
+          <w:rPr>
+            <w:rFonts w:ascii="Calibri" w:hAnsi="Calibri" w:cs="Calibri"/>
+            <w:color w:val="000000"/>
+          </w:rPr>
+          <w:tag w:val="MENDELEY_CITATION_v3_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"/>
+          <w:id w:val="259658078"/>
+          <w:placeholder>
+            <w:docPart w:val="A59B10577F04094FA0AAA7018B3D0C67"/>
+          </w:placeholder>
+        </w:sdtPr>
+        <w:sdtContent>
+          <w:r>
+            <w:rPr>
+              <w:rFonts w:ascii="Calibri" w:hAnsi="Calibri" w:cs="Calibri"/>
+              <w:color w:val="000000"/>
+            </w:rPr>
+            <w:t>(2)</w:t>
+          </w:r>
+        </w:sdtContent>
+      </w:sdt>
+    </w:p>
+    <w:p>
+      <w:pPr>
+        <w:pStyle w:val="Ttulo3"/>
+      </w:pPr>
+      <w:bookmarkStart w:id="26" w:name="_Toc230624244"/>
+      <w:r>
+        <w:t>Sistemas de Realidad Virtual y Aumentada</w:t>
+      </w:r>
+      <w:bookmarkEnd w:id="26"/>
+    </w:p>
+    <w:p>
+      <w:pPr>
+        <w:spacing w:after="160" w:line="278" w:lineRule="auto"/>
+        <w:ind w:firstLine="0"/>
+        <w:jc w:val="left"/>
+      </w:pPr>
+      <w:r>
+        <w:t xml:space="preserve">La integración de </w:t>
+      </w:r>
+      <w:r>
+        <w:t xml:space="preserve">realidad virtual </w:t>
+      </w:r>
+      <w:r>
+        <w:t xml:space="preserve">y </w:t>
+      </w:r>
+      <w:r>
+        <w:t>realidad aumentada</w:t>
+      </w:r>
+      <w:r>
+        <w:t xml:space="preserve"> crea entornos inmersivos que convierten los ejercicios de rehabilitación en actividades interactivas, lo que mejora la adherencia al tratamiento. </w:t>
+      </w:r>
+    </w:p>
+    <w:p>
+      <w:pPr>
+        <w:pStyle w:val="Ttulo3"/>
+      </w:pPr>
+      <w:bookmarkStart w:id="27" w:name="_Toc230624245"/>
+      <w:r>
+        <w:t>Dispositivos Wearables y Sensores Inerciales</w:t>
+      </w:r>
+      <w:bookmarkEnd w:id="27"/>
+    </w:p>
+    <w:p>
+      <w:pPr>
+        <w:spacing w:after="160" w:line="278" w:lineRule="auto"/>
+        <w:ind w:firstLine="0"/>
+        <w:jc w:val="left"/>
+      </w:pPr>
+      <w:r>
+        <w:t>Se utilizan dispositivos de medición inercial para evaluar la movilidad y la calidad del movimiento, permitiendo al profesional obtener datos objetivos del paciente en su entorno doméstico. </w:t>
+      </w:r>
+    </w:p>
+    <w:p>
+      <w:pPr>
+        <w:pStyle w:val="Ttulo3"/>
+      </w:pPr>
+      <w:bookmarkStart w:id="28" w:name="_Toc230624246"/>
+      <w:r>
+        <w:t>Telemedicina y Teleconsulta</w:t>
+      </w:r>
+      <w:bookmarkEnd w:id="28"/>
+    </w:p>
+    <w:p>
+      <w:pPr>
+        <w:ind w:firstLine="0"/>
+      </w:pPr>
+      <w:r>
+        <w:t>La forma más directa de telerehabilitación</w:t>
+      </w:r>
+      <w:r>
+        <w:t xml:space="preserve"> son las plataformas de videoconferencia</w:t>
+      </w:r>
+      <w:r>
+        <w:t>, donde el profesional guía al paciente en sesiones síncronas o asíncronas.</w:t>
+      </w:r>
+    </w:p>
+    <w:p>
+      <w:pPr>
+        <w:ind w:firstLine="0"/>
+      </w:pPr>
+      <w:r>
+        <w:t>También la</w:t>
+      </w:r>
+      <w:r>
+        <w:t xml:space="preserve"> telemotorización que es el c</w:t>
+      </w:r>
+      <w:r>
+        <w:t>ontrol</w:t>
+      </w:r>
+      <w:r>
+        <w:t xml:space="preserve"> remoto de parámetros físicos y funcionales del paciente. </w:t>
+      </w:r>
+    </w:p>
+    <w:p>
+      <w:pPr>
+        <w:pStyle w:val="Ttulo3"/>
+      </w:pPr>
+      <w:bookmarkStart w:id="29" w:name="_Toc230624247"/>
+      <w:r>
+        <w:t>Principales aplicaciones actuales de la telerehabilitación</w:t>
+      </w:r>
+      <w:bookmarkEnd w:id="29"/>
+    </w:p>
+    <w:p>
+      <w:pPr>
+        <w:pStyle w:val="Prrafodelista"/>
+        <w:numPr>
+          <w:ilvl w:val="0"/>
+          <w:numId w:val="13"/>
+        </w:numPr>
+      </w:pPr>
+      <w:r>
+        <w:t>Fisioterapia traumatológica y deportiva: Recuperación de lesiones musculoesqueléticas.</w:t>
+      </w:r>
+    </w:p>
+    <w:p>
+      <w:pPr>
+        <w:pStyle w:val="Prrafodelista"/>
+        <w:numPr>
+          <w:ilvl w:val="0"/>
+          <w:numId w:val="13"/>
+        </w:numPr>
+      </w:pPr>
+      <w:r>
+        <w:t>Rehabilitación neurológica: Ejercicios para pacientes con lesiones cerebrales.</w:t>
+      </w:r>
+      <w:sdt>
+        <w:sdtPr>
+          <w:rPr>
+            <w:rFonts w:ascii="Aptos" w:hAnsi="Aptos"/>
+            <w:color w:val="000000"/>
+            <w:sz w:val="24"/>
+          </w:rPr>
+          <w:tag w:val="MENDELEY_CITATION_v3_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"/>
+          <w:id w:val="697124406"/>
+          <w:placeholder>
+            <w:docPart w:val="8199134B89741A49B79D907958C301BD"/>
+          </w:placeholder>
+        </w:sdtPr>
+        <w:sdtContent>
+          <w:r>
+            <w:rPr>
+              <w:rFonts w:ascii="Aptos" w:hAnsi="Aptos"/>
+              <w:color w:val="000000"/>
+              <w:sz w:val="24"/>
+            </w:rPr>
+            <w:t>(7)</w:t>
+          </w:r>
+        </w:sdtContent>
+      </w:sdt>
+    </w:p>
+    <w:p>
+      <w:pPr>
+        <w:pStyle w:val="Prrafodelista"/>
+        <w:numPr>
+          <w:ilvl w:val="0"/>
+          <w:numId w:val="13"/>
+        </w:numPr>
+      </w:pPr>
+      <w:r>
+        <w:t>Rehabilitación cardiopulmonar: Programas a distancia para pacientes con enfermedades crónicas, integrando modelos híbridos.</w:t>
+      </w:r>
+    </w:p>
+    <w:p>
+      <w:pPr>
+        <w:pStyle w:val="Prrafodelista"/>
+        <w:numPr>
+          <w:ilvl w:val="0"/>
+          <w:numId w:val="13"/>
+        </w:numPr>
+      </w:pPr>
+      <w:r>
+        <w:t>Geriatría: Atención especializada para personas mayores, facilitando el acceso a terapias sin salir de casa. </w:t>
+      </w:r>
+    </w:p>
+    <w:p>
+      <w:pPr>
+        <w:pStyle w:val="Ttulo2"/>
+      </w:pPr>
       <w:r>
         <w:t>Posibilidades de mejora para la telerehabilitación</w:t>
       </w:r>
-      <w:bookmarkEnd w:id="28"/>
+      <w:bookmarkEnd w:id="23"/>
     </w:p>
     <w:p>
       <w:pPr>
@@ -9987,18 +12002,35 @@
       <w:pPr>
         <w:pStyle w:val="Ttulo2"/>
       </w:pPr>
-      <w:bookmarkStart w:id="29" w:name="_Toc228386806"/>
-      <w:r>
-        <w:t>Estado del arte : trabajos similares y antecedentes</w:t>
-      </w:r>
-      <w:bookmarkEnd w:id="29"/>
-    </w:p>
-    <w:p>
-      <w:pPr>
-        <w:ind w:firstLine="0"/>
-      </w:pPr>
-      <w:r>
-        <w:t>La rehabilitación física ha estado intrínsecamente ligado a la presencialidad. La evaluación de afecciones neuromusculares, el seguimiento del desgaste articular y la corrección biomecánica exigían, hasta hace pocos años, la observación directa de un especialista clínico y la utilización de instrumental analógico rudimentario o ecosistemas de captura de movimiento altamente intrusivos e inasumibles económicamente para entornos domésticos. Sin embargo, la reciente saturación de los sistemas sanitarios y el drástico aumento de la demanda de fisioterapia por el envejecimiento poblacional han evidenciado la necesidad urgente de delegar y descentralizar estos procesos hacia la telemedicina.</w:t>
+      <w:bookmarkStart w:id="30" w:name="_Toc230624252"/>
+      <w:r>
+        <w:t>T</w:t>
+      </w:r>
+      <w:r>
+        <w:t>rabajos similares y antecedentes</w:t>
+      </w:r>
+      <w:bookmarkEnd w:id="30"/>
+    </w:p>
+    <w:p>
+      <w:pPr>
+        <w:ind w:firstLine="0"/>
+      </w:pPr>
+      <w:r>
+        <w:t>La rehabilitación física ha estado intrínsecamente ligado a la presencialidad.</w:t>
+      </w:r>
+      <w:r>
+        <w:t xml:space="preserve"> ****</w:t>
+      </w:r>
+      <w:proofErr w:type="gramStart"/>
+      <w:r>
+        <w:t xml:space="preserve">referencia </w:t>
+      </w:r>
+      <w:r>
+        <w:t xml:space="preserve"> La</w:t>
+      </w:r>
+      <w:proofErr w:type="gramEnd"/>
+      <w:r>
+        <w:t xml:space="preserve"> evaluación de afecciones neuromusculares, el seguimiento del desgaste articular y la corrección biomecánica exigían, hasta hace pocos años, la observación directa de un especialista clínico y la utilización de instrumental analógico rudimentario o ecosistemas de captura de movimiento altamente intrusivos e inasumibles económicamente para entornos domésticos. Sin embargo, la reciente saturación de los sistemas sanitarios y el drástico aumento de la demanda de fisioterapia por el envejecimiento poblacional han evidenciado la necesidad urgente de delegar y descentralizar estos procesos hacia la telemedicina.</w:t>
       </w:r>
     </w:p>
     <w:p>
@@ -10040,7 +12072,7 @@
       <w:pPr>
         <w:pStyle w:val="Ttulo3"/>
       </w:pPr>
-      <w:bookmarkStart w:id="30" w:name="_Toc228386807"/>
+      <w:bookmarkStart w:id="31" w:name="_Toc230624253"/>
       <w:r>
         <w:t xml:space="preserve">Validación </w:t>
       </w:r>
@@ -10068,7 +12100,7 @@
       <w:r>
         <w:t>ovimiento</w:t>
       </w:r>
-      <w:bookmarkEnd w:id="30"/>
+      <w:bookmarkEnd w:id="31"/>
       <w:r>
         <w:t xml:space="preserve"> </w:t>
       </w:r>
@@ -10207,7 +12239,7 @@
       <w:pPr>
         <w:pStyle w:val="Ttulo3"/>
       </w:pPr>
-      <w:bookmarkStart w:id="31" w:name="_Toc228386808"/>
+      <w:bookmarkStart w:id="32" w:name="_Toc230624254"/>
       <w:r>
         <w:t>A</w:t>
       </w:r>
@@ -10232,7 +12264,7 @@
       <w:r>
         <w:t>ren Inferior</w:t>
       </w:r>
-      <w:bookmarkEnd w:id="31"/>
+      <w:bookmarkEnd w:id="32"/>
       <w:r>
         <w:t xml:space="preserve"> </w:t>
       </w:r>
@@ -10441,35 +12473,51 @@
       <w:pPr>
         <w:pStyle w:val="Ttulo1"/>
       </w:pPr>
-      <w:bookmarkStart w:id="32" w:name="_Toc228386809"/>
+      <w:bookmarkStart w:id="33" w:name="_Toc230624255"/>
       <w:r>
         <w:lastRenderedPageBreak/>
         <w:t>Aplicación desarrollada</w:t>
       </w:r>
-      <w:bookmarkEnd w:id="32"/>
+      <w:bookmarkEnd w:id="33"/>
     </w:p>
     <w:p>
       <w:pPr>
         <w:pStyle w:val="Ttulo2"/>
       </w:pPr>
-      <w:bookmarkStart w:id="33" w:name="_Toc228386810"/>
+      <w:bookmarkStart w:id="34" w:name="_Toc230624256"/>
+      <w:r>
+        <w:t>Objetivos, requisitos…</w:t>
+      </w:r>
+    </w:p>
+    <w:p>
+      <w:pPr>
+        <w:pStyle w:val="Ttulo2"/>
+      </w:pPr>
+      <w:r>
+        <w:t>Desarrollo de la aplicación</w:t>
+      </w:r>
+    </w:p>
+    <w:p>
+      <w:pPr>
+        <w:pStyle w:val="Ttulo2"/>
+      </w:pPr>
       <w:r>
         <w:t>Librerías</w:t>
       </w:r>
       <w:r>
         <w:t xml:space="preserve"> utilizadas</w:t>
       </w:r>
-      <w:bookmarkEnd w:id="33"/>
+      <w:bookmarkEnd w:id="34"/>
     </w:p>
     <w:p>
       <w:pPr>
         <w:pStyle w:val="Ttulo3"/>
       </w:pPr>
-      <w:bookmarkStart w:id="34" w:name="_Toc228386811"/>
+      <w:bookmarkStart w:id="35" w:name="_Toc230624257"/>
       <w:r>
         <w:t>Mediapipe</w:t>
       </w:r>
-      <w:bookmarkEnd w:id="34"/>
+      <w:bookmarkEnd w:id="35"/>
     </w:p>
     <w:p>
       <w:pPr>
@@ -10684,6 +12732,7 @@
         <w:ind w:firstLine="0"/>
       </w:pPr>
       <w:r>
+        <w:lastRenderedPageBreak/>
         <w:t>A través de la cámara o mediante vídeos pregrabados, se obtiene el flujo de vídeo original que es capturado mediante OpenCV y procesado de forma secuencial, fotograma a fotograma.</w:t>
       </w:r>
     </w:p>
@@ -10703,7 +12752,6 @@
         <w:ind w:firstLine="0"/>
       </w:pPr>
       <w:r>
-        <w:lastRenderedPageBreak/>
         <w:t xml:space="preserve">Luego extraigo matemáticamente el grupo específico de nodos anatómicos que me interesa según </w:t>
       </w:r>
       <w:r>
@@ -10843,11 +12891,11 @@
       <w:pPr>
         <w:pStyle w:val="Ttulo3"/>
       </w:pPr>
-      <w:bookmarkStart w:id="35" w:name="_Toc228386812"/>
+      <w:bookmarkStart w:id="36" w:name="_Toc230624258"/>
       <w:r>
         <w:t>OpenCV</w:t>
       </w:r>
-      <w:bookmarkEnd w:id="35"/>
+      <w:bookmarkEnd w:id="36"/>
     </w:p>
     <w:p>
       <w:pPr>
@@ -10934,6 +12982,7 @@
         <w:pStyle w:val="Ttulo4"/>
       </w:pPr>
       <w:r>
+        <w:lastRenderedPageBreak/>
         <w:t>¿Cómo lo he implementado en mi aplicación?</w:t>
       </w:r>
     </w:p>
@@ -11021,7 +13070,6 @@
         <w:ind w:firstLine="0"/>
       </w:pPr>
       <w:r>
-        <w:lastRenderedPageBreak/>
         <w:t>Preprocesamiento Cromático: Al ser recibidas, las imágenes tienen un formato de color BGR nativo. Implemento la función </w:t>
       </w:r>
       <w:r>
@@ -11222,11 +13270,12 @@
       <w:pPr>
         <w:pStyle w:val="Ttulo3"/>
       </w:pPr>
-      <w:bookmarkStart w:id="36" w:name="_Toc228386813"/>
-      <w:r>
+      <w:bookmarkStart w:id="37" w:name="_Toc230624259"/>
+      <w:r>
+        <w:lastRenderedPageBreak/>
         <w:t>NumPy</w:t>
       </w:r>
-      <w:bookmarkEnd w:id="36"/>
+      <w:bookmarkEnd w:id="37"/>
     </w:p>
     <w:p>
       <w:pPr>
@@ -11281,7 +13330,6 @@
         <w:ind w:firstLine="0"/>
       </w:pPr>
       <w:r>
-        <w:lastRenderedPageBreak/>
         <w:t>Al igual que OpenCV, aunque las sentencias se redacten usando la sintaxis de Python, internamente gran parte de NumPy</w:t>
       </w:r>
       <w:r>
@@ -11567,7 +13615,7 @@
       <w:pPr>
         <w:pStyle w:val="Ttulo2"/>
       </w:pPr>
-      <w:bookmarkStart w:id="37" w:name="_Toc228386814"/>
+      <w:bookmarkStart w:id="38" w:name="_Toc230624260"/>
       <w:r>
         <w:t xml:space="preserve">Descripción de la </w:t>
       </w:r>
@@ -11583,18 +13631,14 @@
       <w:r>
         <w:t>esarrollada</w:t>
       </w:r>
-      <w:bookmarkEnd w:id="37"/>
-    </w:p>
-    <w:p>
-      <w:pPr>
-        <w:ind w:firstLine="0"/>
-      </w:pPr>
-      <w:r>
-        <w:t xml:space="preserve">El desarrollo del motor de análisis biomecánico se ha fundamentado en una arquitectura de software diseñada para garantizar tres pilares fundamentales: escalabilidad, mantenibilidad y eficiencia computacional. Para lograrlo, el sistema no ha sido programado como un bloque </w:t>
-      </w:r>
-      <w:r>
-        <w:lastRenderedPageBreak/>
-        <w:t>monolítico, sino que adopta el paradigma de la Programación Orientada a Objetos apoyado en un diseño altamente modular.</w:t>
+      <w:bookmarkEnd w:id="38"/>
+    </w:p>
+    <w:p>
+      <w:pPr>
+        <w:ind w:firstLine="0"/>
+      </w:pPr>
+      <w:r>
+        <w:t>El desarrollo del motor de análisis biomecánico se ha fundamentado en una arquitectura de software diseñada para garantizar tres pilares fundamentales: escalabilidad, mantenibilidad y eficiencia computacional. Para lograrlo, el sistema no ha sido programado como un bloque monolítico, sino que adopta el paradigma de la Programación Orientada a Objetos apoyado en un diseño altamente modular.</w:t>
       </w:r>
     </w:p>
     <w:p>
@@ -11637,7 +13681,7 @@
       <w:r>
         <w:t xml:space="preserve"> </w:t>
       </w:r>
-      <w:bookmarkStart w:id="38" w:name="_Toc228386815"/>
+      <w:bookmarkStart w:id="39" w:name="_Toc230624261"/>
       <w:r>
         <w:t xml:space="preserve">El </w:t>
       </w:r>
@@ -11659,7 +13703,7 @@
       <w:r>
         <w:t>odular</w:t>
       </w:r>
-      <w:bookmarkEnd w:id="38"/>
+      <w:bookmarkEnd w:id="39"/>
       <w:r>
         <w:t xml:space="preserve"> </w:t>
       </w:r>
@@ -11909,7 +13953,7 @@
       <w:pPr>
         <w:pStyle w:val="Ttulo3"/>
       </w:pPr>
-      <w:bookmarkStart w:id="39" w:name="_Toc228386816"/>
+      <w:bookmarkStart w:id="40" w:name="_Toc230624262"/>
       <w:r>
         <w:t xml:space="preserve">Implementaciones </w:t>
       </w:r>
@@ -11919,7 +13963,7 @@
       <w:r>
         <w:t>olimórficas</w:t>
       </w:r>
-      <w:bookmarkEnd w:id="39"/>
+      <w:bookmarkEnd w:id="40"/>
     </w:p>
     <w:p>
       <w:pPr>
@@ -11929,7 +13973,11 @@
         <w:t>Extendiendo la clase base, la aplicación aloja archivos hijos individuales e independientes para cada protocolo clínico evaluado.</w:t>
       </w:r>
       <w:r>
-        <w:t xml:space="preserve"> Actualmente la aplicación soporta varios tipos de ejercicios que son submódulos del principal </w:t>
+        <w:t xml:space="preserve"> Actualmente la aplicación soporta varios tipos de ejercicios que </w:t>
+      </w:r>
+      <w:r>
+        <w:lastRenderedPageBreak/>
+        <w:t xml:space="preserve">son submódulos del principal </w:t>
       </w:r>
       <w:r>
         <w:rPr>
@@ -11961,11 +14009,7 @@
         <w:t>p</w:t>
       </w:r>
       <w:r>
-        <w:t xml:space="preserve">olimorfismo es su índice de escalabilidad real: durante las fases finales del desarrollo, la incorporación rápida de nuevos </w:t>
-      </w:r>
-      <w:r>
-        <w:lastRenderedPageBreak/>
-        <w:t xml:space="preserve">bloques clínicos complejos, como el análisis asimétrico de las </w:t>
+        <w:t xml:space="preserve">olimorfismo es su índice de escalabilidad real: durante las fases finales del desarrollo, la incorporación rápida de nuevos bloques clínicos complejos, como el análisis asimétrico de las </w:t>
       </w:r>
       <w:r>
         <w:t>z</w:t>
@@ -12004,7 +14048,7 @@
       <w:r>
         <w:t xml:space="preserve"> </w:t>
       </w:r>
-      <w:bookmarkStart w:id="40" w:name="_Toc228386817"/>
+      <w:bookmarkStart w:id="41" w:name="_Toc230624263"/>
       <w:r>
         <w:t xml:space="preserve">El </w:t>
       </w:r>
@@ -12020,7 +14064,7 @@
       <w:r>
         <w:t>rincipal</w:t>
       </w:r>
-      <w:bookmarkEnd w:id="40"/>
+      <w:bookmarkEnd w:id="41"/>
       <w:r>
         <w:t xml:space="preserve"> </w:t>
       </w:r>
@@ -12117,7 +14161,7 @@
       <w:pPr>
         <w:pStyle w:val="Ttulo3"/>
       </w:pPr>
-      <w:bookmarkStart w:id="41" w:name="_Toc228386818"/>
+      <w:bookmarkStart w:id="42" w:name="_Toc230624264"/>
       <w:r>
         <w:t>I</w:t>
       </w:r>
@@ -12142,7 +14186,7 @@
       <w:r>
         <w:t>oftware</w:t>
       </w:r>
-      <w:bookmarkEnd w:id="41"/>
+      <w:bookmarkEnd w:id="42"/>
       <w:r>
         <w:t xml:space="preserve"> </w:t>
       </w:r>
@@ -12171,6 +14215,7 @@
         <w:pStyle w:val="Ttulo4"/>
       </w:pPr>
       <w:r>
+        <w:lastRenderedPageBreak/>
         <w:t>OpenC</w:t>
       </w:r>
       <w:r>
@@ -12243,7 +14288,6 @@
         <w:pStyle w:val="Ttulo4"/>
       </w:pPr>
       <w:r>
-        <w:lastRenderedPageBreak/>
         <w:t>MediaPipe </w:t>
       </w:r>
     </w:p>
@@ -12361,7 +14405,7 @@
       <w:pPr>
         <w:pStyle w:val="Ttulo3"/>
       </w:pPr>
-      <w:bookmarkStart w:id="42" w:name="_Toc228386819"/>
+      <w:bookmarkStart w:id="43" w:name="_Toc230624265"/>
       <w:r>
         <w:t xml:space="preserve">Flujo de </w:t>
       </w:r>
@@ -12395,7 +14439,7 @@
       <w:r>
         <w:t>iomecánicos</w:t>
       </w:r>
-      <w:bookmarkEnd w:id="42"/>
+      <w:bookmarkEnd w:id="43"/>
     </w:p>
     <w:p>
       <w:pPr>
@@ -12481,6 +14525,7 @@
         <w:pStyle w:val="Ttulo4"/>
       </w:pPr>
       <w:r>
+        <w:lastRenderedPageBreak/>
         <w:t>Establecimiento de Umbrales Clínicos Computacionales</w:t>
       </w:r>
     </w:p>
@@ -12528,7 +14573,6 @@
         <w:ind w:firstLine="0"/>
       </w:pPr>
       <w:r>
-        <w:lastRenderedPageBreak/>
         <w:t xml:space="preserve">O la </w:t>
       </w:r>
       <w:r>
@@ -12678,11 +14722,11 @@
       <w:pPr>
         <w:pStyle w:val="Ttulo2"/>
       </w:pPr>
-      <w:bookmarkStart w:id="43" w:name="_Toc228386820"/>
+      <w:bookmarkStart w:id="44" w:name="_Toc230624266"/>
       <w:r>
         <w:t>Dificultades sufridas a lo largo del desarrollo de la aplicación</w:t>
       </w:r>
-      <w:bookmarkEnd w:id="43"/>
+      <w:bookmarkEnd w:id="44"/>
     </w:p>
     <w:p/>
     <w:p>
@@ -12696,7 +14740,11 @@
         <w:t>software</w:t>
       </w:r>
       <w:r>
-        <w:t xml:space="preserve"> presentó diversos obstáculos técnicos que comprometían el objetivo clínico de la herramienta. A continuación, se detallan los desafíos sustanciales identificados y las estrategias metodológicas adoptadas para solventarlos</w:t>
+        <w:t xml:space="preserve"> presentó diversos obstáculos técnicos que comprometían el objetivo clínico de la herramienta. A continuación, se </w:t>
+      </w:r>
+      <w:r>
+        <w:lastRenderedPageBreak/>
+        <w:t>detallan los desafíos sustanciales identificados y las estrategias metodológicas adoptadas para solventarlos</w:t>
       </w:r>
       <w:r>
         <w:t>.</w:t>
@@ -12706,7 +14754,7 @@
       <w:pPr>
         <w:pStyle w:val="Ttulo3"/>
       </w:pPr>
-      <w:bookmarkStart w:id="44" w:name="_Toc228386821"/>
+      <w:bookmarkStart w:id="45" w:name="_Toc230624267"/>
       <w:r>
         <w:t xml:space="preserve">Mantenibilidad del </w:t>
       </w:r>
@@ -12728,7 +14776,7 @@
       <w:r>
         <w:t>jercicios</w:t>
       </w:r>
-      <w:bookmarkEnd w:id="44"/>
+      <w:bookmarkEnd w:id="45"/>
     </w:p>
     <w:p>
       <w:pPr>
@@ -12755,11 +14803,7 @@
         <w:t xml:space="preserve">. </w:t>
       </w:r>
       <w:r>
-        <w:t xml:space="preserve">Esto imposibilitaba el mantenimiento del proyecto, donde modificar la tolerancia </w:t>
-      </w:r>
-      <w:r>
-        <w:lastRenderedPageBreak/>
-        <w:t xml:space="preserve">de un hombro terminaba rompiendo funciones en otros apartados no relacionados del tren </w:t>
+        <w:t xml:space="preserve">Esto imposibilitaba el mantenimiento del proyecto, donde modificar la tolerancia de un hombro terminaba rompiendo funciones en otros apartados no relacionados del tren </w:t>
       </w:r>
       <w:r>
         <w:t>superior</w:t>
@@ -12894,7 +14938,7 @@
       <w:r>
         <w:t xml:space="preserve"> </w:t>
       </w:r>
-      <w:bookmarkStart w:id="45" w:name="_Toc228386822"/>
+      <w:bookmarkStart w:id="46" w:name="_Toc230624268"/>
       <w:r>
         <w:t xml:space="preserve">Dificultad </w:t>
       </w:r>
@@ -12928,7 +14972,7 @@
       <w:r>
         <w:t>lanimétrica</w:t>
       </w:r>
-      <w:bookmarkEnd w:id="45"/>
+      <w:bookmarkEnd w:id="46"/>
     </w:p>
     <w:p>
       <w:pPr>
@@ -12994,7 +15038,7 @@
       <w:pPr>
         <w:pStyle w:val="Ttulo3"/>
       </w:pPr>
-      <w:bookmarkStart w:id="46" w:name="_Toc228386823"/>
+      <w:bookmarkStart w:id="47" w:name="_Toc230624269"/>
       <w:r>
         <w:t xml:space="preserve">Ambigüedad de </w:t>
       </w:r>
@@ -13022,7 +15066,7 @@
       <w:r>
         <w:t>nilaterales</w:t>
       </w:r>
-      <w:bookmarkEnd w:id="46"/>
+      <w:bookmarkEnd w:id="47"/>
     </w:p>
     <w:p>
       <w:pPr>
@@ -13131,7 +15175,11 @@
         <w:t>ctividad</w:t>
       </w:r>
       <w:r>
-        <w:t xml:space="preserve">. En lugar de programar qué pierna leer en el código duro, el sistema escanea el diferencial espacial. La extremidad que registra mayor longitud de flexión en crudo es etiquetada dinámicamente </w:t>
+        <w:t xml:space="preserve">. En lugar de programar qué pierna leer en el código duro, el sistema escanea el </w:t>
+      </w:r>
+      <w:r>
+        <w:lastRenderedPageBreak/>
+        <w:t xml:space="preserve">diferencial espacial. La extremidad que registra mayor longitud de flexión en crudo es etiquetada dinámicamente </w:t>
       </w:r>
       <w:r>
         <w:t>c</w:t>
@@ -13225,22 +15273,22 @@
       <w:pPr>
         <w:pStyle w:val="Ttulo2"/>
       </w:pPr>
-      <w:bookmarkStart w:id="47" w:name="_Toc228386824"/>
+      <w:bookmarkStart w:id="48" w:name="_Toc230624270"/>
       <w:r>
         <w:lastRenderedPageBreak/>
         <w:t>Funcionamiento de mi aplicación</w:t>
       </w:r>
-      <w:bookmarkEnd w:id="47"/>
+      <w:bookmarkEnd w:id="48"/>
     </w:p>
     <w:p>
       <w:pPr>
         <w:pStyle w:val="Ttulo3"/>
       </w:pPr>
-      <w:bookmarkStart w:id="48" w:name="_Toc228386825"/>
+      <w:bookmarkStart w:id="49" w:name="_Toc230624271"/>
       <w:r>
         <w:t>Explicación general</w:t>
       </w:r>
-      <w:bookmarkEnd w:id="48"/>
+      <w:bookmarkEnd w:id="49"/>
     </w:p>
     <w:p>
       <w:pPr>
@@ -13375,12 +15423,12 @@
       <w:pPr>
         <w:pStyle w:val="Ttulo3"/>
       </w:pPr>
-      <w:bookmarkStart w:id="49" w:name="_Toc228386826"/>
+      <w:bookmarkStart w:id="50" w:name="_Toc230624272"/>
       <w:r>
         <w:lastRenderedPageBreak/>
         <w:t>Explicación de captura y análisis</w:t>
       </w:r>
-      <w:bookmarkEnd w:id="49"/>
+      <w:bookmarkEnd w:id="50"/>
     </w:p>
     <w:p>
       <w:pPr>
@@ -13526,10 +15574,12 @@
       <w:pPr>
         <w:pStyle w:val="Ttulo1"/>
       </w:pPr>
+      <w:bookmarkStart w:id="51" w:name="_Toc230624273"/>
       <w:r>
         <w:lastRenderedPageBreak/>
         <w:t>Evaluación del sistema</w:t>
       </w:r>
+      <w:bookmarkEnd w:id="51"/>
     </w:p>
     <w:p>
       <w:pPr>
@@ -13543,9 +15593,11 @@
       <w:pPr>
         <w:pStyle w:val="Ttulo2"/>
       </w:pPr>
+      <w:bookmarkStart w:id="52" w:name="_Toc230624274"/>
       <w:r>
         <w:t>Inicio de sesión</w:t>
       </w:r>
+      <w:bookmarkEnd w:id="52"/>
     </w:p>
     <w:p>
       <w:pPr>
@@ -13592,7 +15644,7 @@
           <w:noProof/>
         </w:rPr>
         <w:drawing>
-          <wp:inline distT="0" distB="0" distL="0" distR="0" wp14:anchorId="4C0EE22F" wp14:editId="019D754C">
+          <wp:inline distT="0" distB="0" distL="0" distR="0" wp14:anchorId="4C0EE22F" wp14:editId="1D8169DA">
             <wp:extent cx="5399405" cy="3488055"/>
             <wp:effectExtent l="0" t="0" r="0" b="4445"/>
             <wp:docPr id="1002263498" name="Imagen 4"/>
@@ -13646,9 +15698,11 @@
       <w:pPr>
         <w:pStyle w:val="Ttulo2"/>
       </w:pPr>
+      <w:bookmarkStart w:id="53" w:name="_Toc230624275"/>
       <w:r>
         <w:t>Pantalla principal</w:t>
       </w:r>
+      <w:bookmarkEnd w:id="53"/>
     </w:p>
     <w:p>
       <w:pPr>
@@ -13691,7 +15745,7 @@
           <w:noProof/>
         </w:rPr>
         <w:drawing>
-          <wp:inline distT="0" distB="0" distL="0" distR="0" wp14:anchorId="57CCB7A1" wp14:editId="4D0D6DAD">
+          <wp:inline distT="0" distB="0" distL="0" distR="0" wp14:anchorId="57CCB7A1" wp14:editId="4653F240">
             <wp:extent cx="5648400" cy="3600000"/>
             <wp:effectExtent l="0" t="0" r="3175" b="0"/>
             <wp:docPr id="1719101907" name="Imagen 1"/>
@@ -13754,9 +15808,11 @@
       <w:pPr>
         <w:pStyle w:val="Ttulo3"/>
       </w:pPr>
+      <w:bookmarkStart w:id="54" w:name="_Toc230624276"/>
       <w:r>
         <w:t>Video explicativo</w:t>
       </w:r>
+      <w:bookmarkEnd w:id="54"/>
     </w:p>
     <w:p>
       <w:pPr>
@@ -13786,9 +15842,11 @@
       <w:pPr>
         <w:pStyle w:val="Ttulo3"/>
       </w:pPr>
+      <w:bookmarkStart w:id="55" w:name="_Toc230624277"/>
       <w:r>
         <w:t>Iniciar grabación</w:t>
       </w:r>
+      <w:bookmarkEnd w:id="55"/>
     </w:p>
     <w:p>
       <w:pPr>
@@ -13975,10 +16033,12 @@
       <w:pPr>
         <w:pStyle w:val="Ttulo3"/>
       </w:pPr>
+      <w:bookmarkStart w:id="56" w:name="_Toc230624278"/>
       <w:r>
         <w:lastRenderedPageBreak/>
         <w:t>Estadísticas del paciente</w:t>
       </w:r>
+      <w:bookmarkEnd w:id="56"/>
     </w:p>
     <w:p>
       <w:pPr>
@@ -14104,7 +16164,7 @@
       <w:pPr>
         <w:pStyle w:val="Ttulo1"/>
       </w:pPr>
-      <w:bookmarkStart w:id="50" w:name="_Toc228386827"/>
+      <w:bookmarkStart w:id="57" w:name="_Toc230624279"/>
       <w:r>
         <w:lastRenderedPageBreak/>
         <w:t>Bibliografí</w:t>
@@ -14112,7 +16172,7 @@
       <w:r>
         <w:t>a</w:t>
       </w:r>
-      <w:bookmarkEnd w:id="50"/>
+      <w:bookmarkEnd w:id="57"/>
     </w:p>
     <w:p/>
     <w:sdt>
@@ -22660,35 +24720,6 @@
     </w:docPart>
     <w:docPart>
       <w:docPartPr>
-        <w:name w:val="B67C21F1C7E91B4F81FD5C0563E441C4"/>
-        <w:category>
-          <w:name w:val="General"/>
-          <w:gallery w:val="placeholder"/>
-        </w:category>
-        <w:types>
-          <w:type w:val="bbPlcHdr"/>
-        </w:types>
-        <w:behaviors>
-          <w:behavior w:val="content"/>
-        </w:behaviors>
-        <w:guid w:val="{E6660B1B-CF15-A94A-ABC7-1768333D7272}"/>
-      </w:docPartPr>
-      <w:docPartBody>
-        <w:p>
-          <w:pPr>
-            <w:pStyle w:val="B67C21F1C7E91B4F81FD5C0563E441C4"/>
-          </w:pPr>
-          <w:r>
-            <w:rPr>
-              <w:rStyle w:val="Textodelmarcadordeposicin"/>
-            </w:rPr>
-            <w:t>Haga clic o pulse aquí para escribir texto.</w:t>
-          </w:r>
-        </w:p>
-      </w:docPartBody>
-    </w:docPart>
-    <w:docPart>
-      <w:docPartPr>
         <w:name w:val="AF8A38829BE1A34DBCBFECF82DA7075E"/>
         <w:category>
           <w:name w:val="General"/>
@@ -22718,35 +24749,6 @@
     </w:docPart>
     <w:docPart>
       <w:docPartPr>
-        <w:name w:val="F57D21ED85C3D74DB4BBAFD0EB27C144"/>
-        <w:category>
-          <w:name w:val="General"/>
-          <w:gallery w:val="placeholder"/>
-        </w:category>
-        <w:types>
-          <w:type w:val="bbPlcHdr"/>
-        </w:types>
-        <w:behaviors>
-          <w:behavior w:val="content"/>
-        </w:behaviors>
-        <w:guid w:val="{342D19D5-3844-0C4B-B945-2FCBA676B159}"/>
-      </w:docPartPr>
-      <w:docPartBody>
-        <w:p>
-          <w:pPr>
-            <w:pStyle w:val="F57D21ED85C3D74DB4BBAFD0EB27C144"/>
-          </w:pPr>
-          <w:r>
-            <w:rPr>
-              <w:rStyle w:val="Textodelmarcadordeposicin"/>
-            </w:rPr>
-            <w:t>Haga clic o pulse aquí para escribir texto.</w:t>
-          </w:r>
-        </w:p>
-      </w:docPartBody>
-    </w:docPart>
-    <w:docPart>
-      <w:docPartPr>
         <w:name w:val="DefaultPlaceholder_-1854013440"/>
         <w:category>
           <w:name w:val="General"/>
@@ -22762,35 +24764,6 @@
       </w:docPartPr>
       <w:docPartBody>
         <w:p>
-          <w:r>
-            <w:rPr>
-              <w:rStyle w:val="Textodelmarcadordeposicin"/>
-            </w:rPr>
-            <w:t>Haga clic o pulse aquí para escribir texto.</w:t>
-          </w:r>
-        </w:p>
-      </w:docPartBody>
-    </w:docPart>
-    <w:docPart>
-      <w:docPartPr>
-        <w:name w:val="73BD4A00B3C74448806F6B83A3C5D35A"/>
-        <w:category>
-          <w:name w:val="General"/>
-          <w:gallery w:val="placeholder"/>
-        </w:category>
-        <w:types>
-          <w:type w:val="bbPlcHdr"/>
-        </w:types>
-        <w:behaviors>
-          <w:behavior w:val="content"/>
-        </w:behaviors>
-        <w:guid w:val="{71CAC68B-9F50-C64B-81A0-B4CCE12F3C6A}"/>
-      </w:docPartPr>
-      <w:docPartBody>
-        <w:p>
-          <w:pPr>
-            <w:pStyle w:val="73BD4A00B3C74448806F6B83A3C5D35A"/>
-          </w:pPr>
           <w:r>
             <w:rPr>
               <w:rStyle w:val="Textodelmarcadordeposicin"/>
@@ -22974,6 +24947,122 @@
         </w:p>
       </w:docPartBody>
     </w:docPart>
+    <w:docPart>
+      <w:docPartPr>
+        <w:name w:val="DB1C4D2E1D8D4B428A2CD642378512AF"/>
+        <w:category>
+          <w:name w:val="General"/>
+          <w:gallery w:val="placeholder"/>
+        </w:category>
+        <w:types>
+          <w:type w:val="bbPlcHdr"/>
+        </w:types>
+        <w:behaviors>
+          <w:behavior w:val="content"/>
+        </w:behaviors>
+        <w:guid w:val="{C08A4EFD-7B08-2E40-ADF2-6D588167613A}"/>
+      </w:docPartPr>
+      <w:docPartBody>
+        <w:p>
+          <w:pPr>
+            <w:pStyle w:val="DB1C4D2E1D8D4B428A2CD642378512AF"/>
+          </w:pPr>
+          <w:r>
+            <w:rPr>
+              <w:rStyle w:val="Textodelmarcadordeposicin"/>
+            </w:rPr>
+            <w:t>Haga clic o pulse aquí para escribir texto.</w:t>
+          </w:r>
+        </w:p>
+      </w:docPartBody>
+    </w:docPart>
+    <w:docPart>
+      <w:docPartPr>
+        <w:name w:val="F576C64F3EE95B4A8EE3F96141E70BE4"/>
+        <w:category>
+          <w:name w:val="General"/>
+          <w:gallery w:val="placeholder"/>
+        </w:category>
+        <w:types>
+          <w:type w:val="bbPlcHdr"/>
+        </w:types>
+        <w:behaviors>
+          <w:behavior w:val="content"/>
+        </w:behaviors>
+        <w:guid w:val="{0E9B0C4A-8E31-0946-A6B3-964B9F9D48EB}"/>
+      </w:docPartPr>
+      <w:docPartBody>
+        <w:p>
+          <w:pPr>
+            <w:pStyle w:val="F576C64F3EE95B4A8EE3F96141E70BE4"/>
+          </w:pPr>
+          <w:r>
+            <w:rPr>
+              <w:rStyle w:val="Textodelmarcadordeposicin"/>
+            </w:rPr>
+            <w:t>Haga clic o pulse aquí para escribir texto.</w:t>
+          </w:r>
+        </w:p>
+      </w:docPartBody>
+    </w:docPart>
+    <w:docPart>
+      <w:docPartPr>
+        <w:name w:val="A59B10577F04094FA0AAA7018B3D0C67"/>
+        <w:category>
+          <w:name w:val="General"/>
+          <w:gallery w:val="placeholder"/>
+        </w:category>
+        <w:types>
+          <w:type w:val="bbPlcHdr"/>
+        </w:types>
+        <w:behaviors>
+          <w:behavior w:val="content"/>
+        </w:behaviors>
+        <w:guid w:val="{39CBF2F0-D50A-2D4D-9396-FE37D2869F73}"/>
+      </w:docPartPr>
+      <w:docPartBody>
+        <w:p>
+          <w:pPr>
+            <w:pStyle w:val="A59B10577F04094FA0AAA7018B3D0C67"/>
+          </w:pPr>
+          <w:r>
+            <w:rPr>
+              <w:rStyle w:val="Textodelmarcadordeposicin"/>
+            </w:rPr>
+            <w:t>Haga clic o pulse aquí para escribir texto.</w:t>
+          </w:r>
+        </w:p>
+      </w:docPartBody>
+    </w:docPart>
+    <w:docPart>
+      <w:docPartPr>
+        <w:name w:val="8199134B89741A49B79D907958C301BD"/>
+        <w:category>
+          <w:name w:val="General"/>
+          <w:gallery w:val="placeholder"/>
+        </w:category>
+        <w:types>
+          <w:type w:val="bbPlcHdr"/>
+        </w:types>
+        <w:behaviors>
+          <w:behavior w:val="content"/>
+        </w:behaviors>
+        <w:guid w:val="{853FDECA-90A3-894C-92FC-6B183E729428}"/>
+      </w:docPartPr>
+      <w:docPartBody>
+        <w:p>
+          <w:pPr>
+            <w:pStyle w:val="8199134B89741A49B79D907958C301BD"/>
+          </w:pPr>
+          <w:r>
+            <w:rPr>
+              <w:rStyle w:val="Textodelmarcadordeposicin"/>
+            </w:rPr>
+            <w:t>Haga clic o pulse aquí para escribir texto.</w:t>
+          </w:r>
+        </w:p>
+      </w:docPartBody>
+    </w:docPart>
   </w:docParts>
 </w:glossaryDocument>
 </file>
@@ -23087,9 +25176,14 @@
     <w:rsid w:val="0072102C"/>
     <w:rsid w:val="007F1068"/>
     <w:rsid w:val="00B46266"/>
+    <w:rsid w:val="00B72A9A"/>
     <w:rsid w:val="00BC1709"/>
     <w:rsid w:val="00BC784B"/>
     <w:rsid w:val="00C230C0"/>
+    <w:rsid w:val="00CA3EDC"/>
+    <w:rsid w:val="00E339CA"/>
+    <w:rsid w:val="00F32CED"/>
+    <w:rsid w:val="00FE04CA"/>
   </w:rsids>
   <m:mathPr>
     <m:mathFont m:val="Cambria Math"/>
@@ -23545,7 +25639,7 @@
     <w:basedOn w:val="Fuentedeprrafopredeter"/>
     <w:uiPriority w:val="99"/>
     <w:semiHidden/>
-    <w:rsid w:val="00354D55"/>
+    <w:rsid w:val="00E339CA"/>
     <w:rPr>
       <w:color w:val="666666"/>
     </w:rPr>
@@ -23609,6 +25703,22 @@
   <w:style w:type="paragraph" w:customStyle="1" w:styleId="759C34B174B42349BF4D0D5C15E8C7CC">
     <w:name w:val="759C34B174B42349BF4D0D5C15E8C7CC"/>
     <w:rsid w:val="00570B9F"/>
+  </w:style>
+  <w:style w:type="paragraph" w:customStyle="1" w:styleId="DB1C4D2E1D8D4B428A2CD642378512AF">
+    <w:name w:val="DB1C4D2E1D8D4B428A2CD642378512AF"/>
+    <w:rsid w:val="00E339CA"/>
+  </w:style>
+  <w:style w:type="paragraph" w:customStyle="1" w:styleId="F576C64F3EE95B4A8EE3F96141E70BE4">
+    <w:name w:val="F576C64F3EE95B4A8EE3F96141E70BE4"/>
+    <w:rsid w:val="00E339CA"/>
+  </w:style>
+  <w:style w:type="paragraph" w:customStyle="1" w:styleId="A59B10577F04094FA0AAA7018B3D0C67">
+    <w:name w:val="A59B10577F04094FA0AAA7018B3D0C67"/>
+    <w:rsid w:val="00E339CA"/>
+  </w:style>
+  <w:style w:type="paragraph" w:customStyle="1" w:styleId="8199134B89741A49B79D907958C301BD">
+    <w:name w:val="8199134B89741A49B79D907958C301BD"/>
+    <w:rsid w:val="00E339CA"/>
   </w:style>
 </w:styles>
 </file>
